--- a/Received/nursery/Nursery, nepali W.docx
+++ b/Received/nursery/Nursery, nepali W.docx
@@ -1349,20 +1349,8 @@
                 <w:sz w:val="32"/>
                 <w:szCs w:val="32"/>
               </w:rPr>
-              <w:t>] ;</w:t>
+              <w:t>] ;xL</w:t>
             </w:r>
-            <w:proofErr w:type="spellStart"/>
-            <w:r>
-              <w:rPr>
-                <w:rFonts w:ascii="Preeti" w:hAnsi="Preeti"/>
-                <w:b/>
-                <w:bCs/>
-                <w:sz w:val="32"/>
-                <w:szCs w:val="32"/>
-              </w:rPr>
-              <w:t>xL</w:t>
-            </w:r>
-            <w:proofErr w:type="spellEnd"/>
             <w:proofErr w:type="gramEnd"/>
             <w:r>
               <w:rPr>
@@ -1436,7 +1424,7 @@
     </w:tbl>
     <w:p>
       <w:pPr>
-        <w:spacing w:after="0" w:line="360" w:lineRule="auto"/>
+        <w:spacing w:after="0" w:line="600" w:lineRule="auto"/>
         <w:jc w:val="both"/>
         <w:rPr>
           <w:rFonts w:ascii="Sagarmatha" w:hAnsi="Sagarmatha" w:cs="Arial"/>
@@ -1460,15 +1448,7 @@
           <w:sz w:val="44"/>
           <w:szCs w:val="44"/>
         </w:rPr>
-        <w:t xml:space="preserve"> </w:t>
-      </w:r>
-      <w:r>
-        <w:rPr>
-          <w:rFonts w:ascii="Sagarmatha" w:hAnsi="Sagarmatha" w:cs="Arial"/>
-          <w:sz w:val="44"/>
-          <w:szCs w:val="44"/>
-        </w:rPr>
-        <w:t xml:space="preserve">p:t} </w:t>
+        <w:t xml:space="preserve"> p:t} </w:t>
       </w:r>
       <w:proofErr w:type="spellStart"/>
       <w:r>
@@ -1590,6 +1570,795 @@
         </w:rPr>
         <w:tab/>
         <w:t>%</w:t>
+      </w:r>
+    </w:p>
+    <w:p>
+      <w:pPr>
+        <w:spacing w:after="0" w:line="600" w:lineRule="auto"/>
+        <w:jc w:val="both"/>
+        <w:rPr>
+          <w:rFonts w:ascii="Sagarmatha" w:hAnsi="Sagarmatha" w:cs="Arial"/>
+          <w:sz w:val="44"/>
+          <w:szCs w:val="44"/>
+        </w:rPr>
+      </w:pPr>
+      <w:r>
+        <w:rPr>
+          <w:rFonts w:ascii="Sagarmatha" w:hAnsi="Sagarmatha" w:cs="Arial"/>
+          <w:sz w:val="44"/>
+          <w:szCs w:val="44"/>
+        </w:rPr>
+        <w:t>s</w:t>
+      </w:r>
+      <w:r>
+        <w:rPr>
+          <w:rFonts w:ascii="Sagarmatha" w:hAnsi="Sagarmatha" w:cs="Arial"/>
+          <w:sz w:val="44"/>
+          <w:szCs w:val="44"/>
+        </w:rPr>
+        <w:tab/>
+      </w:r>
+      <w:r>
+        <w:rPr>
+          <w:rFonts w:ascii="Sagarmatha" w:hAnsi="Sagarmatha" w:cs="Arial"/>
+          <w:sz w:val="44"/>
+          <w:szCs w:val="44"/>
+        </w:rPr>
+        <w:tab/>
+      </w:r>
+      <w:r>
+        <w:rPr>
+          <w:rFonts w:ascii="Sagarmatha" w:hAnsi="Sagarmatha" w:cs="Arial"/>
+          <w:sz w:val="44"/>
+          <w:szCs w:val="44"/>
+        </w:rPr>
+        <w:tab/>
+      </w:r>
+      <w:r>
+        <w:rPr>
+          <w:rFonts w:ascii="Sagarmatha" w:hAnsi="Sagarmatha" w:cs="Arial"/>
+          <w:sz w:val="44"/>
+          <w:szCs w:val="44"/>
+        </w:rPr>
+        <w:tab/>
+      </w:r>
+      <w:r>
+        <w:rPr>
+          <w:rFonts w:ascii="Sagarmatha" w:hAnsi="Sagarmatha" w:cs="Arial"/>
+          <w:sz w:val="44"/>
+          <w:szCs w:val="44"/>
+        </w:rPr>
+        <w:tab/>
+      </w:r>
+      <w:r>
+        <w:rPr>
+          <w:rFonts w:ascii="Sagarmatha" w:hAnsi="Sagarmatha" w:cs="Arial"/>
+          <w:sz w:val="44"/>
+          <w:szCs w:val="44"/>
+        </w:rPr>
+        <w:tab/>
+      </w:r>
+      <w:r>
+        <w:rPr>
+          <w:rFonts w:ascii="Sagarmatha" w:hAnsi="Sagarmatha" w:cs="Arial"/>
+          <w:sz w:val="44"/>
+          <w:szCs w:val="44"/>
+        </w:rPr>
+        <w:t>r</w:t>
+      </w:r>
+    </w:p>
+    <w:p>
+      <w:pPr>
+        <w:spacing w:after="0" w:line="600" w:lineRule="auto"/>
+        <w:jc w:val="both"/>
+        <w:rPr>
+          <w:rFonts w:ascii="Sagarmatha" w:hAnsi="Sagarmatha" w:cs="Arial"/>
+          <w:sz w:val="44"/>
+          <w:szCs w:val="44"/>
+        </w:rPr>
+      </w:pPr>
+      <w:r>
+        <w:rPr>
+          <w:rFonts w:ascii="Sagarmatha" w:hAnsi="Sagarmatha" w:cs="Arial"/>
+          <w:sz w:val="44"/>
+          <w:szCs w:val="44"/>
+        </w:rPr>
+        <w:t>r</w:t>
+      </w:r>
+      <w:r>
+        <w:rPr>
+          <w:rFonts w:ascii="Sagarmatha" w:hAnsi="Sagarmatha" w:cs="Arial"/>
+          <w:sz w:val="44"/>
+          <w:szCs w:val="44"/>
+        </w:rPr>
+        <w:tab/>
+      </w:r>
+      <w:r>
+        <w:rPr>
+          <w:rFonts w:ascii="Sagarmatha" w:hAnsi="Sagarmatha" w:cs="Arial"/>
+          <w:sz w:val="44"/>
+          <w:szCs w:val="44"/>
+        </w:rPr>
+        <w:tab/>
+      </w:r>
+      <w:r>
+        <w:rPr>
+          <w:rFonts w:ascii="Sagarmatha" w:hAnsi="Sagarmatha" w:cs="Arial"/>
+          <w:sz w:val="44"/>
+          <w:szCs w:val="44"/>
+        </w:rPr>
+        <w:tab/>
+      </w:r>
+      <w:r>
+        <w:rPr>
+          <w:rFonts w:ascii="Sagarmatha" w:hAnsi="Sagarmatha" w:cs="Arial"/>
+          <w:sz w:val="44"/>
+          <w:szCs w:val="44"/>
+        </w:rPr>
+        <w:tab/>
+      </w:r>
+      <w:r>
+        <w:rPr>
+          <w:rFonts w:ascii="Sagarmatha" w:hAnsi="Sagarmatha" w:cs="Arial"/>
+          <w:sz w:val="44"/>
+          <w:szCs w:val="44"/>
+        </w:rPr>
+        <w:tab/>
+      </w:r>
+      <w:r>
+        <w:rPr>
+          <w:rFonts w:ascii="Sagarmatha" w:hAnsi="Sagarmatha" w:cs="Arial"/>
+          <w:sz w:val="44"/>
+          <w:szCs w:val="44"/>
+        </w:rPr>
+        <w:tab/>
+      </w:r>
+      <w:r>
+        <w:rPr>
+          <w:rFonts w:ascii="Sagarmatha" w:hAnsi="Sagarmatha" w:cs="Arial"/>
+          <w:sz w:val="44"/>
+          <w:szCs w:val="44"/>
+        </w:rPr>
+        <w:t>s</w:t>
+      </w:r>
+    </w:p>
+    <w:p>
+      <w:pPr>
+        <w:spacing w:after="0" w:line="600" w:lineRule="auto"/>
+        <w:jc w:val="both"/>
+        <w:rPr>
+          <w:rFonts w:ascii="Sagarmatha" w:hAnsi="Sagarmatha" w:cs="Arial"/>
+          <w:sz w:val="44"/>
+          <w:szCs w:val="44"/>
+        </w:rPr>
+      </w:pPr>
+      <w:proofErr w:type="spellStart"/>
+      <w:r>
+        <w:rPr>
+          <w:rFonts w:ascii="Sagarmatha" w:hAnsi="Sagarmatha" w:cs="Arial"/>
+          <w:sz w:val="44"/>
+          <w:szCs w:val="44"/>
+        </w:rPr>
+        <w:t>em</w:t>
+      </w:r>
+      <w:proofErr w:type="spellEnd"/>
+      <w:r>
+        <w:rPr>
+          <w:rFonts w:ascii="Sagarmatha" w:hAnsi="Sagarmatha" w:cs="Arial"/>
+          <w:sz w:val="44"/>
+          <w:szCs w:val="44"/>
+        </w:rPr>
+        <w:tab/>
+      </w:r>
+      <w:r>
+        <w:rPr>
+          <w:rFonts w:ascii="Sagarmatha" w:hAnsi="Sagarmatha" w:cs="Arial"/>
+          <w:sz w:val="44"/>
+          <w:szCs w:val="44"/>
+        </w:rPr>
+        <w:tab/>
+      </w:r>
+      <w:r>
+        <w:rPr>
+          <w:rFonts w:ascii="Sagarmatha" w:hAnsi="Sagarmatha" w:cs="Arial"/>
+          <w:sz w:val="44"/>
+          <w:szCs w:val="44"/>
+        </w:rPr>
+        <w:tab/>
+      </w:r>
+      <w:r>
+        <w:rPr>
+          <w:rFonts w:ascii="Sagarmatha" w:hAnsi="Sagarmatha" w:cs="Arial"/>
+          <w:sz w:val="44"/>
+          <w:szCs w:val="44"/>
+        </w:rPr>
+        <w:tab/>
+      </w:r>
+      <w:r>
+        <w:rPr>
+          <w:rFonts w:ascii="Sagarmatha" w:hAnsi="Sagarmatha" w:cs="Arial"/>
+          <w:sz w:val="44"/>
+          <w:szCs w:val="44"/>
+        </w:rPr>
+        <w:tab/>
+      </w:r>
+      <w:r>
+        <w:rPr>
+          <w:rFonts w:ascii="Sagarmatha" w:hAnsi="Sagarmatha" w:cs="Arial"/>
+          <w:sz w:val="44"/>
+          <w:szCs w:val="44"/>
+        </w:rPr>
+        <w:tab/>
+      </w:r>
+      <w:r>
+        <w:rPr>
+          <w:rFonts w:ascii="Sagarmatha" w:hAnsi="Sagarmatha" w:cs="Arial"/>
+          <w:sz w:val="44"/>
+          <w:szCs w:val="44"/>
+        </w:rPr>
+        <w:t>km</w:t>
+      </w:r>
+    </w:p>
+    <w:p>
+      <w:pPr>
+        <w:spacing w:after="0" w:line="600" w:lineRule="auto"/>
+        <w:jc w:val="both"/>
+        <w:rPr>
+          <w:rFonts w:ascii="Sagarmatha" w:hAnsi="Sagarmatha" w:cs="Arial"/>
+          <w:sz w:val="44"/>
+          <w:szCs w:val="44"/>
+        </w:rPr>
+      </w:pPr>
+      <w:r>
+        <w:rPr>
+          <w:rFonts w:ascii="Sagarmatha" w:hAnsi="Sagarmatha" w:cs="Arial"/>
+          <w:sz w:val="44"/>
+          <w:szCs w:val="44"/>
+        </w:rPr>
+        <w:t>7</w:t>
+      </w:r>
+      <w:r>
+        <w:rPr>
+          <w:rFonts w:ascii="Sagarmatha" w:hAnsi="Sagarmatha" w:cs="Arial"/>
+          <w:sz w:val="44"/>
+          <w:szCs w:val="44"/>
+        </w:rPr>
+        <w:tab/>
+      </w:r>
+      <w:r>
+        <w:rPr>
+          <w:rFonts w:ascii="Sagarmatha" w:hAnsi="Sagarmatha" w:cs="Arial"/>
+          <w:sz w:val="44"/>
+          <w:szCs w:val="44"/>
+        </w:rPr>
+        <w:tab/>
+      </w:r>
+      <w:r>
+        <w:rPr>
+          <w:rFonts w:ascii="Sagarmatha" w:hAnsi="Sagarmatha" w:cs="Arial"/>
+          <w:sz w:val="44"/>
+          <w:szCs w:val="44"/>
+        </w:rPr>
+        <w:tab/>
+      </w:r>
+      <w:r>
+        <w:rPr>
+          <w:rFonts w:ascii="Sagarmatha" w:hAnsi="Sagarmatha" w:cs="Arial"/>
+          <w:sz w:val="44"/>
+          <w:szCs w:val="44"/>
+        </w:rPr>
+        <w:tab/>
+      </w:r>
+      <w:r>
+        <w:rPr>
+          <w:rFonts w:ascii="Sagarmatha" w:hAnsi="Sagarmatha" w:cs="Arial"/>
+          <w:sz w:val="44"/>
+          <w:szCs w:val="44"/>
+        </w:rPr>
+        <w:tab/>
+      </w:r>
+      <w:r>
+        <w:rPr>
+          <w:rFonts w:ascii="Sagarmatha" w:hAnsi="Sagarmatha" w:cs="Arial"/>
+          <w:sz w:val="44"/>
+          <w:szCs w:val="44"/>
+        </w:rPr>
+        <w:tab/>
+      </w:r>
+      <w:r>
+        <w:rPr>
+          <w:rFonts w:ascii="Sagarmatha" w:hAnsi="Sagarmatha" w:cs="Arial"/>
+          <w:sz w:val="44"/>
+          <w:szCs w:val="44"/>
+        </w:rPr>
+        <w:t>7</w:t>
+      </w:r>
+    </w:p>
+    <w:p>
+      <w:pPr>
+        <w:spacing w:after="0" w:line="600" w:lineRule="auto"/>
+        <w:jc w:val="both"/>
+        <w:rPr>
+          <w:rFonts w:ascii="Sagarmatha" w:hAnsi="Sagarmatha" w:cs="Arial"/>
+          <w:sz w:val="44"/>
+          <w:szCs w:val="44"/>
+        </w:rPr>
+      </w:pPr>
+      <w:r>
+        <w:rPr>
+          <w:rFonts w:ascii="Sagarmatha" w:hAnsi="Sagarmatha" w:cs="Arial"/>
+          <w:sz w:val="44"/>
+          <w:szCs w:val="44"/>
+        </w:rPr>
+        <w:t>km</w:t>
+      </w:r>
+      <w:r>
+        <w:rPr>
+          <w:rFonts w:ascii="Sagarmatha" w:hAnsi="Sagarmatha" w:cs="Arial"/>
+          <w:sz w:val="44"/>
+          <w:szCs w:val="44"/>
+        </w:rPr>
+        <w:tab/>
+      </w:r>
+      <w:r>
+        <w:rPr>
+          <w:rFonts w:ascii="Sagarmatha" w:hAnsi="Sagarmatha" w:cs="Arial"/>
+          <w:sz w:val="44"/>
+          <w:szCs w:val="44"/>
+        </w:rPr>
+        <w:tab/>
+      </w:r>
+      <w:r>
+        <w:rPr>
+          <w:rFonts w:ascii="Sagarmatha" w:hAnsi="Sagarmatha" w:cs="Arial"/>
+          <w:sz w:val="44"/>
+          <w:szCs w:val="44"/>
+        </w:rPr>
+        <w:tab/>
+      </w:r>
+      <w:r>
+        <w:rPr>
+          <w:rFonts w:ascii="Sagarmatha" w:hAnsi="Sagarmatha" w:cs="Arial"/>
+          <w:sz w:val="44"/>
+          <w:szCs w:val="44"/>
+        </w:rPr>
+        <w:tab/>
+      </w:r>
+      <w:r>
+        <w:rPr>
+          <w:rFonts w:ascii="Sagarmatha" w:hAnsi="Sagarmatha" w:cs="Arial"/>
+          <w:sz w:val="44"/>
+          <w:szCs w:val="44"/>
+        </w:rPr>
+        <w:tab/>
+      </w:r>
+      <w:r>
+        <w:rPr>
+          <w:rFonts w:ascii="Sagarmatha" w:hAnsi="Sagarmatha" w:cs="Arial"/>
+          <w:sz w:val="44"/>
+          <w:szCs w:val="44"/>
+        </w:rPr>
+        <w:tab/>
+      </w:r>
+      <w:proofErr w:type="spellStart"/>
+      <w:r>
+        <w:rPr>
+          <w:rFonts w:ascii="Sagarmatha" w:hAnsi="Sagarmatha" w:cs="Arial"/>
+          <w:sz w:val="44"/>
+          <w:szCs w:val="44"/>
+        </w:rPr>
+        <w:t>em</w:t>
+      </w:r>
+      <w:proofErr w:type="spellEnd"/>
+    </w:p>
+    <w:p>
+      <w:pPr>
+        <w:spacing w:after="0" w:line="480" w:lineRule="auto"/>
+        <w:jc w:val="both"/>
+        <w:rPr>
+          <w:rFonts w:ascii="Sagarmatha" w:hAnsi="Sagarmatha" w:cs="Arial"/>
+          <w:sz w:val="44"/>
+          <w:szCs w:val="44"/>
+        </w:rPr>
+      </w:pPr>
+      <w:r>
+        <w:rPr>
+          <w:rFonts w:ascii="Sagarmatha" w:hAnsi="Sagarmatha" w:cs="Arial"/>
+          <w:sz w:val="44"/>
+          <w:szCs w:val="44"/>
+        </w:rPr>
+        <w:t xml:space="preserve">@= </w:t>
+      </w:r>
+      <w:proofErr w:type="spellStart"/>
+      <w:r>
+        <w:rPr>
+          <w:rFonts w:ascii="Sagarmatha" w:hAnsi="Sagarmatha" w:cs="Arial"/>
+          <w:sz w:val="44"/>
+          <w:szCs w:val="44"/>
+        </w:rPr>
+        <w:t>ækÆ</w:t>
+      </w:r>
+      <w:proofErr w:type="spellEnd"/>
+      <w:r>
+        <w:rPr>
+          <w:rFonts w:ascii="Sagarmatha" w:hAnsi="Sagarmatha" w:cs="Arial"/>
+          <w:sz w:val="44"/>
+          <w:szCs w:val="44"/>
+        </w:rPr>
+        <w:t xml:space="preserve"> b]lv </w:t>
+      </w:r>
+      <w:proofErr w:type="spellStart"/>
+      <w:proofErr w:type="gramStart"/>
+      <w:r>
+        <w:rPr>
+          <w:rFonts w:ascii="Sagarmatha" w:hAnsi="Sagarmatha" w:cs="Arial"/>
+          <w:sz w:val="44"/>
+          <w:szCs w:val="44"/>
+        </w:rPr>
+        <w:t>ænÆ</w:t>
+      </w:r>
+      <w:proofErr w:type="spellEnd"/>
+      <w:r>
+        <w:rPr>
+          <w:rFonts w:ascii="Sagarmatha" w:hAnsi="Sagarmatha" w:cs="Arial"/>
+          <w:sz w:val="44"/>
+          <w:szCs w:val="44"/>
+        </w:rPr>
+        <w:t xml:space="preserve"> ;Dd</w:t>
+      </w:r>
+      <w:proofErr w:type="gramEnd"/>
+      <w:r>
+        <w:rPr>
+          <w:rFonts w:ascii="Sagarmatha" w:hAnsi="Sagarmatha" w:cs="Arial"/>
+          <w:sz w:val="44"/>
+          <w:szCs w:val="44"/>
+        </w:rPr>
+        <w:t xml:space="preserve"> </w:t>
+      </w:r>
+      <w:proofErr w:type="gramStart"/>
+      <w:r>
+        <w:rPr>
+          <w:rFonts w:ascii="Sagarmatha" w:hAnsi="Sagarmatha" w:cs="Arial"/>
+          <w:sz w:val="44"/>
+          <w:szCs w:val="44"/>
+        </w:rPr>
+        <w:t>n]</w:t>
+      </w:r>
+      <w:proofErr w:type="spellStart"/>
+      <w:r>
+        <w:rPr>
+          <w:rFonts w:ascii="Sagarmatha" w:hAnsi="Sagarmatha" w:cs="Arial"/>
+          <w:sz w:val="44"/>
+          <w:szCs w:val="44"/>
+        </w:rPr>
+        <w:t>Vg'xf</w:t>
+      </w:r>
+      <w:proofErr w:type="spellEnd"/>
+      <w:r>
+        <w:rPr>
+          <w:rFonts w:ascii="Sagarmatha" w:hAnsi="Sagarmatha" w:cs="Arial"/>
+          <w:sz w:val="44"/>
+          <w:szCs w:val="44"/>
+        </w:rPr>
+        <w:t>];\</w:t>
+      </w:r>
+      <w:proofErr w:type="gramEnd"/>
+      <w:r>
+        <w:rPr>
+          <w:rFonts w:ascii="Sagarmatha" w:hAnsi="Sagarmatha" w:cs="Arial"/>
+          <w:sz w:val="44"/>
+          <w:szCs w:val="44"/>
+        </w:rPr>
+        <w:t xml:space="preserve"> .</w:t>
+      </w:r>
+      <w:r>
+        <w:rPr>
+          <w:rFonts w:ascii="Sagarmatha" w:hAnsi="Sagarmatha" w:cs="Arial"/>
+          <w:sz w:val="44"/>
+          <w:szCs w:val="44"/>
+        </w:rPr>
+        <w:tab/>
+      </w:r>
+      <w:r>
+        <w:rPr>
+          <w:rFonts w:ascii="Sagarmatha" w:hAnsi="Sagarmatha" w:cs="Arial"/>
+          <w:sz w:val="44"/>
+          <w:szCs w:val="44"/>
+        </w:rPr>
+        <w:tab/>
+      </w:r>
+      <w:r>
+        <w:rPr>
+          <w:rFonts w:ascii="Sagarmatha" w:hAnsi="Sagarmatha" w:cs="Arial"/>
+          <w:sz w:val="44"/>
+          <w:szCs w:val="44"/>
+        </w:rPr>
+        <w:tab/>
+      </w:r>
+      <w:r>
+        <w:rPr>
+          <w:rFonts w:ascii="Sagarmatha" w:hAnsi="Sagarmatha" w:cs="Arial"/>
+          <w:sz w:val="44"/>
+          <w:szCs w:val="44"/>
+        </w:rPr>
+        <w:tab/>
+      </w:r>
+      <w:r>
+        <w:rPr>
+          <w:rFonts w:ascii="Sagarmatha" w:hAnsi="Sagarmatha" w:cs="Arial"/>
+          <w:sz w:val="44"/>
+          <w:szCs w:val="44"/>
+        </w:rPr>
+        <w:tab/>
+      </w:r>
+      <w:r>
+        <w:rPr>
+          <w:rFonts w:ascii="Sagarmatha" w:hAnsi="Sagarmatha" w:cs="Arial"/>
+          <w:sz w:val="44"/>
+          <w:szCs w:val="44"/>
+        </w:rPr>
+        <w:tab/>
+      </w:r>
+      <w:r>
+        <w:rPr>
+          <w:rFonts w:ascii="Sagarmatha" w:hAnsi="Sagarmatha" w:cs="Arial"/>
+          <w:sz w:val="44"/>
+          <w:szCs w:val="44"/>
+        </w:rPr>
+        <w:tab/>
+      </w:r>
+      <w:r>
+        <w:rPr>
+          <w:rFonts w:ascii="Sagarmatha" w:hAnsi="Sagarmatha" w:cs="Arial"/>
+          <w:sz w:val="44"/>
+          <w:szCs w:val="44"/>
+        </w:rPr>
+        <w:tab/>
+        <w:t>*</w:t>
+      </w:r>
+    </w:p>
+    <w:p>
+      <w:pPr>
+        <w:spacing w:after="0" w:line="480" w:lineRule="auto"/>
+        <w:jc w:val="both"/>
+        <w:rPr>
+          <w:rFonts w:ascii="Sagarmatha" w:hAnsi="Sagarmatha" w:cs="Arial"/>
+          <w:sz w:val="44"/>
+          <w:szCs w:val="44"/>
+          <w:u w:val="single"/>
+        </w:rPr>
+      </w:pPr>
+      <w:r>
+        <w:rPr>
+          <w:rFonts w:ascii="Sagarmatha" w:hAnsi="Sagarmatha" w:cs="Arial"/>
+          <w:sz w:val="44"/>
+          <w:szCs w:val="44"/>
+          <w:u w:val="single"/>
+        </w:rPr>
+        <w:tab/>
+      </w:r>
+      <w:r>
+        <w:rPr>
+          <w:rFonts w:ascii="Sagarmatha" w:hAnsi="Sagarmatha" w:cs="Arial"/>
+          <w:sz w:val="44"/>
+          <w:szCs w:val="44"/>
+          <w:u w:val="single"/>
+        </w:rPr>
+        <w:tab/>
+      </w:r>
+      <w:r>
+        <w:rPr>
+          <w:rFonts w:ascii="Sagarmatha" w:hAnsi="Sagarmatha" w:cs="Arial"/>
+          <w:sz w:val="44"/>
+          <w:szCs w:val="44"/>
+        </w:rPr>
+        <w:tab/>
+      </w:r>
+      <w:r>
+        <w:rPr>
+          <w:rFonts w:ascii="Sagarmatha" w:hAnsi="Sagarmatha" w:cs="Arial"/>
+          <w:sz w:val="44"/>
+          <w:szCs w:val="44"/>
+          <w:u w:val="single"/>
+        </w:rPr>
+        <w:tab/>
+      </w:r>
+      <w:r>
+        <w:rPr>
+          <w:rFonts w:ascii="Sagarmatha" w:hAnsi="Sagarmatha" w:cs="Arial"/>
+          <w:sz w:val="44"/>
+          <w:szCs w:val="44"/>
+          <w:u w:val="single"/>
+        </w:rPr>
+        <w:tab/>
+      </w:r>
+      <w:r>
+        <w:rPr>
+          <w:rFonts w:ascii="Sagarmatha" w:hAnsi="Sagarmatha" w:cs="Arial"/>
+          <w:sz w:val="44"/>
+          <w:szCs w:val="44"/>
+        </w:rPr>
+        <w:tab/>
+      </w:r>
+      <w:r>
+        <w:rPr>
+          <w:rFonts w:ascii="Sagarmatha" w:hAnsi="Sagarmatha" w:cs="Arial"/>
+          <w:sz w:val="44"/>
+          <w:szCs w:val="44"/>
+          <w:u w:val="single"/>
+        </w:rPr>
+        <w:tab/>
+      </w:r>
+      <w:r>
+        <w:rPr>
+          <w:rFonts w:ascii="Sagarmatha" w:hAnsi="Sagarmatha" w:cs="Arial"/>
+          <w:sz w:val="44"/>
+          <w:szCs w:val="44"/>
+          <w:u w:val="single"/>
+        </w:rPr>
+        <w:tab/>
+      </w:r>
+      <w:r>
+        <w:rPr>
+          <w:rFonts w:ascii="Sagarmatha" w:hAnsi="Sagarmatha" w:cs="Arial"/>
+          <w:sz w:val="44"/>
+          <w:szCs w:val="44"/>
+        </w:rPr>
+        <w:tab/>
+      </w:r>
+      <w:r>
+        <w:rPr>
+          <w:rFonts w:ascii="Sagarmatha" w:hAnsi="Sagarmatha" w:cs="Arial"/>
+          <w:sz w:val="44"/>
+          <w:szCs w:val="44"/>
+          <w:u w:val="single"/>
+        </w:rPr>
+        <w:tab/>
+      </w:r>
+      <w:r>
+        <w:rPr>
+          <w:rFonts w:ascii="Sagarmatha" w:hAnsi="Sagarmatha" w:cs="Arial"/>
+          <w:sz w:val="44"/>
+          <w:szCs w:val="44"/>
+          <w:u w:val="single"/>
+        </w:rPr>
+        <w:tab/>
+      </w:r>
+    </w:p>
+    <w:p>
+      <w:pPr>
+        <w:spacing w:after="0" w:line="480" w:lineRule="auto"/>
+        <w:jc w:val="both"/>
+        <w:rPr>
+          <w:rFonts w:ascii="Arial" w:hAnsi="Arial" w:cs="Arial"/>
+          <w:sz w:val="32"/>
+          <w:szCs w:val="32"/>
+          <w:u w:val="single"/>
+        </w:rPr>
+      </w:pPr>
+    </w:p>
+    <w:p>
+      <w:pPr>
+        <w:spacing w:after="0" w:line="480" w:lineRule="auto"/>
+        <w:jc w:val="both"/>
+        <w:rPr>
+          <w:rFonts w:ascii="Sagarmatha" w:hAnsi="Sagarmatha" w:cs="Arial"/>
+          <w:sz w:val="44"/>
+          <w:szCs w:val="44"/>
+        </w:rPr>
+      </w:pPr>
+      <w:r>
+        <w:rPr>
+          <w:rFonts w:ascii="Sagarmatha" w:hAnsi="Sagarmatha" w:cs="Arial"/>
+          <w:sz w:val="44"/>
+          <w:szCs w:val="44"/>
+          <w:u w:val="single"/>
+        </w:rPr>
+        <w:tab/>
+      </w:r>
+      <w:r>
+        <w:rPr>
+          <w:rFonts w:ascii="Sagarmatha" w:hAnsi="Sagarmatha" w:cs="Arial"/>
+          <w:sz w:val="44"/>
+          <w:szCs w:val="44"/>
+          <w:u w:val="single"/>
+        </w:rPr>
+        <w:tab/>
+      </w:r>
+      <w:r>
+        <w:rPr>
+          <w:rFonts w:ascii="Sagarmatha" w:hAnsi="Sagarmatha" w:cs="Arial"/>
+          <w:sz w:val="44"/>
+          <w:szCs w:val="44"/>
+        </w:rPr>
+        <w:tab/>
+      </w:r>
+      <w:r>
+        <w:rPr>
+          <w:rFonts w:ascii="Sagarmatha" w:hAnsi="Sagarmatha" w:cs="Arial"/>
+          <w:sz w:val="44"/>
+          <w:szCs w:val="44"/>
+          <w:u w:val="single"/>
+        </w:rPr>
+        <w:tab/>
+      </w:r>
+      <w:r>
+        <w:rPr>
+          <w:rFonts w:ascii="Sagarmatha" w:hAnsi="Sagarmatha" w:cs="Arial"/>
+          <w:sz w:val="44"/>
+          <w:szCs w:val="44"/>
+          <w:u w:val="single"/>
+        </w:rPr>
+        <w:tab/>
+      </w:r>
+      <w:r>
+        <w:rPr>
+          <w:rFonts w:ascii="Sagarmatha" w:hAnsi="Sagarmatha" w:cs="Arial"/>
+          <w:sz w:val="44"/>
+          <w:szCs w:val="44"/>
+        </w:rPr>
+        <w:tab/>
+      </w:r>
+      <w:r>
+        <w:rPr>
+          <w:rFonts w:ascii="Sagarmatha" w:hAnsi="Sagarmatha" w:cs="Arial"/>
+          <w:sz w:val="44"/>
+          <w:szCs w:val="44"/>
+          <w:u w:val="single"/>
+        </w:rPr>
+        <w:tab/>
+      </w:r>
+      <w:r>
+        <w:rPr>
+          <w:rFonts w:ascii="Sagarmatha" w:hAnsi="Sagarmatha" w:cs="Arial"/>
+          <w:sz w:val="44"/>
+          <w:szCs w:val="44"/>
+          <w:u w:val="single"/>
+        </w:rPr>
+        <w:tab/>
+      </w:r>
+      <w:r>
+        <w:rPr>
+          <w:rFonts w:ascii="Sagarmatha" w:hAnsi="Sagarmatha" w:cs="Arial"/>
+          <w:sz w:val="44"/>
+          <w:szCs w:val="44"/>
+        </w:rPr>
+        <w:tab/>
+      </w:r>
+      <w:r>
+        <w:rPr>
+          <w:rFonts w:ascii="Sagarmatha" w:hAnsi="Sagarmatha" w:cs="Arial"/>
+          <w:sz w:val="44"/>
+          <w:szCs w:val="44"/>
+          <w:u w:val="single"/>
+        </w:rPr>
+        <w:tab/>
+      </w:r>
+      <w:r>
+        <w:rPr>
+          <w:rFonts w:ascii="Sagarmatha" w:hAnsi="Sagarmatha" w:cs="Arial"/>
+          <w:sz w:val="44"/>
+          <w:szCs w:val="44"/>
+          <w:u w:val="single"/>
+        </w:rPr>
+        <w:tab/>
+      </w:r>
+    </w:p>
+    <w:p>
+      <w:pPr>
+        <w:rPr>
+          <w:rFonts w:ascii="Sagarmatha" w:hAnsi="Sagarmatha" w:cs="Arial"/>
+          <w:sz w:val="44"/>
+          <w:szCs w:val="44"/>
+        </w:rPr>
+      </w:pPr>
+      <w:r>
+        <w:rPr>
+          <w:rFonts w:ascii="Sagarmatha" w:hAnsi="Sagarmatha" w:cs="Arial"/>
+          <w:sz w:val="44"/>
+          <w:szCs w:val="44"/>
+        </w:rPr>
+        <w:br w:type="page"/>
       </w:r>
     </w:p>
     <w:p>
@@ -1605,796 +2374,25 @@
       <w:r>
         <w:rPr>
           <w:rFonts w:ascii="Sagarmatha" w:hAnsi="Sagarmatha" w:cs="Arial"/>
-          <w:sz w:val="44"/>
-          <w:szCs w:val="44"/>
-        </w:rPr>
-        <w:t>s</w:t>
-      </w:r>
-      <w:r>
-        <w:rPr>
-          <w:rFonts w:ascii="Sagarmatha" w:hAnsi="Sagarmatha" w:cs="Arial"/>
-          <w:sz w:val="44"/>
-          <w:szCs w:val="44"/>
-        </w:rPr>
-        <w:tab/>
-      </w:r>
-      <w:r>
-        <w:rPr>
-          <w:rFonts w:ascii="Sagarmatha" w:hAnsi="Sagarmatha" w:cs="Arial"/>
-          <w:sz w:val="44"/>
-          <w:szCs w:val="44"/>
-        </w:rPr>
-        <w:tab/>
-      </w:r>
-      <w:r>
-        <w:rPr>
-          <w:rFonts w:ascii="Sagarmatha" w:hAnsi="Sagarmatha" w:cs="Arial"/>
-          <w:sz w:val="44"/>
-          <w:szCs w:val="44"/>
-        </w:rPr>
-        <w:tab/>
-      </w:r>
-      <w:r>
-        <w:rPr>
-          <w:rFonts w:ascii="Sagarmatha" w:hAnsi="Sagarmatha" w:cs="Arial"/>
-          <w:sz w:val="44"/>
-          <w:szCs w:val="44"/>
-        </w:rPr>
-        <w:tab/>
-      </w:r>
-      <w:r>
-        <w:rPr>
-          <w:rFonts w:ascii="Sagarmatha" w:hAnsi="Sagarmatha" w:cs="Arial"/>
-          <w:sz w:val="44"/>
-          <w:szCs w:val="44"/>
-        </w:rPr>
-        <w:tab/>
-      </w:r>
-      <w:r>
-        <w:rPr>
-          <w:rFonts w:ascii="Sagarmatha" w:hAnsi="Sagarmatha" w:cs="Arial"/>
-          <w:sz w:val="44"/>
-          <w:szCs w:val="44"/>
-        </w:rPr>
-        <w:tab/>
-      </w:r>
-      <w:r>
-        <w:rPr>
-          <w:rFonts w:ascii="Sagarmatha" w:hAnsi="Sagarmatha" w:cs="Arial"/>
-          <w:sz w:val="44"/>
-          <w:szCs w:val="44"/>
-        </w:rPr>
-        <w:t>r</w:t>
-      </w:r>
-    </w:p>
-    <w:p>
-      <w:pPr>
-        <w:spacing w:after="0" w:line="360" w:lineRule="auto"/>
-        <w:jc w:val="both"/>
-        <w:rPr>
-          <w:rFonts w:ascii="Sagarmatha" w:hAnsi="Sagarmatha" w:cs="Arial"/>
-          <w:sz w:val="44"/>
-          <w:szCs w:val="44"/>
-        </w:rPr>
-      </w:pPr>
-      <w:r>
-        <w:rPr>
-          <w:rFonts w:ascii="Sagarmatha" w:hAnsi="Sagarmatha" w:cs="Arial"/>
-          <w:sz w:val="44"/>
-          <w:szCs w:val="44"/>
-        </w:rPr>
-        <w:t>r</w:t>
-      </w:r>
-      <w:r>
-        <w:rPr>
-          <w:rFonts w:ascii="Sagarmatha" w:hAnsi="Sagarmatha" w:cs="Arial"/>
-          <w:sz w:val="44"/>
-          <w:szCs w:val="44"/>
-        </w:rPr>
-        <w:tab/>
-      </w:r>
-      <w:r>
-        <w:rPr>
-          <w:rFonts w:ascii="Sagarmatha" w:hAnsi="Sagarmatha" w:cs="Arial"/>
-          <w:sz w:val="44"/>
-          <w:szCs w:val="44"/>
-        </w:rPr>
-        <w:tab/>
-      </w:r>
-      <w:r>
-        <w:rPr>
-          <w:rFonts w:ascii="Sagarmatha" w:hAnsi="Sagarmatha" w:cs="Arial"/>
-          <w:sz w:val="44"/>
-          <w:szCs w:val="44"/>
-        </w:rPr>
-        <w:tab/>
-      </w:r>
-      <w:r>
-        <w:rPr>
-          <w:rFonts w:ascii="Sagarmatha" w:hAnsi="Sagarmatha" w:cs="Arial"/>
-          <w:sz w:val="44"/>
-          <w:szCs w:val="44"/>
-        </w:rPr>
-        <w:tab/>
-      </w:r>
-      <w:r>
-        <w:rPr>
-          <w:rFonts w:ascii="Sagarmatha" w:hAnsi="Sagarmatha" w:cs="Arial"/>
-          <w:sz w:val="44"/>
-          <w:szCs w:val="44"/>
-        </w:rPr>
-        <w:tab/>
-      </w:r>
-      <w:r>
-        <w:rPr>
-          <w:rFonts w:ascii="Sagarmatha" w:hAnsi="Sagarmatha" w:cs="Arial"/>
-          <w:sz w:val="44"/>
-          <w:szCs w:val="44"/>
-        </w:rPr>
-        <w:tab/>
-      </w:r>
-      <w:r>
-        <w:rPr>
-          <w:rFonts w:ascii="Sagarmatha" w:hAnsi="Sagarmatha" w:cs="Arial"/>
-          <w:sz w:val="44"/>
-          <w:szCs w:val="44"/>
-        </w:rPr>
-        <w:t>s</w:t>
-      </w:r>
-    </w:p>
-    <w:p>
-      <w:pPr>
-        <w:spacing w:after="0" w:line="360" w:lineRule="auto"/>
-        <w:jc w:val="both"/>
-        <w:rPr>
-          <w:rFonts w:ascii="Sagarmatha" w:hAnsi="Sagarmatha" w:cs="Arial"/>
-          <w:sz w:val="44"/>
-          <w:szCs w:val="44"/>
-        </w:rPr>
-      </w:pPr>
-      <w:proofErr w:type="spellStart"/>
-      <w:r>
-        <w:rPr>
-          <w:rFonts w:ascii="Sagarmatha" w:hAnsi="Sagarmatha" w:cs="Arial"/>
-          <w:sz w:val="44"/>
-          <w:szCs w:val="44"/>
-        </w:rPr>
-        <w:t>em</w:t>
-      </w:r>
-      <w:proofErr w:type="spellEnd"/>
-      <w:r>
-        <w:rPr>
-          <w:rFonts w:ascii="Sagarmatha" w:hAnsi="Sagarmatha" w:cs="Arial"/>
-          <w:sz w:val="44"/>
-          <w:szCs w:val="44"/>
-        </w:rPr>
-        <w:tab/>
-      </w:r>
-      <w:r>
-        <w:rPr>
-          <w:rFonts w:ascii="Sagarmatha" w:hAnsi="Sagarmatha" w:cs="Arial"/>
-          <w:sz w:val="44"/>
-          <w:szCs w:val="44"/>
-        </w:rPr>
-        <w:tab/>
-      </w:r>
-      <w:r>
-        <w:rPr>
-          <w:rFonts w:ascii="Sagarmatha" w:hAnsi="Sagarmatha" w:cs="Arial"/>
-          <w:sz w:val="44"/>
-          <w:szCs w:val="44"/>
-        </w:rPr>
-        <w:tab/>
-      </w:r>
-      <w:r>
-        <w:rPr>
-          <w:rFonts w:ascii="Sagarmatha" w:hAnsi="Sagarmatha" w:cs="Arial"/>
-          <w:sz w:val="44"/>
-          <w:szCs w:val="44"/>
-        </w:rPr>
-        <w:tab/>
-      </w:r>
-      <w:r>
-        <w:rPr>
-          <w:rFonts w:ascii="Sagarmatha" w:hAnsi="Sagarmatha" w:cs="Arial"/>
-          <w:sz w:val="44"/>
-          <w:szCs w:val="44"/>
-        </w:rPr>
-        <w:tab/>
-      </w:r>
-      <w:r>
-        <w:rPr>
-          <w:rFonts w:ascii="Sagarmatha" w:hAnsi="Sagarmatha" w:cs="Arial"/>
-          <w:sz w:val="44"/>
-          <w:szCs w:val="44"/>
-        </w:rPr>
-        <w:tab/>
-      </w:r>
-      <w:r>
-        <w:rPr>
-          <w:rFonts w:ascii="Sagarmatha" w:hAnsi="Sagarmatha" w:cs="Arial"/>
-          <w:sz w:val="44"/>
-          <w:szCs w:val="44"/>
-        </w:rPr>
-        <w:t>km</w:t>
-      </w:r>
-    </w:p>
-    <w:p>
-      <w:pPr>
-        <w:spacing w:after="0" w:line="360" w:lineRule="auto"/>
-        <w:jc w:val="both"/>
-        <w:rPr>
-          <w:rFonts w:ascii="Sagarmatha" w:hAnsi="Sagarmatha" w:cs="Arial"/>
-          <w:sz w:val="44"/>
-          <w:szCs w:val="44"/>
-        </w:rPr>
-      </w:pPr>
-      <w:r>
-        <w:rPr>
-          <w:rFonts w:ascii="Sagarmatha" w:hAnsi="Sagarmatha" w:cs="Arial"/>
-          <w:sz w:val="44"/>
-          <w:szCs w:val="44"/>
-        </w:rPr>
-        <w:t>7</w:t>
-      </w:r>
-      <w:r>
-        <w:rPr>
-          <w:rFonts w:ascii="Sagarmatha" w:hAnsi="Sagarmatha" w:cs="Arial"/>
-          <w:sz w:val="44"/>
-          <w:szCs w:val="44"/>
-        </w:rPr>
-        <w:tab/>
-      </w:r>
-      <w:r>
-        <w:rPr>
-          <w:rFonts w:ascii="Sagarmatha" w:hAnsi="Sagarmatha" w:cs="Arial"/>
-          <w:sz w:val="44"/>
-          <w:szCs w:val="44"/>
-        </w:rPr>
-        <w:tab/>
-      </w:r>
-      <w:r>
-        <w:rPr>
-          <w:rFonts w:ascii="Sagarmatha" w:hAnsi="Sagarmatha" w:cs="Arial"/>
-          <w:sz w:val="44"/>
-          <w:szCs w:val="44"/>
-        </w:rPr>
-        <w:tab/>
-      </w:r>
-      <w:r>
-        <w:rPr>
-          <w:rFonts w:ascii="Sagarmatha" w:hAnsi="Sagarmatha" w:cs="Arial"/>
-          <w:sz w:val="44"/>
-          <w:szCs w:val="44"/>
-        </w:rPr>
-        <w:tab/>
-      </w:r>
-      <w:r>
-        <w:rPr>
-          <w:rFonts w:ascii="Sagarmatha" w:hAnsi="Sagarmatha" w:cs="Arial"/>
-          <w:sz w:val="44"/>
-          <w:szCs w:val="44"/>
-        </w:rPr>
-        <w:tab/>
-      </w:r>
-      <w:r>
-        <w:rPr>
-          <w:rFonts w:ascii="Sagarmatha" w:hAnsi="Sagarmatha" w:cs="Arial"/>
-          <w:sz w:val="44"/>
-          <w:szCs w:val="44"/>
-        </w:rPr>
-        <w:tab/>
-      </w:r>
-      <w:r>
-        <w:rPr>
-          <w:rFonts w:ascii="Sagarmatha" w:hAnsi="Sagarmatha" w:cs="Arial"/>
-          <w:sz w:val="44"/>
-          <w:szCs w:val="44"/>
-        </w:rPr>
-        <w:t>7</w:t>
-      </w:r>
-    </w:p>
-    <w:p>
-      <w:pPr>
-        <w:spacing w:after="0" w:line="360" w:lineRule="auto"/>
-        <w:jc w:val="both"/>
-        <w:rPr>
-          <w:rFonts w:ascii="Sagarmatha" w:hAnsi="Sagarmatha" w:cs="Arial"/>
-          <w:sz w:val="44"/>
-          <w:szCs w:val="44"/>
-        </w:rPr>
-      </w:pPr>
-      <w:r>
-        <w:rPr>
-          <w:rFonts w:ascii="Sagarmatha" w:hAnsi="Sagarmatha" w:cs="Arial"/>
-          <w:sz w:val="44"/>
-          <w:szCs w:val="44"/>
-        </w:rPr>
-        <w:t>km</w:t>
-      </w:r>
-      <w:r>
-        <w:rPr>
-          <w:rFonts w:ascii="Sagarmatha" w:hAnsi="Sagarmatha" w:cs="Arial"/>
-          <w:sz w:val="44"/>
-          <w:szCs w:val="44"/>
-        </w:rPr>
-        <w:tab/>
-      </w:r>
-      <w:r>
-        <w:rPr>
-          <w:rFonts w:ascii="Sagarmatha" w:hAnsi="Sagarmatha" w:cs="Arial"/>
-          <w:sz w:val="44"/>
-          <w:szCs w:val="44"/>
-        </w:rPr>
-        <w:tab/>
-      </w:r>
-      <w:r>
-        <w:rPr>
-          <w:rFonts w:ascii="Sagarmatha" w:hAnsi="Sagarmatha" w:cs="Arial"/>
-          <w:sz w:val="44"/>
-          <w:szCs w:val="44"/>
-        </w:rPr>
-        <w:tab/>
-      </w:r>
-      <w:r>
-        <w:rPr>
-          <w:rFonts w:ascii="Sagarmatha" w:hAnsi="Sagarmatha" w:cs="Arial"/>
-          <w:sz w:val="44"/>
-          <w:szCs w:val="44"/>
-        </w:rPr>
-        <w:tab/>
-      </w:r>
-      <w:r>
-        <w:rPr>
-          <w:rFonts w:ascii="Sagarmatha" w:hAnsi="Sagarmatha" w:cs="Arial"/>
-          <w:sz w:val="44"/>
-          <w:szCs w:val="44"/>
-        </w:rPr>
-        <w:tab/>
-      </w:r>
-      <w:r>
-        <w:rPr>
-          <w:rFonts w:ascii="Sagarmatha" w:hAnsi="Sagarmatha" w:cs="Arial"/>
-          <w:sz w:val="44"/>
-          <w:szCs w:val="44"/>
-        </w:rPr>
-        <w:tab/>
-      </w:r>
-      <w:proofErr w:type="spellStart"/>
-      <w:r>
-        <w:rPr>
-          <w:rFonts w:ascii="Sagarmatha" w:hAnsi="Sagarmatha" w:cs="Arial"/>
-          <w:sz w:val="44"/>
-          <w:szCs w:val="44"/>
-        </w:rPr>
-        <w:t>km</w:t>
-      </w:r>
-      <w:proofErr w:type="spellEnd"/>
-    </w:p>
-    <w:p>
-      <w:pPr>
-        <w:spacing w:after="0" w:line="360" w:lineRule="auto"/>
-        <w:jc w:val="both"/>
-        <w:rPr>
-          <w:rFonts w:ascii="Sagarmatha" w:hAnsi="Sagarmatha" w:cs="Arial"/>
-          <w:sz w:val="44"/>
-          <w:szCs w:val="44"/>
-        </w:rPr>
-      </w:pPr>
-      <w:r>
-        <w:rPr>
-          <w:rFonts w:ascii="Sagarmatha" w:hAnsi="Sagarmatha" w:cs="Arial"/>
-          <w:sz w:val="44"/>
-          <w:szCs w:val="44"/>
-        </w:rPr>
-        <w:t xml:space="preserve">@= </w:t>
-      </w:r>
-      <w:proofErr w:type="spellStart"/>
-      <w:r>
-        <w:rPr>
-          <w:rFonts w:ascii="Sagarmatha" w:hAnsi="Sagarmatha" w:cs="Arial"/>
-          <w:sz w:val="44"/>
-          <w:szCs w:val="44"/>
-        </w:rPr>
-        <w:t>ækÆ</w:t>
-      </w:r>
-      <w:proofErr w:type="spellEnd"/>
-      <w:r>
-        <w:rPr>
-          <w:rFonts w:ascii="Sagarmatha" w:hAnsi="Sagarmatha" w:cs="Arial"/>
-          <w:sz w:val="44"/>
-          <w:szCs w:val="44"/>
-        </w:rPr>
-        <w:t xml:space="preserve"> b]lv </w:t>
-      </w:r>
-      <w:proofErr w:type="spellStart"/>
-      <w:proofErr w:type="gramStart"/>
-      <w:r>
-        <w:rPr>
-          <w:rFonts w:ascii="Sagarmatha" w:hAnsi="Sagarmatha" w:cs="Arial"/>
-          <w:sz w:val="44"/>
-          <w:szCs w:val="44"/>
-        </w:rPr>
-        <w:t>ænÆ</w:t>
-      </w:r>
-      <w:proofErr w:type="spellEnd"/>
-      <w:r>
-        <w:rPr>
-          <w:rFonts w:ascii="Sagarmatha" w:hAnsi="Sagarmatha" w:cs="Arial"/>
-          <w:sz w:val="44"/>
-          <w:szCs w:val="44"/>
-        </w:rPr>
-        <w:t xml:space="preserve"> ;Dd</w:t>
-      </w:r>
-      <w:proofErr w:type="gramEnd"/>
-      <w:r>
-        <w:rPr>
-          <w:rFonts w:ascii="Sagarmatha" w:hAnsi="Sagarmatha" w:cs="Arial"/>
-          <w:sz w:val="44"/>
-          <w:szCs w:val="44"/>
-        </w:rPr>
-        <w:t xml:space="preserve"> </w:t>
-      </w:r>
-      <w:proofErr w:type="gramStart"/>
-      <w:r>
-        <w:rPr>
-          <w:rFonts w:ascii="Sagarmatha" w:hAnsi="Sagarmatha" w:cs="Arial"/>
-          <w:sz w:val="44"/>
-          <w:szCs w:val="44"/>
-        </w:rPr>
-        <w:t>n]</w:t>
-      </w:r>
-      <w:proofErr w:type="spellStart"/>
-      <w:r>
-        <w:rPr>
-          <w:rFonts w:ascii="Sagarmatha" w:hAnsi="Sagarmatha" w:cs="Arial"/>
-          <w:sz w:val="44"/>
-          <w:szCs w:val="44"/>
-        </w:rPr>
-        <w:t>Vg'xf</w:t>
-      </w:r>
-      <w:proofErr w:type="spellEnd"/>
-      <w:r>
-        <w:rPr>
-          <w:rFonts w:ascii="Sagarmatha" w:hAnsi="Sagarmatha" w:cs="Arial"/>
-          <w:sz w:val="44"/>
-          <w:szCs w:val="44"/>
-        </w:rPr>
-        <w:t>];\</w:t>
-      </w:r>
-      <w:proofErr w:type="gramEnd"/>
-      <w:r>
-        <w:rPr>
-          <w:rFonts w:ascii="Sagarmatha" w:hAnsi="Sagarmatha" w:cs="Arial"/>
-          <w:sz w:val="44"/>
-          <w:szCs w:val="44"/>
-        </w:rPr>
-        <w:t xml:space="preserve"> .</w:t>
-      </w:r>
-      <w:r>
-        <w:rPr>
-          <w:rFonts w:ascii="Sagarmatha" w:hAnsi="Sagarmatha" w:cs="Arial"/>
-          <w:sz w:val="44"/>
-          <w:szCs w:val="44"/>
-        </w:rPr>
-        <w:tab/>
-      </w:r>
-      <w:r>
-        <w:rPr>
-          <w:rFonts w:ascii="Sagarmatha" w:hAnsi="Sagarmatha" w:cs="Arial"/>
-          <w:sz w:val="44"/>
-          <w:szCs w:val="44"/>
-        </w:rPr>
-        <w:tab/>
-      </w:r>
-      <w:r>
-        <w:rPr>
-          <w:rFonts w:ascii="Sagarmatha" w:hAnsi="Sagarmatha" w:cs="Arial"/>
-          <w:sz w:val="44"/>
-          <w:szCs w:val="44"/>
-        </w:rPr>
-        <w:tab/>
-      </w:r>
-      <w:r>
-        <w:rPr>
-          <w:rFonts w:ascii="Sagarmatha" w:hAnsi="Sagarmatha" w:cs="Arial"/>
-          <w:sz w:val="44"/>
-          <w:szCs w:val="44"/>
-        </w:rPr>
-        <w:tab/>
-      </w:r>
-      <w:r>
-        <w:rPr>
-          <w:rFonts w:ascii="Sagarmatha" w:hAnsi="Sagarmatha" w:cs="Arial"/>
-          <w:sz w:val="44"/>
-          <w:szCs w:val="44"/>
-        </w:rPr>
-        <w:tab/>
-      </w:r>
-      <w:r>
-        <w:rPr>
-          <w:rFonts w:ascii="Sagarmatha" w:hAnsi="Sagarmatha" w:cs="Arial"/>
-          <w:sz w:val="44"/>
-          <w:szCs w:val="44"/>
-        </w:rPr>
-        <w:tab/>
-      </w:r>
-      <w:r>
-        <w:rPr>
-          <w:rFonts w:ascii="Sagarmatha" w:hAnsi="Sagarmatha" w:cs="Arial"/>
-          <w:sz w:val="44"/>
-          <w:szCs w:val="44"/>
-        </w:rPr>
-        <w:tab/>
-      </w:r>
-      <w:r>
-        <w:rPr>
-          <w:rFonts w:ascii="Sagarmatha" w:hAnsi="Sagarmatha" w:cs="Arial"/>
-          <w:sz w:val="44"/>
-          <w:szCs w:val="44"/>
-        </w:rPr>
-        <w:tab/>
-        <w:t>*</w:t>
-      </w:r>
-    </w:p>
-    <w:p>
-      <w:pPr>
-        <w:spacing w:after="0" w:line="360" w:lineRule="auto"/>
-        <w:jc w:val="both"/>
-        <w:rPr>
-          <w:rFonts w:ascii="Sagarmatha" w:hAnsi="Sagarmatha" w:cs="Arial"/>
-          <w:sz w:val="44"/>
-          <w:szCs w:val="44"/>
-          <w:u w:val="single"/>
-        </w:rPr>
-      </w:pPr>
-      <w:r>
-        <w:rPr>
-          <w:rFonts w:ascii="Sagarmatha" w:hAnsi="Sagarmatha" w:cs="Arial"/>
-          <w:sz w:val="44"/>
-          <w:szCs w:val="44"/>
-          <w:u w:val="single"/>
-        </w:rPr>
-        <w:tab/>
-      </w:r>
-      <w:r>
-        <w:rPr>
-          <w:rFonts w:ascii="Sagarmatha" w:hAnsi="Sagarmatha" w:cs="Arial"/>
-          <w:sz w:val="44"/>
-          <w:szCs w:val="44"/>
-          <w:u w:val="single"/>
-        </w:rPr>
-        <w:tab/>
-      </w:r>
-      <w:r>
-        <w:rPr>
-          <w:rFonts w:ascii="Sagarmatha" w:hAnsi="Sagarmatha" w:cs="Arial"/>
-          <w:sz w:val="44"/>
-          <w:szCs w:val="44"/>
-        </w:rPr>
-        <w:tab/>
-      </w:r>
-      <w:r>
-        <w:rPr>
-          <w:rFonts w:ascii="Sagarmatha" w:hAnsi="Sagarmatha" w:cs="Arial"/>
-          <w:sz w:val="44"/>
-          <w:szCs w:val="44"/>
-          <w:u w:val="single"/>
-        </w:rPr>
-        <w:tab/>
-      </w:r>
-      <w:r>
-        <w:rPr>
-          <w:rFonts w:ascii="Sagarmatha" w:hAnsi="Sagarmatha" w:cs="Arial"/>
-          <w:sz w:val="44"/>
-          <w:szCs w:val="44"/>
-          <w:u w:val="single"/>
-        </w:rPr>
-        <w:tab/>
-      </w:r>
-      <w:r>
-        <w:rPr>
-          <w:rFonts w:ascii="Sagarmatha" w:hAnsi="Sagarmatha" w:cs="Arial"/>
-          <w:sz w:val="44"/>
-          <w:szCs w:val="44"/>
-        </w:rPr>
-        <w:tab/>
-      </w:r>
-      <w:r>
-        <w:rPr>
-          <w:rFonts w:ascii="Sagarmatha" w:hAnsi="Sagarmatha" w:cs="Arial"/>
-          <w:sz w:val="44"/>
-          <w:szCs w:val="44"/>
-          <w:u w:val="single"/>
-        </w:rPr>
-        <w:tab/>
-      </w:r>
-      <w:r>
-        <w:rPr>
-          <w:rFonts w:ascii="Sagarmatha" w:hAnsi="Sagarmatha" w:cs="Arial"/>
-          <w:sz w:val="44"/>
-          <w:szCs w:val="44"/>
-          <w:u w:val="single"/>
-        </w:rPr>
-        <w:tab/>
-      </w:r>
-      <w:r>
-        <w:rPr>
-          <w:rFonts w:ascii="Sagarmatha" w:hAnsi="Sagarmatha" w:cs="Arial"/>
-          <w:sz w:val="44"/>
-          <w:szCs w:val="44"/>
-        </w:rPr>
-        <w:tab/>
-      </w:r>
-      <w:r>
-        <w:rPr>
-          <w:rFonts w:ascii="Sagarmatha" w:hAnsi="Sagarmatha" w:cs="Arial"/>
-          <w:sz w:val="44"/>
-          <w:szCs w:val="44"/>
-          <w:u w:val="single"/>
-        </w:rPr>
-        <w:tab/>
-      </w:r>
-      <w:r>
-        <w:rPr>
-          <w:rFonts w:ascii="Sagarmatha" w:hAnsi="Sagarmatha" w:cs="Arial"/>
-          <w:sz w:val="44"/>
-          <w:szCs w:val="44"/>
-          <w:u w:val="single"/>
-        </w:rPr>
-        <w:tab/>
-      </w:r>
-    </w:p>
-    <w:p>
-      <w:pPr>
-        <w:spacing w:after="0" w:line="360" w:lineRule="auto"/>
-        <w:jc w:val="both"/>
-        <w:rPr>
-          <w:rFonts w:ascii="Arial" w:hAnsi="Arial" w:cs="Arial"/>
-          <w:sz w:val="32"/>
-          <w:szCs w:val="32"/>
-          <w:u w:val="single"/>
-        </w:rPr>
-      </w:pPr>
-    </w:p>
-    <w:p>
-      <w:pPr>
-        <w:spacing w:after="0" w:line="360" w:lineRule="auto"/>
-        <w:jc w:val="both"/>
-        <w:rPr>
-          <w:rFonts w:ascii="Sagarmatha" w:hAnsi="Sagarmatha" w:cs="Arial"/>
-          <w:sz w:val="44"/>
-          <w:szCs w:val="44"/>
-        </w:rPr>
-      </w:pPr>
-      <w:r>
-        <w:rPr>
-          <w:rFonts w:ascii="Sagarmatha" w:hAnsi="Sagarmatha" w:cs="Arial"/>
-          <w:sz w:val="44"/>
-          <w:szCs w:val="44"/>
-          <w:u w:val="single"/>
-        </w:rPr>
-        <w:tab/>
-      </w:r>
-      <w:r>
-        <w:rPr>
-          <w:rFonts w:ascii="Sagarmatha" w:hAnsi="Sagarmatha" w:cs="Arial"/>
-          <w:sz w:val="44"/>
-          <w:szCs w:val="44"/>
-          <w:u w:val="single"/>
-        </w:rPr>
-        <w:tab/>
-      </w:r>
-      <w:r>
-        <w:rPr>
-          <w:rFonts w:ascii="Sagarmatha" w:hAnsi="Sagarmatha" w:cs="Arial"/>
-          <w:sz w:val="44"/>
-          <w:szCs w:val="44"/>
-        </w:rPr>
-        <w:tab/>
-      </w:r>
-      <w:r>
-        <w:rPr>
-          <w:rFonts w:ascii="Sagarmatha" w:hAnsi="Sagarmatha" w:cs="Arial"/>
-          <w:sz w:val="44"/>
-          <w:szCs w:val="44"/>
-          <w:u w:val="single"/>
-        </w:rPr>
-        <w:tab/>
-      </w:r>
-      <w:r>
-        <w:rPr>
-          <w:rFonts w:ascii="Sagarmatha" w:hAnsi="Sagarmatha" w:cs="Arial"/>
-          <w:sz w:val="44"/>
-          <w:szCs w:val="44"/>
-          <w:u w:val="single"/>
-        </w:rPr>
-        <w:tab/>
-      </w:r>
-      <w:r>
-        <w:rPr>
-          <w:rFonts w:ascii="Sagarmatha" w:hAnsi="Sagarmatha" w:cs="Arial"/>
-          <w:sz w:val="44"/>
-          <w:szCs w:val="44"/>
-        </w:rPr>
-        <w:tab/>
-      </w:r>
-      <w:r>
-        <w:rPr>
-          <w:rFonts w:ascii="Sagarmatha" w:hAnsi="Sagarmatha" w:cs="Arial"/>
-          <w:sz w:val="44"/>
-          <w:szCs w:val="44"/>
-          <w:u w:val="single"/>
-        </w:rPr>
-        <w:tab/>
-      </w:r>
-      <w:r>
-        <w:rPr>
-          <w:rFonts w:ascii="Sagarmatha" w:hAnsi="Sagarmatha" w:cs="Arial"/>
-          <w:sz w:val="44"/>
-          <w:szCs w:val="44"/>
-          <w:u w:val="single"/>
-        </w:rPr>
-        <w:tab/>
-      </w:r>
-      <w:r>
-        <w:rPr>
-          <w:rFonts w:ascii="Sagarmatha" w:hAnsi="Sagarmatha" w:cs="Arial"/>
-          <w:sz w:val="44"/>
-          <w:szCs w:val="44"/>
-        </w:rPr>
-        <w:tab/>
-      </w:r>
-      <w:r>
-        <w:rPr>
-          <w:rFonts w:ascii="Sagarmatha" w:hAnsi="Sagarmatha" w:cs="Arial"/>
-          <w:sz w:val="44"/>
-          <w:szCs w:val="44"/>
-          <w:u w:val="single"/>
-        </w:rPr>
-        <w:tab/>
-      </w:r>
-      <w:r>
-        <w:rPr>
-          <w:rFonts w:ascii="Sagarmatha" w:hAnsi="Sagarmatha" w:cs="Arial"/>
-          <w:sz w:val="44"/>
-          <w:szCs w:val="44"/>
-          <w:u w:val="single"/>
-        </w:rPr>
-        <w:tab/>
-      </w:r>
-    </w:p>
-    <w:p>
-      <w:pPr>
-        <w:spacing w:after="0" w:line="360" w:lineRule="auto"/>
-        <w:jc w:val="both"/>
-        <w:rPr>
-          <w:rFonts w:ascii="Sagarmatha" w:hAnsi="Sagarmatha" w:cs="Arial"/>
-          <w:sz w:val="44"/>
-          <w:szCs w:val="44"/>
-        </w:rPr>
-      </w:pPr>
-      <w:r>
-        <w:rPr>
-          <w:rFonts w:ascii="Sagarmatha" w:hAnsi="Sagarmatha" w:cs="Arial"/>
           <w:noProof/>
           <w:sz w:val="44"/>
           <w:szCs w:val="44"/>
           <w:lang w:bidi="ar-SA"/>
         </w:rPr>
+        <w:lastRenderedPageBreak/>
         <mc:AlternateContent>
           <mc:Choice Requires="wps">
             <w:drawing>
-              <wp:anchor distT="0" distB="0" distL="114300" distR="114300" simplePos="0" relativeHeight="251659264" behindDoc="0" locked="0" layoutInCell="1" allowOverlap="1" wp14:anchorId="7BA1AC49" wp14:editId="705C014A">
+              <wp:anchor distT="0" distB="0" distL="114300" distR="114300" simplePos="0" relativeHeight="251659264" behindDoc="0" locked="0" layoutInCell="1" allowOverlap="1" wp14:anchorId="7BA1AC49" wp14:editId="105402F8">
                 <wp:simplePos x="0" y="0"/>
                 <wp:positionH relativeFrom="column">
-                  <wp:posOffset>-172528</wp:posOffset>
+                  <wp:posOffset>-342900</wp:posOffset>
                 </wp:positionH>
                 <wp:positionV relativeFrom="paragraph">
-                  <wp:posOffset>230074</wp:posOffset>
+                  <wp:posOffset>323850</wp:posOffset>
                 </wp:positionV>
-                <wp:extent cx="3312543" cy="3191773"/>
-                <wp:effectExtent l="0" t="0" r="21590" b="27940"/>
+                <wp:extent cx="4676775" cy="3819525"/>
+                <wp:effectExtent l="0" t="0" r="28575" b="28575"/>
                 <wp:wrapNone/>
                 <wp:docPr id="123" name="Oval 123"/>
                 <wp:cNvGraphicFramePr/>
@@ -2405,7 +2403,7 @@
                       <wps:spPr>
                         <a:xfrm>
                           <a:off x="0" y="0"/>
-                          <a:ext cx="3312543" cy="3191773"/>
+                          <a:ext cx="4676775" cy="3819525"/>
                         </a:xfrm>
                         <a:prstGeom prst="ellipse">
                           <a:avLst/>
@@ -2453,7 +2451,7 @@
           </mc:Choice>
           <mc:Fallback>
             <w:pict>
-              <v:oval w14:anchorId="6592B323" id="Oval 123" o:spid="_x0000_s1026" style="position:absolute;margin-left:-13.6pt;margin-top:18.1pt;width:260.85pt;height:251.3pt;z-index:251659264;visibility:visible;mso-wrap-style:square;mso-width-percent:0;mso-height-percent:0;mso-wrap-distance-left:9pt;mso-wrap-distance-top:0;mso-wrap-distance-right:9pt;mso-wrap-distance-bottom:0;mso-position-horizontal:absolute;mso-position-horizontal-relative:text;mso-position-vertical:absolute;mso-position-vertical-relative:text;mso-width-percent:0;mso-height-percent:0;mso-width-relative:margin;mso-height-relative:margin;v-text-anchor:middle" o:gfxdata="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" filled="f" strokecolor="black [3213]" strokeweight="1pt">
+              <v:oval w14:anchorId="1EEE7D2C" id="Oval 123" o:spid="_x0000_s1026" style="position:absolute;margin-left:-27pt;margin-top:25.5pt;width:368.25pt;height:300.75pt;z-index:251659264;visibility:visible;mso-wrap-style:square;mso-width-percent:0;mso-height-percent:0;mso-wrap-distance-left:9pt;mso-wrap-distance-top:0;mso-wrap-distance-right:9pt;mso-wrap-distance-bottom:0;mso-position-horizontal:absolute;mso-position-horizontal-relative:text;mso-position-vertical:absolute;mso-position-vertical-relative:text;mso-width-percent:0;mso-height-percent:0;mso-width-relative:margin;mso-height-relative:margin;v-text-anchor:middle" o:gfxdata="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" filled="f" strokecolor="black [3213]" strokeweight="1pt">
                 <v:stroke joinstyle="miter"/>
               </v:oval>
             </w:pict>
@@ -2668,7 +2666,7 @@
     </w:p>
     <w:p>
       <w:pPr>
-        <w:spacing w:after="0" w:line="360" w:lineRule="auto"/>
+        <w:spacing w:after="0" w:line="480" w:lineRule="auto"/>
         <w:ind w:firstLine="720"/>
         <w:jc w:val="both"/>
         <w:rPr>
@@ -2692,6 +2690,21 @@
           <w:szCs w:val="44"/>
         </w:rPr>
         <w:tab/>
+      </w:r>
+      <w:r>
+        <w:rPr>
+          <w:rFonts w:ascii="Sagarmatha" w:hAnsi="Sagarmatha" w:cs="Arial"/>
+          <w:sz w:val="44"/>
+          <w:szCs w:val="44"/>
+        </w:rPr>
+        <w:tab/>
+      </w:r>
+      <w:r>
+        <w:rPr>
+          <w:rFonts w:ascii="Sagarmatha" w:hAnsi="Sagarmatha" w:cs="Arial"/>
+          <w:sz w:val="44"/>
+          <w:szCs w:val="44"/>
+        </w:rPr>
         <w:t>km</w:t>
       </w:r>
       <w:r>
@@ -2701,6 +2714,21 @@
           <w:szCs w:val="44"/>
         </w:rPr>
         <w:tab/>
+      </w:r>
+      <w:r>
+        <w:rPr>
+          <w:rFonts w:ascii="Sagarmatha" w:hAnsi="Sagarmatha" w:cs="Arial"/>
+          <w:sz w:val="44"/>
+          <w:szCs w:val="44"/>
+        </w:rPr>
+        <w:tab/>
+      </w:r>
+      <w:r>
+        <w:rPr>
+          <w:rFonts w:ascii="Sagarmatha" w:hAnsi="Sagarmatha" w:cs="Arial"/>
+          <w:sz w:val="44"/>
+          <w:szCs w:val="44"/>
+        </w:rPr>
         <w:t>n</w:t>
       </w:r>
       <w:r>
@@ -2710,12 +2738,27 @@
           <w:szCs w:val="44"/>
         </w:rPr>
         <w:tab/>
+      </w:r>
+      <w:r>
+        <w:rPr>
+          <w:rFonts w:ascii="Sagarmatha" w:hAnsi="Sagarmatha" w:cs="Arial"/>
+          <w:sz w:val="44"/>
+          <w:szCs w:val="44"/>
+        </w:rPr>
+        <w:tab/>
+      </w:r>
+      <w:r>
+        <w:rPr>
+          <w:rFonts w:ascii="Sagarmatha" w:hAnsi="Sagarmatha" w:cs="Arial"/>
+          <w:sz w:val="44"/>
+          <w:szCs w:val="44"/>
+        </w:rPr>
         <w:t>/</w:t>
       </w:r>
     </w:p>
     <w:p>
       <w:pPr>
-        <w:spacing w:after="0" w:line="360" w:lineRule="auto"/>
+        <w:spacing w:after="0" w:line="480" w:lineRule="auto"/>
         <w:ind w:firstLine="720"/>
         <w:jc w:val="both"/>
         <w:rPr>
@@ -2739,6 +2782,21 @@
           <w:szCs w:val="44"/>
         </w:rPr>
         <w:tab/>
+      </w:r>
+      <w:r>
+        <w:rPr>
+          <w:rFonts w:ascii="Sagarmatha" w:hAnsi="Sagarmatha" w:cs="Arial"/>
+          <w:sz w:val="44"/>
+          <w:szCs w:val="44"/>
+        </w:rPr>
+        <w:tab/>
+      </w:r>
+      <w:r>
+        <w:rPr>
+          <w:rFonts w:ascii="Sagarmatha" w:hAnsi="Sagarmatha" w:cs="Arial"/>
+          <w:sz w:val="44"/>
+          <w:szCs w:val="44"/>
+        </w:rPr>
         <w:t>j</w:t>
       </w:r>
       <w:r>
@@ -2748,12 +2806,27 @@
           <w:szCs w:val="44"/>
         </w:rPr>
         <w:tab/>
+      </w:r>
+      <w:r>
+        <w:rPr>
+          <w:rFonts w:ascii="Sagarmatha" w:hAnsi="Sagarmatha" w:cs="Arial"/>
+          <w:sz w:val="44"/>
+          <w:szCs w:val="44"/>
+        </w:rPr>
+        <w:tab/>
+      </w:r>
+      <w:r>
+        <w:rPr>
+          <w:rFonts w:ascii="Sagarmatha" w:hAnsi="Sagarmatha" w:cs="Arial"/>
+          <w:sz w:val="44"/>
+          <w:szCs w:val="44"/>
+        </w:rPr>
         <w:t>km</w:t>
       </w:r>
     </w:p>
     <w:p>
       <w:pPr>
-        <w:spacing w:after="0" w:line="360" w:lineRule="auto"/>
+        <w:spacing w:after="0" w:line="480" w:lineRule="auto"/>
         <w:ind w:firstLine="720"/>
         <w:jc w:val="both"/>
         <w:rPr>
@@ -2777,6 +2850,21 @@
           <w:szCs w:val="44"/>
         </w:rPr>
         <w:tab/>
+      </w:r>
+      <w:r>
+        <w:rPr>
+          <w:rFonts w:ascii="Sagarmatha" w:hAnsi="Sagarmatha" w:cs="Arial"/>
+          <w:sz w:val="44"/>
+          <w:szCs w:val="44"/>
+        </w:rPr>
+        <w:tab/>
+      </w:r>
+      <w:r>
+        <w:rPr>
+          <w:rFonts w:ascii="Sagarmatha" w:hAnsi="Sagarmatha" w:cs="Arial"/>
+          <w:sz w:val="44"/>
+          <w:szCs w:val="44"/>
+        </w:rPr>
         <w:t>5</w:t>
       </w:r>
       <w:r>
@@ -2786,12 +2874,27 @@
           <w:szCs w:val="44"/>
         </w:rPr>
         <w:tab/>
+      </w:r>
+      <w:r>
+        <w:rPr>
+          <w:rFonts w:ascii="Sagarmatha" w:hAnsi="Sagarmatha" w:cs="Arial"/>
+          <w:sz w:val="44"/>
+          <w:szCs w:val="44"/>
+        </w:rPr>
+        <w:tab/>
+      </w:r>
+      <w:r>
+        <w:rPr>
+          <w:rFonts w:ascii="Sagarmatha" w:hAnsi="Sagarmatha" w:cs="Arial"/>
+          <w:sz w:val="44"/>
+          <w:szCs w:val="44"/>
+        </w:rPr>
         <w:t>h</w:t>
       </w:r>
     </w:p>
     <w:p>
       <w:pPr>
-        <w:spacing w:after="0" w:line="360" w:lineRule="auto"/>
+        <w:spacing w:after="0" w:line="480" w:lineRule="auto"/>
         <w:ind w:firstLine="720"/>
         <w:jc w:val="both"/>
         <w:rPr>
@@ -2815,6 +2918,21 @@
           <w:szCs w:val="44"/>
         </w:rPr>
         <w:tab/>
+      </w:r>
+      <w:r>
+        <w:rPr>
+          <w:rFonts w:ascii="Sagarmatha" w:hAnsi="Sagarmatha" w:cs="Arial"/>
+          <w:sz w:val="44"/>
+          <w:szCs w:val="44"/>
+        </w:rPr>
+        <w:tab/>
+      </w:r>
+      <w:r>
+        <w:rPr>
+          <w:rFonts w:ascii="Sagarmatha" w:hAnsi="Sagarmatha" w:cs="Arial"/>
+          <w:sz w:val="44"/>
+          <w:szCs w:val="44"/>
+        </w:rPr>
         <w:t>;</w:t>
       </w:r>
       <w:r>
@@ -2824,12 +2942,27 @@
           <w:szCs w:val="44"/>
         </w:rPr>
         <w:tab/>
+      </w:r>
+      <w:r>
+        <w:rPr>
+          <w:rFonts w:ascii="Sagarmatha" w:hAnsi="Sagarmatha" w:cs="Arial"/>
+          <w:sz w:val="44"/>
+          <w:szCs w:val="44"/>
+        </w:rPr>
+        <w:tab/>
+      </w:r>
+      <w:r>
+        <w:rPr>
+          <w:rFonts w:ascii="Sagarmatha" w:hAnsi="Sagarmatha" w:cs="Arial"/>
+          <w:sz w:val="44"/>
+          <w:szCs w:val="44"/>
+        </w:rPr>
         <w:t>km</w:t>
       </w:r>
     </w:p>
     <w:p>
       <w:pPr>
-        <w:spacing w:after="0" w:line="360" w:lineRule="auto"/>
+        <w:spacing w:after="0" w:line="480" w:lineRule="auto"/>
         <w:ind w:firstLine="720"/>
         <w:jc w:val="both"/>
         <w:rPr>
@@ -2853,6 +2986,21 @@
           <w:szCs w:val="44"/>
         </w:rPr>
         <w:tab/>
+      </w:r>
+      <w:r>
+        <w:rPr>
+          <w:rFonts w:ascii="Sagarmatha" w:hAnsi="Sagarmatha" w:cs="Arial"/>
+          <w:sz w:val="44"/>
+          <w:szCs w:val="44"/>
+        </w:rPr>
+        <w:tab/>
+      </w:r>
+      <w:r>
+        <w:rPr>
+          <w:rFonts w:ascii="Sagarmatha" w:hAnsi="Sagarmatha" w:cs="Arial"/>
+          <w:sz w:val="44"/>
+          <w:szCs w:val="44"/>
+        </w:rPr>
         <w:t>km</w:t>
       </w:r>
       <w:r>
@@ -2862,6 +3010,21 @@
           <w:szCs w:val="44"/>
         </w:rPr>
         <w:tab/>
+      </w:r>
+      <w:r>
+        <w:rPr>
+          <w:rFonts w:ascii="Sagarmatha" w:hAnsi="Sagarmatha" w:cs="Arial"/>
+          <w:sz w:val="44"/>
+          <w:szCs w:val="44"/>
+        </w:rPr>
+        <w:tab/>
+      </w:r>
+      <w:r>
+        <w:rPr>
+          <w:rFonts w:ascii="Sagarmatha" w:hAnsi="Sagarmatha" w:cs="Arial"/>
+          <w:sz w:val="44"/>
+          <w:szCs w:val="44"/>
+        </w:rPr>
         <w:t>z</w:t>
       </w:r>
       <w:r>
@@ -2871,6 +3034,21 @@
           <w:szCs w:val="44"/>
         </w:rPr>
         <w:tab/>
+      </w:r>
+      <w:r>
+        <w:rPr>
+          <w:rFonts w:ascii="Sagarmatha" w:hAnsi="Sagarmatha" w:cs="Arial"/>
+          <w:sz w:val="44"/>
+          <w:szCs w:val="44"/>
+        </w:rPr>
+        <w:tab/>
+      </w:r>
+      <w:r>
+        <w:rPr>
+          <w:rFonts w:ascii="Sagarmatha" w:hAnsi="Sagarmatha" w:cs="Arial"/>
+          <w:sz w:val="44"/>
+          <w:szCs w:val="44"/>
+        </w:rPr>
         <w:t>x</w:t>
       </w:r>
     </w:p>
@@ -2895,6 +3073,17 @@
           <w:szCs w:val="44"/>
         </w:rPr>
       </w:pPr>
+    </w:p>
+    <w:p>
+      <w:pPr>
+        <w:spacing w:after="0" w:line="720" w:lineRule="auto"/>
+        <w:jc w:val="both"/>
+        <w:rPr>
+          <w:rFonts w:ascii="Sagarmatha" w:hAnsi="Sagarmatha" w:cs="Arial"/>
+          <w:sz w:val="44"/>
+          <w:szCs w:val="44"/>
+        </w:rPr>
+      </w:pPr>
       <w:r>
         <w:rPr>
           <w:rFonts w:ascii="Sagarmatha" w:hAnsi="Sagarmatha" w:cs="Arial"/>
@@ -2903,18 +3092,17 @@
           <w:szCs w:val="44"/>
           <w:lang w:bidi="ar-SA"/>
         </w:rPr>
-        <w:lastRenderedPageBreak/>
         <w:drawing>
-          <wp:anchor distT="0" distB="0" distL="114300" distR="114300" simplePos="0" relativeHeight="251662336" behindDoc="0" locked="0" layoutInCell="1" allowOverlap="1" wp14:anchorId="3F41EB2A" wp14:editId="4EB2D4F3">
+          <wp:anchor distT="0" distB="0" distL="114300" distR="114300" simplePos="0" relativeHeight="251662336" behindDoc="0" locked="0" layoutInCell="1" allowOverlap="1" wp14:anchorId="3F41EB2A" wp14:editId="3D3A403A">
             <wp:simplePos x="0" y="0"/>
             <wp:positionH relativeFrom="column">
-              <wp:posOffset>2708275</wp:posOffset>
+              <wp:posOffset>3568212</wp:posOffset>
             </wp:positionH>
             <wp:positionV relativeFrom="paragraph">
-              <wp:posOffset>249090</wp:posOffset>
+              <wp:posOffset>379095</wp:posOffset>
             </wp:positionV>
-            <wp:extent cx="341289" cy="381964"/>
-            <wp:effectExtent l="0" t="0" r="1905" b="0"/>
+            <wp:extent cx="544684" cy="609600"/>
+            <wp:effectExtent l="0" t="0" r="8255" b="0"/>
             <wp:wrapNone/>
             <wp:docPr id="126" name="Picture 126"/>
             <wp:cNvGraphicFramePr>
@@ -2941,7 +3129,7 @@
                   <pic:spPr bwMode="auto">
                     <a:xfrm>
                       <a:off x="0" y="0"/>
-                      <a:ext cx="341289" cy="381964"/>
+                      <a:ext cx="548219" cy="613556"/>
                     </a:xfrm>
                     <a:prstGeom prst="rect">
                       <a:avLst/>
@@ -3109,7 +3297,7 @@
     </w:p>
     <w:p>
       <w:pPr>
-        <w:spacing w:after="0" w:line="360" w:lineRule="auto"/>
+        <w:spacing w:after="0" w:line="720" w:lineRule="auto"/>
         <w:ind w:firstLine="720"/>
         <w:jc w:val="both"/>
         <w:rPr>
@@ -3127,16 +3315,16 @@
           <w:lang w:bidi="ar-SA"/>
         </w:rPr>
         <w:drawing>
-          <wp:anchor distT="0" distB="0" distL="114300" distR="114300" simplePos="0" relativeHeight="251661312" behindDoc="0" locked="0" layoutInCell="1" allowOverlap="1" wp14:anchorId="74309454" wp14:editId="578FEEA0">
+          <wp:anchor distT="0" distB="0" distL="114300" distR="114300" simplePos="0" relativeHeight="251661312" behindDoc="0" locked="0" layoutInCell="1" allowOverlap="1" wp14:anchorId="74309454" wp14:editId="4CC08EC7">
             <wp:simplePos x="0" y="0"/>
             <wp:positionH relativeFrom="column">
-              <wp:posOffset>2572602</wp:posOffset>
+              <wp:posOffset>3511424</wp:posOffset>
             </wp:positionH>
             <wp:positionV relativeFrom="paragraph">
-              <wp:posOffset>200107</wp:posOffset>
+              <wp:posOffset>334645</wp:posOffset>
             </wp:positionV>
-            <wp:extent cx="477473" cy="436713"/>
-            <wp:effectExtent l="0" t="0" r="0" b="1905"/>
+            <wp:extent cx="604012" cy="552450"/>
+            <wp:effectExtent l="0" t="0" r="5715" b="0"/>
             <wp:wrapNone/>
             <wp:docPr id="125" name="Picture 125"/>
             <wp:cNvGraphicFramePr>
@@ -3163,7 +3351,7 @@
                   <pic:spPr bwMode="auto">
                     <a:xfrm>
                       <a:off x="0" y="0"/>
-                      <a:ext cx="480444" cy="439430"/>
+                      <a:ext cx="605287" cy="553616"/>
                     </a:xfrm>
                     <a:prstGeom prst="rect">
                       <a:avLst/>
@@ -3200,7 +3388,7 @@
     </w:p>
     <w:p>
       <w:pPr>
-        <w:spacing w:after="0" w:line="360" w:lineRule="auto"/>
+        <w:spacing w:after="0" w:line="720" w:lineRule="auto"/>
         <w:ind w:firstLine="720"/>
         <w:jc w:val="both"/>
         <w:rPr>
@@ -3218,16 +3406,16 @@
           <w:lang w:bidi="ar-SA"/>
         </w:rPr>
         <w:drawing>
-          <wp:anchor distT="0" distB="0" distL="114300" distR="114300" simplePos="0" relativeHeight="251660288" behindDoc="0" locked="0" layoutInCell="1" allowOverlap="1" wp14:anchorId="3F5D21D7" wp14:editId="13D103CD">
+          <wp:anchor distT="0" distB="0" distL="114300" distR="114300" simplePos="0" relativeHeight="251660288" behindDoc="0" locked="0" layoutInCell="1" allowOverlap="1" wp14:anchorId="3F5D21D7" wp14:editId="46052974">
             <wp:simplePos x="0" y="0"/>
             <wp:positionH relativeFrom="column">
-              <wp:posOffset>2456596</wp:posOffset>
+              <wp:posOffset>3514725</wp:posOffset>
             </wp:positionH>
             <wp:positionV relativeFrom="paragraph">
-              <wp:posOffset>195495</wp:posOffset>
+              <wp:posOffset>328295</wp:posOffset>
             </wp:positionV>
-            <wp:extent cx="436847" cy="454991"/>
-            <wp:effectExtent l="0" t="0" r="1905" b="2540"/>
+            <wp:extent cx="714375" cy="744046"/>
+            <wp:effectExtent l="0" t="0" r="0" b="0"/>
             <wp:wrapNone/>
             <wp:docPr id="124" name="Picture 124"/>
             <wp:cNvGraphicFramePr>
@@ -3255,7 +3443,7 @@
                   <pic:spPr>
                     <a:xfrm>
                       <a:off x="0" y="0"/>
-                      <a:ext cx="437450" cy="455619"/>
+                      <a:ext cx="718417" cy="748256"/>
                     </a:xfrm>
                     <a:prstGeom prst="rect">
                       <a:avLst/>
@@ -3284,7 +3472,7 @@
     </w:p>
     <w:p>
       <w:pPr>
-        <w:spacing w:after="0" w:line="360" w:lineRule="auto"/>
+        <w:spacing w:after="0" w:line="720" w:lineRule="auto"/>
         <w:ind w:firstLine="720"/>
         <w:jc w:val="both"/>
         <w:rPr>
@@ -3302,16 +3490,16 @@
           <w:lang w:bidi="ar-SA"/>
         </w:rPr>
         <w:drawing>
-          <wp:anchor distT="0" distB="0" distL="114300" distR="114300" simplePos="0" relativeHeight="251663360" behindDoc="0" locked="0" layoutInCell="1" allowOverlap="1" wp14:anchorId="4B6CCD44" wp14:editId="118E92C6">
+          <wp:anchor distT="0" distB="0" distL="114300" distR="114300" simplePos="0" relativeHeight="251663360" behindDoc="0" locked="0" layoutInCell="1" allowOverlap="1" wp14:anchorId="4B6CCD44" wp14:editId="19621FAC">
             <wp:simplePos x="0" y="0"/>
             <wp:positionH relativeFrom="column">
-              <wp:posOffset>2339975</wp:posOffset>
+              <wp:posOffset>3400425</wp:posOffset>
             </wp:positionH>
             <wp:positionV relativeFrom="paragraph">
-              <wp:posOffset>281798</wp:posOffset>
+              <wp:posOffset>417194</wp:posOffset>
             </wp:positionV>
-            <wp:extent cx="859354" cy="380336"/>
-            <wp:effectExtent l="0" t="0" r="0" b="1270"/>
+            <wp:extent cx="1000125" cy="442639"/>
+            <wp:effectExtent l="0" t="0" r="0" b="0"/>
             <wp:wrapNone/>
             <wp:docPr id="127" name="Picture 127"/>
             <wp:cNvGraphicFramePr>
@@ -3338,7 +3526,7 @@
                   <pic:spPr bwMode="auto">
                     <a:xfrm>
                       <a:off x="0" y="0"/>
-                      <a:ext cx="859354" cy="380336"/>
+                      <a:ext cx="1003343" cy="444063"/>
                     </a:xfrm>
                     <a:prstGeom prst="rect">
                       <a:avLst/>
@@ -3375,7 +3563,7 @@
     </w:p>
     <w:p>
       <w:pPr>
-        <w:spacing w:after="0" w:line="360" w:lineRule="auto"/>
+        <w:spacing w:after="0" w:line="720" w:lineRule="auto"/>
         <w:ind w:firstLine="720"/>
         <w:jc w:val="both"/>
         <w:rPr>
@@ -3393,16 +3581,16 @@
           <w:lang w:bidi="ar-SA"/>
         </w:rPr>
         <w:drawing>
-          <wp:anchor distT="0" distB="0" distL="114300" distR="114300" simplePos="0" relativeHeight="251664384" behindDoc="0" locked="0" layoutInCell="1" allowOverlap="1" wp14:anchorId="5EFB638F" wp14:editId="185D9460">
+          <wp:anchor distT="0" distB="0" distL="114300" distR="114300" simplePos="0" relativeHeight="251664384" behindDoc="0" locked="0" layoutInCell="1" allowOverlap="1" wp14:anchorId="5EFB638F" wp14:editId="338CA15F">
             <wp:simplePos x="0" y="0"/>
             <wp:positionH relativeFrom="column">
-              <wp:posOffset>2224585</wp:posOffset>
+              <wp:posOffset>3237865</wp:posOffset>
             </wp:positionH>
             <wp:positionV relativeFrom="paragraph">
-              <wp:posOffset>220450</wp:posOffset>
+              <wp:posOffset>420370</wp:posOffset>
             </wp:positionV>
-            <wp:extent cx="975416" cy="493528"/>
-            <wp:effectExtent l="0" t="0" r="0" b="1905"/>
+            <wp:extent cx="1261298" cy="638175"/>
+            <wp:effectExtent l="0" t="0" r="0" b="0"/>
             <wp:wrapNone/>
             <wp:docPr id="128" name="Picture 128"/>
             <wp:cNvGraphicFramePr>
@@ -3429,7 +3617,7 @@
                   <pic:spPr bwMode="auto">
                     <a:xfrm>
                       <a:off x="0" y="0"/>
-                      <a:ext cx="979734" cy="495713"/>
+                      <a:ext cx="1261298" cy="638175"/>
                     </a:xfrm>
                     <a:prstGeom prst="rect">
                       <a:avLst/>
@@ -3494,382 +3682,6 @@
           <w:szCs w:val="44"/>
         </w:rPr>
       </w:pPr>
-      <w:r>
-        <w:rPr>
-          <w:rFonts w:ascii="Sagarmatha" w:hAnsi="Sagarmatha" w:cs="Arial"/>
-          <w:sz w:val="44"/>
-          <w:szCs w:val="44"/>
-        </w:rPr>
-        <w:t xml:space="preserve">%= p:t} </w:t>
-      </w:r>
-      <w:proofErr w:type="spellStart"/>
-      <w:r>
-        <w:rPr>
-          <w:rFonts w:ascii="Sagarmatha" w:hAnsi="Sagarmatha" w:cs="Arial"/>
-          <w:sz w:val="44"/>
-          <w:szCs w:val="44"/>
-        </w:rPr>
-        <w:t>cIf</w:t>
-      </w:r>
-      <w:proofErr w:type="spellEnd"/>
-      <w:r>
-        <w:rPr>
-          <w:rFonts w:ascii="Sagarmatha" w:hAnsi="Sagarmatha" w:cs="Arial"/>
-          <w:sz w:val="44"/>
-          <w:szCs w:val="44"/>
-        </w:rPr>
-        <w:t>/</w:t>
-      </w:r>
-      <w:proofErr w:type="spellStart"/>
-      <w:proofErr w:type="gramStart"/>
-      <w:r>
-        <w:rPr>
-          <w:rFonts w:ascii="Sagarmatha" w:hAnsi="Sagarmatha" w:cs="Arial"/>
-          <w:sz w:val="44"/>
-          <w:szCs w:val="44"/>
-        </w:rPr>
-        <w:t>nfO</w:t>
-      </w:r>
-      <w:proofErr w:type="spellEnd"/>
-      <w:r>
-        <w:rPr>
-          <w:rFonts w:ascii="Sagarmatha" w:hAnsi="Sagarmatha" w:cs="Arial"/>
-          <w:sz w:val="44"/>
-          <w:szCs w:val="44"/>
-        </w:rPr>
-        <w:t>{ ;</w:t>
-      </w:r>
-      <w:proofErr w:type="spellStart"/>
-      <w:proofErr w:type="gramEnd"/>
-      <w:r>
-        <w:rPr>
-          <w:rFonts w:ascii="Sagarmatha" w:hAnsi="Sagarmatha" w:cs="Arial"/>
-          <w:sz w:val="44"/>
-          <w:szCs w:val="44"/>
-        </w:rPr>
-        <w:t>fg</w:t>
-      </w:r>
-      <w:proofErr w:type="spellEnd"/>
-      <w:r>
-        <w:rPr>
-          <w:rFonts w:ascii="Sagarmatha" w:hAnsi="Sagarmatha" w:cs="Arial"/>
-          <w:sz w:val="44"/>
-          <w:szCs w:val="44"/>
-        </w:rPr>
-        <w:t>'{</w:t>
-      </w:r>
-      <w:proofErr w:type="spellStart"/>
-      <w:r>
-        <w:rPr>
-          <w:rFonts w:ascii="Sagarmatha" w:hAnsi="Sagarmatha" w:cs="Arial"/>
-          <w:sz w:val="44"/>
-          <w:szCs w:val="44"/>
-        </w:rPr>
-        <w:t>xf</w:t>
-      </w:r>
-      <w:proofErr w:type="spellEnd"/>
-      <w:proofErr w:type="gramStart"/>
-      <w:r>
-        <w:rPr>
-          <w:rFonts w:ascii="Sagarmatha" w:hAnsi="Sagarmatha" w:cs="Arial"/>
-          <w:sz w:val="44"/>
-          <w:szCs w:val="44"/>
-        </w:rPr>
-        <w:t>];\</w:t>
-      </w:r>
-      <w:proofErr w:type="gramEnd"/>
-      <w:r>
-        <w:rPr>
-          <w:rFonts w:ascii="Sagarmatha" w:hAnsi="Sagarmatha" w:cs="Arial"/>
-          <w:sz w:val="44"/>
-          <w:szCs w:val="44"/>
-        </w:rPr>
-        <w:t xml:space="preserve"> .</w:t>
-      </w:r>
-      <w:r>
-        <w:rPr>
-          <w:rFonts w:ascii="Sagarmatha" w:hAnsi="Sagarmatha" w:cs="Arial"/>
-          <w:sz w:val="44"/>
-          <w:szCs w:val="44"/>
-        </w:rPr>
-        <w:tab/>
-      </w:r>
-      <w:r>
-        <w:rPr>
-          <w:rFonts w:ascii="Sagarmatha" w:hAnsi="Sagarmatha" w:cs="Arial"/>
-          <w:sz w:val="44"/>
-          <w:szCs w:val="44"/>
-        </w:rPr>
-        <w:tab/>
-      </w:r>
-      <w:r>
-        <w:rPr>
-          <w:rFonts w:ascii="Sagarmatha" w:hAnsi="Sagarmatha" w:cs="Arial"/>
-          <w:sz w:val="44"/>
-          <w:szCs w:val="44"/>
-        </w:rPr>
-        <w:tab/>
-      </w:r>
-      <w:r>
-        <w:rPr>
-          <w:rFonts w:ascii="Sagarmatha" w:hAnsi="Sagarmatha" w:cs="Arial"/>
-          <w:sz w:val="44"/>
-          <w:szCs w:val="44"/>
-        </w:rPr>
-        <w:tab/>
-      </w:r>
-      <w:r>
-        <w:rPr>
-          <w:rFonts w:ascii="Sagarmatha" w:hAnsi="Sagarmatha" w:cs="Arial"/>
-          <w:sz w:val="44"/>
-          <w:szCs w:val="44"/>
-        </w:rPr>
-        <w:tab/>
-      </w:r>
-      <w:r>
-        <w:rPr>
-          <w:rFonts w:ascii="Sagarmatha" w:hAnsi="Sagarmatha" w:cs="Arial"/>
-          <w:sz w:val="44"/>
-          <w:szCs w:val="44"/>
-        </w:rPr>
-        <w:tab/>
-      </w:r>
-      <w:r>
-        <w:rPr>
-          <w:rFonts w:ascii="Sagarmatha" w:hAnsi="Sagarmatha" w:cs="Arial"/>
-          <w:sz w:val="44"/>
-          <w:szCs w:val="44"/>
-        </w:rPr>
-        <w:tab/>
-      </w:r>
-      <w:r>
-        <w:rPr>
-          <w:rFonts w:ascii="Sagarmatha" w:hAnsi="Sagarmatha" w:cs="Arial"/>
-          <w:sz w:val="44"/>
-          <w:szCs w:val="44"/>
-        </w:rPr>
-        <w:tab/>
-      </w:r>
-      <w:r>
-        <w:rPr>
-          <w:rFonts w:ascii="Sagarmatha" w:hAnsi="Sagarmatha" w:cs="Arial"/>
-          <w:sz w:val="44"/>
-          <w:szCs w:val="44"/>
-        </w:rPr>
-        <w:tab/>
-        <w:t>^</w:t>
-      </w:r>
-    </w:p>
-    <w:p>
-      <w:pPr>
-        <w:spacing w:after="0" w:line="360" w:lineRule="auto"/>
-        <w:ind w:left="144"/>
-        <w:jc w:val="both"/>
-        <w:rPr>
-          <w:rFonts w:ascii="Sagarmatha" w:hAnsi="Sagarmatha" w:cs="Arial"/>
-          <w:sz w:val="44"/>
-          <w:szCs w:val="44"/>
-        </w:rPr>
-      </w:pPr>
-      <w:r>
-        <w:rPr>
-          <w:rFonts w:ascii="Sagarmatha" w:hAnsi="Sagarmatha" w:cs="Arial"/>
-          <w:sz w:val="44"/>
-          <w:szCs w:val="44"/>
-        </w:rPr>
-        <w:t>6</w:t>
-      </w:r>
-      <w:r>
-        <w:rPr>
-          <w:rFonts w:ascii="Sagarmatha" w:hAnsi="Sagarmatha" w:cs="Arial"/>
-          <w:sz w:val="44"/>
-          <w:szCs w:val="44"/>
-        </w:rPr>
-        <w:tab/>
-      </w:r>
-      <w:r>
-        <w:rPr>
-          <w:rFonts w:ascii="Sagarmatha" w:hAnsi="Sagarmatha" w:cs="Arial"/>
-          <w:sz w:val="44"/>
-          <w:szCs w:val="44"/>
-        </w:rPr>
-        <w:tab/>
-        <w:t>7</w:t>
-      </w:r>
-      <w:r>
-        <w:rPr>
-          <w:rFonts w:ascii="Sagarmatha" w:hAnsi="Sagarmatha" w:cs="Arial"/>
-          <w:sz w:val="44"/>
-          <w:szCs w:val="44"/>
-        </w:rPr>
-        <w:tab/>
-      </w:r>
-      <w:r>
-        <w:rPr>
-          <w:rFonts w:ascii="Sagarmatha" w:hAnsi="Sagarmatha" w:cs="Arial"/>
-          <w:sz w:val="44"/>
-          <w:szCs w:val="44"/>
-        </w:rPr>
-        <w:tab/>
-        <w:t>8</w:t>
-      </w:r>
-      <w:r>
-        <w:rPr>
-          <w:rFonts w:ascii="Sagarmatha" w:hAnsi="Sagarmatha" w:cs="Arial"/>
-          <w:sz w:val="44"/>
-          <w:szCs w:val="44"/>
-        </w:rPr>
-        <w:tab/>
-      </w:r>
-      <w:r>
-        <w:rPr>
-          <w:rFonts w:ascii="Sagarmatha" w:hAnsi="Sagarmatha" w:cs="Arial"/>
-          <w:sz w:val="44"/>
-          <w:szCs w:val="44"/>
-        </w:rPr>
-        <w:tab/>
-        <w:t>9</w:t>
-      </w:r>
-      <w:r>
-        <w:rPr>
-          <w:rFonts w:ascii="Sagarmatha" w:hAnsi="Sagarmatha" w:cs="Arial"/>
-          <w:sz w:val="44"/>
-          <w:szCs w:val="44"/>
-        </w:rPr>
-        <w:tab/>
-      </w:r>
-      <w:r>
-        <w:rPr>
-          <w:rFonts w:ascii="Sagarmatha" w:hAnsi="Sagarmatha" w:cs="Arial"/>
-          <w:sz w:val="44"/>
-          <w:szCs w:val="44"/>
-        </w:rPr>
-        <w:tab/>
-        <w:t>0f</w:t>
-      </w:r>
-      <w:r>
-        <w:rPr>
-          <w:rFonts w:ascii="Sagarmatha" w:hAnsi="Sagarmatha" w:cs="Arial"/>
-          <w:sz w:val="44"/>
-          <w:szCs w:val="44"/>
-        </w:rPr>
-        <w:tab/>
-      </w:r>
-      <w:r>
-        <w:rPr>
-          <w:rFonts w:ascii="Sagarmatha" w:hAnsi="Sagarmatha" w:cs="Arial"/>
-          <w:sz w:val="44"/>
-          <w:szCs w:val="44"/>
-        </w:rPr>
-        <w:tab/>
-        <w:t>t</w:t>
-      </w:r>
-    </w:p>
-    <w:p>
-      <w:pPr>
-        <w:spacing w:after="0" w:line="360" w:lineRule="auto"/>
-        <w:ind w:left="144"/>
-        <w:jc w:val="both"/>
-        <w:rPr>
-          <w:rFonts w:ascii="Sagarmatha" w:hAnsi="Sagarmatha" w:cs="Arial"/>
-          <w:sz w:val="44"/>
-          <w:szCs w:val="44"/>
-        </w:rPr>
-      </w:pPr>
-      <w:r>
-        <w:rPr>
-          <w:rFonts w:ascii="Sagarmatha" w:hAnsi="Sagarmatha" w:cs="Arial"/>
-          <w:sz w:val="44"/>
-          <w:szCs w:val="44"/>
-          <w:u w:val="single"/>
-        </w:rPr>
-        <w:tab/>
-      </w:r>
-      <w:r>
-        <w:rPr>
-          <w:rFonts w:ascii="Sagarmatha" w:hAnsi="Sagarmatha" w:cs="Arial"/>
-          <w:sz w:val="44"/>
-          <w:szCs w:val="44"/>
-        </w:rPr>
-        <w:tab/>
-      </w:r>
-      <w:r>
-        <w:rPr>
-          <w:rFonts w:ascii="Sagarmatha" w:hAnsi="Sagarmatha" w:cs="Arial"/>
-          <w:sz w:val="44"/>
-          <w:szCs w:val="44"/>
-          <w:u w:val="single"/>
-        </w:rPr>
-        <w:tab/>
-      </w:r>
-      <w:r>
-        <w:rPr>
-          <w:rFonts w:ascii="Sagarmatha" w:hAnsi="Sagarmatha" w:cs="Arial"/>
-          <w:sz w:val="44"/>
-          <w:szCs w:val="44"/>
-        </w:rPr>
-        <w:tab/>
-      </w:r>
-      <w:r>
-        <w:rPr>
-          <w:rFonts w:ascii="Sagarmatha" w:hAnsi="Sagarmatha" w:cs="Arial"/>
-          <w:sz w:val="44"/>
-          <w:szCs w:val="44"/>
-          <w:u w:val="single"/>
-        </w:rPr>
-        <w:tab/>
-      </w:r>
-      <w:r>
-        <w:rPr>
-          <w:rFonts w:ascii="Sagarmatha" w:hAnsi="Sagarmatha" w:cs="Arial"/>
-          <w:sz w:val="44"/>
-          <w:szCs w:val="44"/>
-        </w:rPr>
-        <w:tab/>
-      </w:r>
-      <w:r>
-        <w:rPr>
-          <w:rFonts w:ascii="Sagarmatha" w:hAnsi="Sagarmatha" w:cs="Arial"/>
-          <w:sz w:val="44"/>
-          <w:szCs w:val="44"/>
-          <w:u w:val="single"/>
-        </w:rPr>
-        <w:tab/>
-      </w:r>
-      <w:r>
-        <w:rPr>
-          <w:rFonts w:ascii="Sagarmatha" w:hAnsi="Sagarmatha" w:cs="Arial"/>
-          <w:sz w:val="44"/>
-          <w:szCs w:val="44"/>
-        </w:rPr>
-        <w:tab/>
-      </w:r>
-      <w:r>
-        <w:rPr>
-          <w:rFonts w:ascii="Sagarmatha" w:hAnsi="Sagarmatha" w:cs="Arial"/>
-          <w:sz w:val="44"/>
-          <w:szCs w:val="44"/>
-          <w:u w:val="single"/>
-        </w:rPr>
-        <w:tab/>
-      </w:r>
-      <w:r>
-        <w:rPr>
-          <w:rFonts w:ascii="Sagarmatha" w:hAnsi="Sagarmatha" w:cs="Arial"/>
-          <w:sz w:val="44"/>
-          <w:szCs w:val="44"/>
-        </w:rPr>
-        <w:tab/>
-      </w:r>
-      <w:r>
-        <w:rPr>
-          <w:rFonts w:ascii="Sagarmatha" w:hAnsi="Sagarmatha" w:cs="Arial"/>
-          <w:sz w:val="44"/>
-          <w:szCs w:val="44"/>
-          <w:u w:val="single"/>
-        </w:rPr>
-        <w:tab/>
-      </w:r>
     </w:p>
     <w:p>
       <w:pPr>
@@ -3884,22 +3696,481 @@
       <w:r>
         <w:rPr>
           <w:rFonts w:ascii="Sagarmatha" w:hAnsi="Sagarmatha" w:cs="Arial"/>
+          <w:sz w:val="44"/>
+          <w:szCs w:val="44"/>
+        </w:rPr>
+        <w:lastRenderedPageBreak/>
+        <w:t xml:space="preserve">%= p:t} </w:t>
+      </w:r>
+      <w:proofErr w:type="spellStart"/>
+      <w:r>
+        <w:rPr>
+          <w:rFonts w:ascii="Sagarmatha" w:hAnsi="Sagarmatha" w:cs="Arial"/>
+          <w:sz w:val="44"/>
+          <w:szCs w:val="44"/>
+        </w:rPr>
+        <w:t>cIf</w:t>
+      </w:r>
+      <w:proofErr w:type="spellEnd"/>
+      <w:r>
+        <w:rPr>
+          <w:rFonts w:ascii="Sagarmatha" w:hAnsi="Sagarmatha" w:cs="Arial"/>
+          <w:sz w:val="44"/>
+          <w:szCs w:val="44"/>
+        </w:rPr>
+        <w:t>/</w:t>
+      </w:r>
+      <w:proofErr w:type="spellStart"/>
+      <w:proofErr w:type="gramStart"/>
+      <w:r>
+        <w:rPr>
+          <w:rFonts w:ascii="Sagarmatha" w:hAnsi="Sagarmatha" w:cs="Arial"/>
+          <w:sz w:val="44"/>
+          <w:szCs w:val="44"/>
+        </w:rPr>
+        <w:t>nfO</w:t>
+      </w:r>
+      <w:proofErr w:type="spellEnd"/>
+      <w:r>
+        <w:rPr>
+          <w:rFonts w:ascii="Sagarmatha" w:hAnsi="Sagarmatha" w:cs="Arial"/>
+          <w:sz w:val="44"/>
+          <w:szCs w:val="44"/>
+        </w:rPr>
+        <w:t>{ ;</w:t>
+      </w:r>
+      <w:proofErr w:type="spellStart"/>
+      <w:proofErr w:type="gramEnd"/>
+      <w:r>
+        <w:rPr>
+          <w:rFonts w:ascii="Sagarmatha" w:hAnsi="Sagarmatha" w:cs="Arial"/>
+          <w:sz w:val="44"/>
+          <w:szCs w:val="44"/>
+        </w:rPr>
+        <w:t>fg</w:t>
+      </w:r>
+      <w:proofErr w:type="spellEnd"/>
+      <w:r>
+        <w:rPr>
+          <w:rFonts w:ascii="Sagarmatha" w:hAnsi="Sagarmatha" w:cs="Arial"/>
+          <w:sz w:val="44"/>
+          <w:szCs w:val="44"/>
+        </w:rPr>
+        <w:t>'{</w:t>
+      </w:r>
+      <w:proofErr w:type="spellStart"/>
+      <w:r>
+        <w:rPr>
+          <w:rFonts w:ascii="Sagarmatha" w:hAnsi="Sagarmatha" w:cs="Arial"/>
+          <w:sz w:val="44"/>
+          <w:szCs w:val="44"/>
+        </w:rPr>
+        <w:t>xf</w:t>
+      </w:r>
+      <w:proofErr w:type="spellEnd"/>
+      <w:proofErr w:type="gramStart"/>
+      <w:r>
+        <w:rPr>
+          <w:rFonts w:ascii="Sagarmatha" w:hAnsi="Sagarmatha" w:cs="Arial"/>
+          <w:sz w:val="44"/>
+          <w:szCs w:val="44"/>
+        </w:rPr>
+        <w:t>];\</w:t>
+      </w:r>
+      <w:proofErr w:type="gramEnd"/>
+      <w:r>
+        <w:rPr>
+          <w:rFonts w:ascii="Sagarmatha" w:hAnsi="Sagarmatha" w:cs="Arial"/>
+          <w:sz w:val="44"/>
+          <w:szCs w:val="44"/>
+        </w:rPr>
+        <w:t xml:space="preserve"> .</w:t>
+      </w:r>
+      <w:r>
+        <w:rPr>
+          <w:rFonts w:ascii="Sagarmatha" w:hAnsi="Sagarmatha" w:cs="Arial"/>
+          <w:sz w:val="44"/>
+          <w:szCs w:val="44"/>
+        </w:rPr>
+        <w:tab/>
+      </w:r>
+      <w:r>
+        <w:rPr>
+          <w:rFonts w:ascii="Sagarmatha" w:hAnsi="Sagarmatha" w:cs="Arial"/>
+          <w:sz w:val="44"/>
+          <w:szCs w:val="44"/>
+        </w:rPr>
+        <w:tab/>
+      </w:r>
+      <w:r>
+        <w:rPr>
+          <w:rFonts w:ascii="Sagarmatha" w:hAnsi="Sagarmatha" w:cs="Arial"/>
+          <w:sz w:val="44"/>
+          <w:szCs w:val="44"/>
+        </w:rPr>
+        <w:tab/>
+      </w:r>
+      <w:r>
+        <w:rPr>
+          <w:rFonts w:ascii="Sagarmatha" w:hAnsi="Sagarmatha" w:cs="Arial"/>
+          <w:sz w:val="44"/>
+          <w:szCs w:val="44"/>
+        </w:rPr>
+        <w:tab/>
+      </w:r>
+      <w:r>
+        <w:rPr>
+          <w:rFonts w:ascii="Sagarmatha" w:hAnsi="Sagarmatha" w:cs="Arial"/>
+          <w:sz w:val="44"/>
+          <w:szCs w:val="44"/>
+        </w:rPr>
+        <w:tab/>
+      </w:r>
+      <w:r>
+        <w:rPr>
+          <w:rFonts w:ascii="Sagarmatha" w:hAnsi="Sagarmatha" w:cs="Arial"/>
+          <w:sz w:val="44"/>
+          <w:szCs w:val="44"/>
+        </w:rPr>
+        <w:tab/>
+      </w:r>
+      <w:r>
+        <w:rPr>
+          <w:rFonts w:ascii="Sagarmatha" w:hAnsi="Sagarmatha" w:cs="Arial"/>
+          <w:sz w:val="44"/>
+          <w:szCs w:val="44"/>
+        </w:rPr>
+        <w:tab/>
+      </w:r>
+      <w:r>
+        <w:rPr>
+          <w:rFonts w:ascii="Sagarmatha" w:hAnsi="Sagarmatha" w:cs="Arial"/>
+          <w:sz w:val="44"/>
+          <w:szCs w:val="44"/>
+        </w:rPr>
+        <w:tab/>
+      </w:r>
+      <w:r>
+        <w:rPr>
+          <w:rFonts w:ascii="Sagarmatha" w:hAnsi="Sagarmatha" w:cs="Arial"/>
+          <w:sz w:val="44"/>
+          <w:szCs w:val="44"/>
+        </w:rPr>
+        <w:tab/>
+        <w:t>^</w:t>
+      </w:r>
+    </w:p>
+    <w:p>
+      <w:pPr>
+        <w:spacing w:after="0" w:line="276" w:lineRule="auto"/>
+        <w:ind w:left="144"/>
+        <w:jc w:val="both"/>
+        <w:rPr>
+          <w:rFonts w:ascii="Sagarmatha" w:hAnsi="Sagarmatha" w:cs="Arial"/>
+          <w:sz w:val="44"/>
+          <w:szCs w:val="44"/>
+        </w:rPr>
+      </w:pPr>
+      <w:r>
+        <w:rPr>
+          <w:rFonts w:ascii="Sagarmatha" w:hAnsi="Sagarmatha" w:cs="Arial"/>
+          <w:sz w:val="44"/>
+          <w:szCs w:val="44"/>
+        </w:rPr>
+        <w:t>6</w:t>
+      </w:r>
+      <w:r>
+        <w:rPr>
+          <w:rFonts w:ascii="Sagarmatha" w:hAnsi="Sagarmatha" w:cs="Arial"/>
+          <w:sz w:val="44"/>
+          <w:szCs w:val="44"/>
+        </w:rPr>
+        <w:tab/>
+      </w:r>
+      <w:r>
+        <w:rPr>
+          <w:rFonts w:ascii="Sagarmatha" w:hAnsi="Sagarmatha" w:cs="Arial"/>
+          <w:sz w:val="44"/>
+          <w:szCs w:val="44"/>
+        </w:rPr>
+        <w:tab/>
+        <w:t>7</w:t>
+      </w:r>
+      <w:r>
+        <w:rPr>
+          <w:rFonts w:ascii="Sagarmatha" w:hAnsi="Sagarmatha" w:cs="Arial"/>
+          <w:sz w:val="44"/>
+          <w:szCs w:val="44"/>
+        </w:rPr>
+        <w:tab/>
+      </w:r>
+      <w:r>
+        <w:rPr>
+          <w:rFonts w:ascii="Sagarmatha" w:hAnsi="Sagarmatha" w:cs="Arial"/>
+          <w:sz w:val="44"/>
+          <w:szCs w:val="44"/>
+        </w:rPr>
+        <w:tab/>
+        <w:t>8</w:t>
+      </w:r>
+      <w:r>
+        <w:rPr>
+          <w:rFonts w:ascii="Sagarmatha" w:hAnsi="Sagarmatha" w:cs="Arial"/>
+          <w:sz w:val="44"/>
+          <w:szCs w:val="44"/>
+        </w:rPr>
+        <w:tab/>
+      </w:r>
+      <w:r>
+        <w:rPr>
+          <w:rFonts w:ascii="Sagarmatha" w:hAnsi="Sagarmatha" w:cs="Arial"/>
+          <w:sz w:val="44"/>
+          <w:szCs w:val="44"/>
+        </w:rPr>
+        <w:tab/>
+        <w:t>9</w:t>
+      </w:r>
+      <w:r>
+        <w:rPr>
+          <w:rFonts w:ascii="Sagarmatha" w:hAnsi="Sagarmatha" w:cs="Arial"/>
+          <w:sz w:val="44"/>
+          <w:szCs w:val="44"/>
+        </w:rPr>
+        <w:tab/>
+      </w:r>
+      <w:r>
+        <w:rPr>
+          <w:rFonts w:ascii="Sagarmatha" w:hAnsi="Sagarmatha" w:cs="Arial"/>
+          <w:sz w:val="44"/>
+          <w:szCs w:val="44"/>
+        </w:rPr>
+        <w:tab/>
+        <w:t>0f</w:t>
+      </w:r>
+      <w:r>
+        <w:rPr>
+          <w:rFonts w:ascii="Sagarmatha" w:hAnsi="Sagarmatha" w:cs="Arial"/>
+          <w:sz w:val="44"/>
+          <w:szCs w:val="44"/>
+        </w:rPr>
+        <w:tab/>
+      </w:r>
+      <w:r>
+        <w:rPr>
+          <w:rFonts w:ascii="Sagarmatha" w:hAnsi="Sagarmatha" w:cs="Arial"/>
+          <w:sz w:val="44"/>
+          <w:szCs w:val="44"/>
+        </w:rPr>
+        <w:tab/>
+        <w:t>t</w:t>
+      </w:r>
+    </w:p>
+    <w:p>
+      <w:pPr>
+        <w:spacing w:after="0" w:line="720" w:lineRule="auto"/>
+        <w:ind w:left="144"/>
+        <w:jc w:val="both"/>
+        <w:rPr>
+          <w:rFonts w:ascii="Sagarmatha" w:hAnsi="Sagarmatha" w:cs="Arial"/>
+          <w:sz w:val="44"/>
+          <w:szCs w:val="44"/>
+        </w:rPr>
+      </w:pPr>
+      <w:r>
+        <w:rPr>
+          <w:rFonts w:ascii="Sagarmatha" w:hAnsi="Sagarmatha" w:cs="Arial"/>
+          <w:sz w:val="44"/>
+          <w:szCs w:val="44"/>
+          <w:u w:val="single"/>
+        </w:rPr>
+        <w:tab/>
+      </w:r>
+      <w:r>
+        <w:rPr>
+          <w:rFonts w:ascii="Sagarmatha" w:hAnsi="Sagarmatha" w:cs="Arial"/>
+          <w:sz w:val="44"/>
+          <w:szCs w:val="44"/>
+        </w:rPr>
+        <w:tab/>
+      </w:r>
+      <w:r>
+        <w:rPr>
+          <w:rFonts w:ascii="Sagarmatha" w:hAnsi="Sagarmatha" w:cs="Arial"/>
+          <w:sz w:val="44"/>
+          <w:szCs w:val="44"/>
+          <w:u w:val="single"/>
+        </w:rPr>
+        <w:tab/>
+      </w:r>
+      <w:r>
+        <w:rPr>
+          <w:rFonts w:ascii="Sagarmatha" w:hAnsi="Sagarmatha" w:cs="Arial"/>
+          <w:sz w:val="44"/>
+          <w:szCs w:val="44"/>
+        </w:rPr>
+        <w:tab/>
+      </w:r>
+      <w:r>
+        <w:rPr>
+          <w:rFonts w:ascii="Sagarmatha" w:hAnsi="Sagarmatha" w:cs="Arial"/>
+          <w:sz w:val="44"/>
+          <w:szCs w:val="44"/>
+          <w:u w:val="single"/>
+        </w:rPr>
+        <w:tab/>
+      </w:r>
+      <w:r>
+        <w:rPr>
+          <w:rFonts w:ascii="Sagarmatha" w:hAnsi="Sagarmatha" w:cs="Arial"/>
+          <w:sz w:val="44"/>
+          <w:szCs w:val="44"/>
+        </w:rPr>
+        <w:tab/>
+      </w:r>
+      <w:r>
+        <w:rPr>
+          <w:rFonts w:ascii="Sagarmatha" w:hAnsi="Sagarmatha" w:cs="Arial"/>
+          <w:sz w:val="44"/>
+          <w:szCs w:val="44"/>
+          <w:u w:val="single"/>
+        </w:rPr>
+        <w:tab/>
+      </w:r>
+      <w:r>
+        <w:rPr>
+          <w:rFonts w:ascii="Sagarmatha" w:hAnsi="Sagarmatha" w:cs="Arial"/>
+          <w:sz w:val="44"/>
+          <w:szCs w:val="44"/>
+        </w:rPr>
+        <w:tab/>
+      </w:r>
+      <w:r>
+        <w:rPr>
+          <w:rFonts w:ascii="Sagarmatha" w:hAnsi="Sagarmatha" w:cs="Arial"/>
+          <w:sz w:val="44"/>
+          <w:szCs w:val="44"/>
+          <w:u w:val="single"/>
+        </w:rPr>
+        <w:tab/>
+      </w:r>
+      <w:r>
+        <w:rPr>
+          <w:rFonts w:ascii="Sagarmatha" w:hAnsi="Sagarmatha" w:cs="Arial"/>
+          <w:sz w:val="44"/>
+          <w:szCs w:val="44"/>
+        </w:rPr>
+        <w:tab/>
+      </w:r>
+      <w:r>
+        <w:rPr>
+          <w:rFonts w:ascii="Sagarmatha" w:hAnsi="Sagarmatha" w:cs="Arial"/>
+          <w:sz w:val="44"/>
+          <w:szCs w:val="44"/>
+          <w:u w:val="single"/>
+        </w:rPr>
+        <w:tab/>
+      </w:r>
+    </w:p>
+    <w:p>
+      <w:pPr>
+        <w:spacing w:after="0" w:line="360" w:lineRule="auto"/>
+        <w:jc w:val="both"/>
+        <w:rPr>
+          <w:rFonts w:ascii="Sagarmatha" w:hAnsi="Sagarmatha" w:cs="Arial"/>
+          <w:sz w:val="44"/>
+          <w:szCs w:val="44"/>
+        </w:rPr>
+      </w:pPr>
+      <w:r>
+        <w:rPr>
+          <w:rFonts w:ascii="Sagarmatha" w:hAnsi="Sagarmatha" w:cs="Arial"/>
           <w:noProof/>
           <w:sz w:val="44"/>
           <w:szCs w:val="44"/>
           <w:lang w:bidi="ar-SA"/>
         </w:rPr>
         <w:drawing>
-          <wp:anchor distT="0" distB="0" distL="114300" distR="114300" simplePos="0" relativeHeight="251666432" behindDoc="0" locked="0" layoutInCell="1" allowOverlap="1" wp14:anchorId="17364FE8" wp14:editId="7E4EF23A">
+          <wp:anchor distT="0" distB="0" distL="114300" distR="114300" simplePos="0" relativeHeight="251667456" behindDoc="0" locked="0" layoutInCell="1" allowOverlap="1" wp14:anchorId="19C26D77" wp14:editId="356E6323">
             <wp:simplePos x="0" y="0"/>
             <wp:positionH relativeFrom="column">
-              <wp:posOffset>2709653</wp:posOffset>
+              <wp:posOffset>4578350</wp:posOffset>
             </wp:positionH>
             <wp:positionV relativeFrom="paragraph">
-              <wp:posOffset>355768</wp:posOffset>
+              <wp:posOffset>27627</wp:posOffset>
             </wp:positionV>
-            <wp:extent cx="340995" cy="381635"/>
-            <wp:effectExtent l="0" t="0" r="1905" b="0"/>
+            <wp:extent cx="980440" cy="896620"/>
+            <wp:effectExtent l="0" t="0" r="0" b="0"/>
+            <wp:wrapNone/>
+            <wp:docPr id="131" name="Picture 131"/>
+            <wp:cNvGraphicFramePr>
+              <a:graphicFrameLocks xmlns:a="http://schemas.openxmlformats.org/drawingml/2006/main" noChangeAspect="1"/>
+            </wp:cNvGraphicFramePr>
+            <a:graphic xmlns:a="http://schemas.openxmlformats.org/drawingml/2006/main">
+              <a:graphicData uri="http://schemas.openxmlformats.org/drawingml/2006/picture">
+                <pic:pic xmlns:pic="http://schemas.openxmlformats.org/drawingml/2006/picture">
+                  <pic:nvPicPr>
+                    <pic:cNvPr id="0" name="download (12).png"/>
+                    <pic:cNvPicPr/>
+                  </pic:nvPicPr>
+                  <pic:blipFill rotWithShape="1">
+                    <a:blip r:embed="rId12" cstate="print">
+                      <a:extLst>
+                        <a:ext uri="{28A0092B-C50C-407E-A947-70E740481C1C}">
+                          <a14:useLocalDpi xmlns:a14="http://schemas.microsoft.com/office/drawing/2010/main" val="0"/>
+                        </a:ext>
+                      </a:extLst>
+                    </a:blip>
+                    <a:srcRect l="3784" t="7838" r="4865" b="8649"/>
+                    <a:stretch/>
+                  </pic:blipFill>
+                  <pic:spPr bwMode="auto">
+                    <a:xfrm>
+                      <a:off x="0" y="0"/>
+                      <a:ext cx="980440" cy="896620"/>
+                    </a:xfrm>
+                    <a:prstGeom prst="rect">
+                      <a:avLst/>
+                    </a:prstGeom>
+                    <a:ln>
+                      <a:noFill/>
+                    </a:ln>
+                    <a:extLst>
+                      <a:ext uri="{53640926-AAD7-44D8-BBD7-CCE9431645EC}">
+                        <a14:shadowObscured xmlns:a14="http://schemas.microsoft.com/office/drawing/2010/main"/>
+                      </a:ext>
+                    </a:extLst>
+                  </pic:spPr>
+                </pic:pic>
+              </a:graphicData>
+            </a:graphic>
+            <wp14:sizeRelH relativeFrom="page">
+              <wp14:pctWidth>0</wp14:pctWidth>
+            </wp14:sizeRelH>
+            <wp14:sizeRelV relativeFrom="page">
+              <wp14:pctHeight>0</wp14:pctHeight>
+            </wp14:sizeRelV>
+          </wp:anchor>
+        </w:drawing>
+      </w:r>
+      <w:r>
+        <w:rPr>
+          <w:rFonts w:ascii="Sagarmatha" w:hAnsi="Sagarmatha" w:cs="Arial"/>
+          <w:noProof/>
+          <w:sz w:val="44"/>
+          <w:szCs w:val="44"/>
+          <w:lang w:bidi="ar-SA"/>
+        </w:rPr>
+        <w:drawing>
+          <wp:anchor distT="0" distB="0" distL="114300" distR="114300" simplePos="0" relativeHeight="251666432" behindDoc="0" locked="0" layoutInCell="1" allowOverlap="1" wp14:anchorId="17364FE8" wp14:editId="58320A7F">
+            <wp:simplePos x="0" y="0"/>
+            <wp:positionH relativeFrom="column">
+              <wp:posOffset>2463165</wp:posOffset>
+            </wp:positionH>
+            <wp:positionV relativeFrom="paragraph">
+              <wp:posOffset>327338</wp:posOffset>
+            </wp:positionV>
+            <wp:extent cx="586105" cy="655955"/>
+            <wp:effectExtent l="0" t="0" r="4445" b="0"/>
             <wp:wrapNone/>
             <wp:docPr id="130" name="Picture 130"/>
             <wp:cNvGraphicFramePr>
@@ -3926,7 +4197,7 @@
                   <pic:spPr bwMode="auto">
                     <a:xfrm>
                       <a:off x="0" y="0"/>
-                      <a:ext cx="340995" cy="381635"/>
+                      <a:ext cx="586105" cy="655955"/>
                     </a:xfrm>
                     <a:prstGeom prst="rect">
                       <a:avLst/>
@@ -3961,87 +4232,16 @@
           <w:lang w:bidi="ar-SA"/>
         </w:rPr>
         <w:drawing>
-          <wp:anchor distT="0" distB="0" distL="114300" distR="114300" simplePos="0" relativeHeight="251667456" behindDoc="0" locked="0" layoutInCell="1" allowOverlap="1" wp14:anchorId="19C26D77" wp14:editId="5CAE2D88">
+          <wp:anchor distT="0" distB="0" distL="114300" distR="114300" simplePos="0" relativeHeight="251665408" behindDoc="0" locked="0" layoutInCell="1" allowOverlap="1" wp14:anchorId="4DB23BFD" wp14:editId="56845990">
             <wp:simplePos x="0" y="0"/>
             <wp:positionH relativeFrom="column">
-              <wp:posOffset>4779033</wp:posOffset>
+              <wp:posOffset>170180</wp:posOffset>
             </wp:positionH>
             <wp:positionV relativeFrom="paragraph">
-              <wp:posOffset>30731</wp:posOffset>
+              <wp:posOffset>340682</wp:posOffset>
             </wp:positionV>
-            <wp:extent cx="776377" cy="709957"/>
-            <wp:effectExtent l="0" t="0" r="5080" b="0"/>
-            <wp:wrapNone/>
-            <wp:docPr id="131" name="Picture 131"/>
-            <wp:cNvGraphicFramePr>
-              <a:graphicFrameLocks xmlns:a="http://schemas.openxmlformats.org/drawingml/2006/main" noChangeAspect="1"/>
-            </wp:cNvGraphicFramePr>
-            <a:graphic xmlns:a="http://schemas.openxmlformats.org/drawingml/2006/main">
-              <a:graphicData uri="http://schemas.openxmlformats.org/drawingml/2006/picture">
-                <pic:pic xmlns:pic="http://schemas.openxmlformats.org/drawingml/2006/picture">
-                  <pic:nvPicPr>
-                    <pic:cNvPr id="0" name="download (12).png"/>
-                    <pic:cNvPicPr/>
-                  </pic:nvPicPr>
-                  <pic:blipFill rotWithShape="1">
-                    <a:blip r:embed="rId12" cstate="print">
-                      <a:extLst>
-                        <a:ext uri="{28A0092B-C50C-407E-A947-70E740481C1C}">
-                          <a14:useLocalDpi xmlns:a14="http://schemas.microsoft.com/office/drawing/2010/main" val="0"/>
-                        </a:ext>
-                      </a:extLst>
-                    </a:blip>
-                    <a:srcRect l="3784" t="7838" r="4865" b="8649"/>
-                    <a:stretch/>
-                  </pic:blipFill>
-                  <pic:spPr bwMode="auto">
-                    <a:xfrm>
-                      <a:off x="0" y="0"/>
-                      <a:ext cx="780467" cy="713697"/>
-                    </a:xfrm>
-                    <a:prstGeom prst="rect">
-                      <a:avLst/>
-                    </a:prstGeom>
-                    <a:ln>
-                      <a:noFill/>
-                    </a:ln>
-                    <a:extLst>
-                      <a:ext uri="{53640926-AAD7-44D8-BBD7-CCE9431645EC}">
-                        <a14:shadowObscured xmlns:a14="http://schemas.microsoft.com/office/drawing/2010/main"/>
-                      </a:ext>
-                    </a:extLst>
-                  </pic:spPr>
-                </pic:pic>
-              </a:graphicData>
-            </a:graphic>
-            <wp14:sizeRelH relativeFrom="page">
-              <wp14:pctWidth>0</wp14:pctWidth>
-            </wp14:sizeRelH>
-            <wp14:sizeRelV relativeFrom="page">
-              <wp14:pctHeight>0</wp14:pctHeight>
-            </wp14:sizeRelV>
-          </wp:anchor>
-        </w:drawing>
-      </w:r>
-      <w:r>
-        <w:rPr>
-          <w:rFonts w:ascii="Sagarmatha" w:hAnsi="Sagarmatha" w:cs="Arial"/>
-          <w:noProof/>
-          <w:sz w:val="44"/>
-          <w:szCs w:val="44"/>
-          <w:lang w:bidi="ar-SA"/>
-        </w:rPr>
-        <w:drawing>
-          <wp:anchor distT="0" distB="0" distL="114300" distR="114300" simplePos="0" relativeHeight="251665408" behindDoc="0" locked="0" layoutInCell="1" allowOverlap="1" wp14:anchorId="4DB23BFD" wp14:editId="08481EC2">
-            <wp:simplePos x="0" y="0"/>
-            <wp:positionH relativeFrom="column">
-              <wp:posOffset>172085</wp:posOffset>
-            </wp:positionH>
-            <wp:positionV relativeFrom="paragraph">
-              <wp:posOffset>412750</wp:posOffset>
-            </wp:positionV>
-            <wp:extent cx="410845" cy="375285"/>
-            <wp:effectExtent l="0" t="0" r="8255" b="5715"/>
+            <wp:extent cx="586854" cy="536060"/>
+            <wp:effectExtent l="0" t="0" r="3810" b="0"/>
             <wp:wrapNone/>
             <wp:docPr id="129" name="Picture 129"/>
             <wp:cNvGraphicFramePr>
@@ -4068,7 +4268,7 @@
                   <pic:spPr bwMode="auto">
                     <a:xfrm>
                       <a:off x="0" y="0"/>
-                      <a:ext cx="410845" cy="375285"/>
+                      <a:ext cx="586854" cy="536060"/>
                     </a:xfrm>
                     <a:prstGeom prst="rect">
                       <a:avLst/>
@@ -4271,6 +4471,119 @@
     </w:p>
     <w:p>
       <w:pPr>
+        <w:spacing w:after="0" w:line="720" w:lineRule="auto"/>
+        <w:jc w:val="both"/>
+        <w:rPr>
+          <w:rFonts w:ascii="Sagarmatha" w:hAnsi="Sagarmatha" w:cs="Arial"/>
+          <w:sz w:val="44"/>
+          <w:szCs w:val="44"/>
+        </w:rPr>
+      </w:pPr>
+      <w:r>
+        <w:rPr>
+          <w:rFonts w:ascii="Sagarmatha" w:hAnsi="Sagarmatha" w:cs="Arial"/>
+          <w:sz w:val="44"/>
+          <w:szCs w:val="44"/>
+          <w:u w:val="single"/>
+        </w:rPr>
+        <w:tab/>
+      </w:r>
+      <w:r>
+        <w:rPr>
+          <w:rFonts w:ascii="Sagarmatha" w:hAnsi="Sagarmatha" w:cs="Arial"/>
+          <w:sz w:val="44"/>
+          <w:szCs w:val="44"/>
+          <w:u w:val="single"/>
+        </w:rPr>
+        <w:tab/>
+      </w:r>
+      <w:r>
+        <w:rPr>
+          <w:rFonts w:ascii="Sagarmatha" w:hAnsi="Sagarmatha" w:cs="Arial"/>
+          <w:sz w:val="44"/>
+          <w:szCs w:val="44"/>
+        </w:rPr>
+        <w:tab/>
+      </w:r>
+      <w:r>
+        <w:rPr>
+          <w:rFonts w:ascii="Sagarmatha" w:hAnsi="Sagarmatha" w:cs="Arial"/>
+          <w:sz w:val="44"/>
+          <w:szCs w:val="44"/>
+        </w:rPr>
+        <w:tab/>
+      </w:r>
+      <w:r>
+        <w:rPr>
+          <w:rFonts w:ascii="Sagarmatha" w:hAnsi="Sagarmatha" w:cs="Arial"/>
+          <w:sz w:val="44"/>
+          <w:szCs w:val="44"/>
+        </w:rPr>
+        <w:tab/>
+      </w:r>
+      <w:r>
+        <w:rPr>
+          <w:rFonts w:ascii="Sagarmatha" w:hAnsi="Sagarmatha" w:cs="Arial"/>
+          <w:sz w:val="44"/>
+          <w:szCs w:val="44"/>
+          <w:u w:val="single"/>
+        </w:rPr>
+        <w:tab/>
+      </w:r>
+      <w:r>
+        <w:rPr>
+          <w:rFonts w:ascii="Sagarmatha" w:hAnsi="Sagarmatha" w:cs="Arial"/>
+          <w:sz w:val="44"/>
+          <w:szCs w:val="44"/>
+          <w:u w:val="single"/>
+        </w:rPr>
+        <w:tab/>
+      </w:r>
+      <w:r>
+        <w:rPr>
+          <w:rFonts w:ascii="Sagarmatha" w:hAnsi="Sagarmatha" w:cs="Arial"/>
+          <w:sz w:val="44"/>
+          <w:szCs w:val="44"/>
+        </w:rPr>
+        <w:tab/>
+      </w:r>
+      <w:r>
+        <w:rPr>
+          <w:rFonts w:ascii="Sagarmatha" w:hAnsi="Sagarmatha" w:cs="Arial"/>
+          <w:sz w:val="44"/>
+          <w:szCs w:val="44"/>
+        </w:rPr>
+        <w:tab/>
+      </w:r>
+      <w:r>
+        <w:rPr>
+          <w:rFonts w:ascii="Sagarmatha" w:hAnsi="Sagarmatha" w:cs="Arial"/>
+          <w:sz w:val="44"/>
+          <w:szCs w:val="44"/>
+        </w:rPr>
+        <w:tab/>
+      </w:r>
+      <w:r>
+        <w:rPr>
+          <w:rFonts w:ascii="Sagarmatha" w:hAnsi="Sagarmatha" w:cs="Arial"/>
+          <w:sz w:val="44"/>
+          <w:szCs w:val="44"/>
+          <w:u w:val="single"/>
+        </w:rPr>
+        <w:tab/>
+      </w:r>
+      <w:r>
+        <w:rPr>
+          <w:rFonts w:ascii="Sagarmatha" w:hAnsi="Sagarmatha" w:cs="Arial"/>
+          <w:sz w:val="44"/>
+          <w:szCs w:val="44"/>
+          <w:u w:val="single"/>
+        </w:rPr>
+        <w:tab/>
+      </w:r>
+    </w:p>
+    <w:p>
+      <w:pPr>
         <w:spacing w:after="0" w:line="360" w:lineRule="auto"/>
         <w:jc w:val="both"/>
         <w:rPr>
@@ -4288,13 +4601,150 @@
           <w:lang w:bidi="ar-SA"/>
         </w:rPr>
         <w:drawing>
-          <wp:anchor distT="0" distB="0" distL="114300" distR="114300" simplePos="0" relativeHeight="251669504" behindDoc="0" locked="0" layoutInCell="1" allowOverlap="1" wp14:anchorId="2DD3361B" wp14:editId="4AC0199E">
+          <wp:anchor distT="0" distB="0" distL="114300" distR="114300" simplePos="0" relativeHeight="251668480" behindDoc="0" locked="0" layoutInCell="1" allowOverlap="1" wp14:anchorId="268FC241" wp14:editId="3ED15CD1">
+            <wp:simplePos x="0" y="0"/>
+            <wp:positionH relativeFrom="column">
+              <wp:posOffset>102358</wp:posOffset>
+            </wp:positionH>
+            <wp:positionV relativeFrom="paragraph">
+              <wp:posOffset>173574</wp:posOffset>
+            </wp:positionV>
+            <wp:extent cx="654685" cy="720356"/>
+            <wp:effectExtent l="0" t="0" r="0" b="3810"/>
+            <wp:wrapNone/>
+            <wp:docPr id="132" name="Picture 132"/>
+            <wp:cNvGraphicFramePr>
+              <a:graphicFrameLocks xmlns:a="http://schemas.openxmlformats.org/drawingml/2006/main" noChangeAspect="1"/>
+            </wp:cNvGraphicFramePr>
+            <a:graphic xmlns:a="http://schemas.openxmlformats.org/drawingml/2006/main">
+              <a:graphicData uri="http://schemas.openxmlformats.org/drawingml/2006/picture">
+                <pic:pic xmlns:pic="http://schemas.openxmlformats.org/drawingml/2006/picture">
+                  <pic:nvPicPr>
+                    <pic:cNvPr id="0" name="download (14).png"/>
+                    <pic:cNvPicPr/>
+                  </pic:nvPicPr>
+                  <pic:blipFill>
+                    <a:blip r:embed="rId13" cstate="print">
+                      <a:extLst>
+                        <a:ext uri="{28A0092B-C50C-407E-A947-70E740481C1C}">
+                          <a14:useLocalDpi xmlns:a14="http://schemas.microsoft.com/office/drawing/2010/main" val="0"/>
+                        </a:ext>
+                      </a:extLst>
+                    </a:blip>
+                    <a:stretch>
+                      <a:fillRect/>
+                    </a:stretch>
+                  </pic:blipFill>
+                  <pic:spPr>
+                    <a:xfrm>
+                      <a:off x="0" y="0"/>
+                      <a:ext cx="659223" cy="725349"/>
+                    </a:xfrm>
+                    <a:prstGeom prst="rect">
+                      <a:avLst/>
+                    </a:prstGeom>
+                  </pic:spPr>
+                </pic:pic>
+              </a:graphicData>
+            </a:graphic>
+            <wp14:sizeRelH relativeFrom="page">
+              <wp14:pctWidth>0</wp14:pctWidth>
+            </wp14:sizeRelH>
+            <wp14:sizeRelV relativeFrom="page">
+              <wp14:pctHeight>0</wp14:pctHeight>
+            </wp14:sizeRelV>
+          </wp:anchor>
+        </w:drawing>
+      </w:r>
+      <w:r>
+        <w:rPr>
+          <w:rFonts w:ascii="Sagarmatha" w:hAnsi="Sagarmatha" w:cs="Arial"/>
+          <w:noProof/>
+          <w:sz w:val="44"/>
+          <w:szCs w:val="44"/>
+          <w:lang w:bidi="ar-SA"/>
+        </w:rPr>
+        <w:drawing>
+          <wp:anchor distT="0" distB="0" distL="114300" distR="114300" simplePos="0" relativeHeight="251678720" behindDoc="0" locked="0" layoutInCell="1" allowOverlap="1" wp14:anchorId="20AD364F" wp14:editId="058DB847">
+            <wp:simplePos x="0" y="0"/>
+            <wp:positionH relativeFrom="column">
+              <wp:posOffset>4514254</wp:posOffset>
+            </wp:positionH>
+            <wp:positionV relativeFrom="paragraph">
+              <wp:posOffset>53937</wp:posOffset>
+            </wp:positionV>
+            <wp:extent cx="1049999" cy="926887"/>
+            <wp:effectExtent l="0" t="0" r="0" b="6985"/>
+            <wp:wrapNone/>
+            <wp:docPr id="1886007472" name="Picture 1886007472"/>
+            <wp:cNvGraphicFramePr>
+              <a:graphicFrameLocks xmlns:a="http://schemas.openxmlformats.org/drawingml/2006/main" noChangeAspect="1"/>
+            </wp:cNvGraphicFramePr>
+            <a:graphic xmlns:a="http://schemas.openxmlformats.org/drawingml/2006/main">
+              <a:graphicData uri="http://schemas.openxmlformats.org/drawingml/2006/picture">
+                <pic:pic xmlns:pic="http://schemas.openxmlformats.org/drawingml/2006/picture">
+                  <pic:nvPicPr>
+                    <pic:cNvPr id="0" name="download (16).png"/>
+                    <pic:cNvPicPr/>
+                  </pic:nvPicPr>
+                  <pic:blipFill rotWithShape="1">
+                    <a:blip r:embed="rId14">
+                      <a:extLst>
+                        <a:ext uri="{28A0092B-C50C-407E-A947-70E740481C1C}">
+                          <a14:useLocalDpi xmlns:a14="http://schemas.microsoft.com/office/drawing/2010/main" val="0"/>
+                        </a:ext>
+                      </a:extLst>
+                    </a:blip>
+                    <a:srcRect l="3084" t="17932" r="51938" b="22386"/>
+                    <a:stretch>
+                      <a:fillRect/>
+                    </a:stretch>
+                  </pic:blipFill>
+                  <pic:spPr bwMode="auto">
+                    <a:xfrm>
+                      <a:off x="0" y="0"/>
+                      <a:ext cx="1049999" cy="926887"/>
+                    </a:xfrm>
+                    <a:prstGeom prst="rect">
+                      <a:avLst/>
+                    </a:prstGeom>
+                    <a:ln>
+                      <a:noFill/>
+                    </a:ln>
+                    <a:extLst>
+                      <a:ext uri="{53640926-AAD7-44D8-BBD7-CCE9431645EC}">
+                        <a14:shadowObscured xmlns:a14="http://schemas.microsoft.com/office/drawing/2010/main"/>
+                      </a:ext>
+                    </a:extLst>
+                  </pic:spPr>
+                </pic:pic>
+              </a:graphicData>
+            </a:graphic>
+            <wp14:sizeRelH relativeFrom="page">
+              <wp14:pctWidth>0</wp14:pctWidth>
+            </wp14:sizeRelH>
+            <wp14:sizeRelV relativeFrom="page">
+              <wp14:pctHeight>0</wp14:pctHeight>
+            </wp14:sizeRelV>
+          </wp:anchor>
+        </w:drawing>
+      </w:r>
+      <w:r>
+        <w:rPr>
+          <w:rFonts w:ascii="Sagarmatha" w:hAnsi="Sagarmatha" w:cs="Arial"/>
+          <w:noProof/>
+          <w:sz w:val="44"/>
+          <w:szCs w:val="44"/>
+          <w:lang w:bidi="ar-SA"/>
+        </w:rPr>
+        <w:drawing>
+          <wp:anchor distT="0" distB="0" distL="114300" distR="114300" simplePos="0" relativeHeight="251669504" behindDoc="0" locked="0" layoutInCell="1" allowOverlap="1" wp14:anchorId="2DD3361B" wp14:editId="52B64A9B">
             <wp:simplePos x="0" y="0"/>
             <wp:positionH relativeFrom="column">
               <wp:posOffset>2538095</wp:posOffset>
             </wp:positionH>
             <wp:positionV relativeFrom="paragraph">
-              <wp:posOffset>329565</wp:posOffset>
+              <wp:posOffset>170815</wp:posOffset>
             </wp:positionV>
             <wp:extent cx="508635" cy="812165"/>
             <wp:effectExtent l="0" t="0" r="5715" b="6985"/>
@@ -4311,7 +4761,7 @@
                     <pic:cNvPicPr/>
                   </pic:nvPicPr>
                   <pic:blipFill rotWithShape="1">
-                    <a:blip r:embed="rId13" cstate="print">
+                    <a:blip r:embed="rId15" cstate="print">
                       <a:extLst>
                         <a:ext uri="{28A0092B-C50C-407E-A947-70E740481C1C}">
                           <a14:useLocalDpi xmlns:a14="http://schemas.microsoft.com/office/drawing/2010/main" val="0"/>
@@ -4350,6 +4800,556 @@
           </wp:anchor>
         </w:drawing>
       </w:r>
+    </w:p>
+    <w:p>
+      <w:pPr>
+        <w:spacing w:after="0" w:line="360" w:lineRule="auto"/>
+        <w:jc w:val="both"/>
+        <w:rPr>
+          <w:rFonts w:ascii="Sagarmatha" w:hAnsi="Sagarmatha" w:cs="Arial"/>
+          <w:sz w:val="44"/>
+          <w:szCs w:val="44"/>
+          <w:u w:val="single"/>
+        </w:rPr>
+      </w:pPr>
+    </w:p>
+    <w:p>
+      <w:pPr>
+        <w:spacing w:after="0" w:line="360" w:lineRule="auto"/>
+        <w:jc w:val="both"/>
+        <w:rPr>
+          <w:rFonts w:ascii="Sagarmatha" w:hAnsi="Sagarmatha" w:cs="Arial"/>
+          <w:sz w:val="44"/>
+          <w:szCs w:val="44"/>
+          <w:u w:val="single"/>
+        </w:rPr>
+      </w:pPr>
+      <w:r>
+        <w:rPr>
+          <w:rFonts w:ascii="Sagarmatha" w:hAnsi="Sagarmatha" w:cs="Arial"/>
+          <w:sz w:val="44"/>
+          <w:szCs w:val="44"/>
+          <w:u w:val="single"/>
+        </w:rPr>
+        <w:tab/>
+      </w:r>
+      <w:r>
+        <w:rPr>
+          <w:rFonts w:ascii="Sagarmatha" w:hAnsi="Sagarmatha" w:cs="Arial"/>
+          <w:sz w:val="44"/>
+          <w:szCs w:val="44"/>
+          <w:u w:val="single"/>
+        </w:rPr>
+        <w:tab/>
+      </w:r>
+      <w:r>
+        <w:rPr>
+          <w:rFonts w:ascii="Sagarmatha" w:hAnsi="Sagarmatha" w:cs="Arial"/>
+          <w:sz w:val="44"/>
+          <w:szCs w:val="44"/>
+        </w:rPr>
+        <w:tab/>
+      </w:r>
+      <w:r>
+        <w:rPr>
+          <w:rFonts w:ascii="Sagarmatha" w:hAnsi="Sagarmatha" w:cs="Arial"/>
+          <w:sz w:val="44"/>
+          <w:szCs w:val="44"/>
+        </w:rPr>
+        <w:tab/>
+      </w:r>
+      <w:r>
+        <w:rPr>
+          <w:rFonts w:ascii="Sagarmatha" w:hAnsi="Sagarmatha" w:cs="Arial"/>
+          <w:sz w:val="44"/>
+          <w:szCs w:val="44"/>
+        </w:rPr>
+        <w:tab/>
+      </w:r>
+      <w:r>
+        <w:rPr>
+          <w:rFonts w:ascii="Sagarmatha" w:hAnsi="Sagarmatha" w:cs="Arial"/>
+          <w:sz w:val="44"/>
+          <w:szCs w:val="44"/>
+          <w:u w:val="single"/>
+        </w:rPr>
+        <w:tab/>
+      </w:r>
+      <w:r>
+        <w:rPr>
+          <w:rFonts w:ascii="Sagarmatha" w:hAnsi="Sagarmatha" w:cs="Arial"/>
+          <w:sz w:val="44"/>
+          <w:szCs w:val="44"/>
+          <w:u w:val="single"/>
+        </w:rPr>
+        <w:tab/>
+      </w:r>
+      <w:r>
+        <w:rPr>
+          <w:rFonts w:ascii="Sagarmatha" w:hAnsi="Sagarmatha" w:cs="Arial"/>
+          <w:sz w:val="44"/>
+          <w:szCs w:val="44"/>
+        </w:rPr>
+        <w:tab/>
+      </w:r>
+      <w:r>
+        <w:rPr>
+          <w:rFonts w:ascii="Sagarmatha" w:hAnsi="Sagarmatha" w:cs="Arial"/>
+          <w:sz w:val="44"/>
+          <w:szCs w:val="44"/>
+        </w:rPr>
+        <w:tab/>
+      </w:r>
+      <w:r>
+        <w:rPr>
+          <w:rFonts w:ascii="Sagarmatha" w:hAnsi="Sagarmatha" w:cs="Arial"/>
+          <w:sz w:val="44"/>
+          <w:szCs w:val="44"/>
+        </w:rPr>
+        <w:tab/>
+      </w:r>
+      <w:r>
+        <w:rPr>
+          <w:rFonts w:ascii="Sagarmatha" w:hAnsi="Sagarmatha" w:cs="Arial"/>
+          <w:sz w:val="44"/>
+          <w:szCs w:val="44"/>
+          <w:u w:val="single"/>
+        </w:rPr>
+        <w:tab/>
+      </w:r>
+      <w:r>
+        <w:rPr>
+          <w:rFonts w:ascii="Sagarmatha" w:hAnsi="Sagarmatha" w:cs="Arial"/>
+          <w:sz w:val="44"/>
+          <w:szCs w:val="44"/>
+          <w:u w:val="single"/>
+        </w:rPr>
+        <w:tab/>
+      </w:r>
+    </w:p>
+    <w:p>
+      <w:pPr>
+        <w:spacing w:after="0" w:line="360" w:lineRule="auto"/>
+        <w:jc w:val="both"/>
+        <w:rPr>
+          <w:rFonts w:ascii="Sagarmatha" w:hAnsi="Sagarmatha" w:cs="Arial"/>
+          <w:sz w:val="44"/>
+          <w:szCs w:val="44"/>
+        </w:rPr>
+      </w:pPr>
+    </w:p>
+    <w:p>
+      <w:pPr>
+        <w:spacing w:after="0" w:line="240" w:lineRule="auto"/>
+        <w:jc w:val="both"/>
+        <w:rPr>
+          <w:rFonts w:ascii="Sagarmatha" w:hAnsi="Sagarmatha" w:cs="Arial"/>
+          <w:sz w:val="44"/>
+          <w:szCs w:val="44"/>
+        </w:rPr>
+      </w:pPr>
+      <w:r>
+        <w:rPr>
+          <w:rFonts w:ascii="Sagarmatha" w:hAnsi="Sagarmatha" w:cs="Arial"/>
+          <w:sz w:val="44"/>
+          <w:szCs w:val="44"/>
+        </w:rPr>
+        <w:t xml:space="preserve">&amp;= </w:t>
+      </w:r>
+      <w:proofErr w:type="spellStart"/>
+      <w:r>
+        <w:rPr>
+          <w:rFonts w:ascii="Sagarmatha" w:hAnsi="Sagarmatha" w:cs="Arial"/>
+          <w:sz w:val="44"/>
+          <w:szCs w:val="44"/>
+        </w:rPr>
+        <w:t>vfnL</w:t>
+      </w:r>
+      <w:proofErr w:type="spellEnd"/>
+      <w:r>
+        <w:rPr>
+          <w:rFonts w:ascii="Sagarmatha" w:hAnsi="Sagarmatha" w:cs="Arial"/>
+          <w:sz w:val="44"/>
+          <w:szCs w:val="44"/>
+        </w:rPr>
+        <w:t xml:space="preserve"> 7fpF </w:t>
+      </w:r>
+      <w:proofErr w:type="spellStart"/>
+      <w:r>
+        <w:rPr>
+          <w:rFonts w:ascii="Sagarmatha" w:hAnsi="Sagarmatha" w:cs="Arial"/>
+          <w:sz w:val="44"/>
+          <w:szCs w:val="44"/>
+        </w:rPr>
+        <w:t>eg</w:t>
+      </w:r>
+      <w:proofErr w:type="spellEnd"/>
+      <w:r>
+        <w:rPr>
+          <w:rFonts w:ascii="Sagarmatha" w:hAnsi="Sagarmatha" w:cs="Arial"/>
+          <w:sz w:val="44"/>
+          <w:szCs w:val="44"/>
+        </w:rPr>
+        <w:t>'{</w:t>
+      </w:r>
+      <w:proofErr w:type="spellStart"/>
+      <w:r>
+        <w:rPr>
+          <w:rFonts w:ascii="Sagarmatha" w:hAnsi="Sagarmatha" w:cs="Arial"/>
+          <w:sz w:val="44"/>
+          <w:szCs w:val="44"/>
+        </w:rPr>
+        <w:t>xf</w:t>
+      </w:r>
+      <w:proofErr w:type="spellEnd"/>
+      <w:proofErr w:type="gramStart"/>
+      <w:r>
+        <w:rPr>
+          <w:rFonts w:ascii="Sagarmatha" w:hAnsi="Sagarmatha" w:cs="Arial"/>
+          <w:sz w:val="44"/>
+          <w:szCs w:val="44"/>
+        </w:rPr>
+        <w:t>];\</w:t>
+      </w:r>
+      <w:proofErr w:type="gramEnd"/>
+      <w:r>
+        <w:rPr>
+          <w:rFonts w:ascii="Sagarmatha" w:hAnsi="Sagarmatha" w:cs="Arial"/>
+          <w:sz w:val="44"/>
+          <w:szCs w:val="44"/>
+        </w:rPr>
+        <w:t xml:space="preserve"> .</w:t>
+      </w:r>
+      <w:r>
+        <w:rPr>
+          <w:rFonts w:ascii="Sagarmatha" w:hAnsi="Sagarmatha" w:cs="Arial"/>
+          <w:sz w:val="44"/>
+          <w:szCs w:val="44"/>
+        </w:rPr>
+        <w:tab/>
+      </w:r>
+      <w:r>
+        <w:rPr>
+          <w:rFonts w:ascii="Sagarmatha" w:hAnsi="Sagarmatha" w:cs="Arial"/>
+          <w:sz w:val="44"/>
+          <w:szCs w:val="44"/>
+        </w:rPr>
+        <w:tab/>
+      </w:r>
+      <w:r>
+        <w:rPr>
+          <w:rFonts w:ascii="Sagarmatha" w:hAnsi="Sagarmatha" w:cs="Arial"/>
+          <w:sz w:val="44"/>
+          <w:szCs w:val="44"/>
+        </w:rPr>
+        <w:tab/>
+      </w:r>
+      <w:r>
+        <w:rPr>
+          <w:rFonts w:ascii="Sagarmatha" w:hAnsi="Sagarmatha" w:cs="Arial"/>
+          <w:sz w:val="44"/>
+          <w:szCs w:val="44"/>
+        </w:rPr>
+        <w:tab/>
+      </w:r>
+      <w:r>
+        <w:rPr>
+          <w:rFonts w:ascii="Sagarmatha" w:hAnsi="Sagarmatha" w:cs="Arial"/>
+          <w:sz w:val="44"/>
+          <w:szCs w:val="44"/>
+        </w:rPr>
+        <w:tab/>
+      </w:r>
+      <w:r>
+        <w:rPr>
+          <w:rFonts w:ascii="Sagarmatha" w:hAnsi="Sagarmatha" w:cs="Arial"/>
+          <w:sz w:val="44"/>
+          <w:szCs w:val="44"/>
+        </w:rPr>
+        <w:tab/>
+      </w:r>
+      <w:r>
+        <w:rPr>
+          <w:rFonts w:ascii="Sagarmatha" w:hAnsi="Sagarmatha" w:cs="Arial"/>
+          <w:sz w:val="44"/>
+          <w:szCs w:val="44"/>
+        </w:rPr>
+        <w:tab/>
+      </w:r>
+      <w:r>
+        <w:rPr>
+          <w:rFonts w:ascii="Sagarmatha" w:hAnsi="Sagarmatha" w:cs="Arial"/>
+          <w:sz w:val="44"/>
+          <w:szCs w:val="44"/>
+        </w:rPr>
+        <w:tab/>
+      </w:r>
+      <w:r>
+        <w:rPr>
+          <w:rFonts w:ascii="Sagarmatha" w:hAnsi="Sagarmatha" w:cs="Arial"/>
+          <w:sz w:val="44"/>
+          <w:szCs w:val="44"/>
+        </w:rPr>
+        <w:tab/>
+      </w:r>
+      <w:r>
+        <w:rPr>
+          <w:rFonts w:ascii="Sagarmatha" w:hAnsi="Sagarmatha" w:cs="Arial"/>
+          <w:sz w:val="44"/>
+          <w:szCs w:val="44"/>
+        </w:rPr>
+        <w:tab/>
+        <w:t>!)</w:t>
+      </w:r>
+    </w:p>
+    <w:p>
+      <w:pPr>
+        <w:spacing w:after="0" w:line="600" w:lineRule="auto"/>
+        <w:ind w:left="288"/>
+        <w:jc w:val="both"/>
+        <w:rPr>
+          <w:rFonts w:ascii="Sagarmatha" w:hAnsi="Sagarmatha" w:cs="Arial"/>
+          <w:sz w:val="44"/>
+          <w:szCs w:val="44"/>
+          <w:u w:val="single"/>
+        </w:rPr>
+      </w:pPr>
+      <w:r>
+        <w:rPr>
+          <w:rFonts w:ascii="Sagarmatha" w:hAnsi="Sagarmatha" w:cs="Arial"/>
+          <w:sz w:val="44"/>
+          <w:szCs w:val="44"/>
+        </w:rPr>
+        <w:t>w</w:t>
+      </w:r>
+      <w:r>
+        <w:rPr>
+          <w:rFonts w:ascii="Sagarmatha" w:hAnsi="Sagarmatha" w:cs="Arial"/>
+          <w:sz w:val="44"/>
+          <w:szCs w:val="44"/>
+        </w:rPr>
+        <w:tab/>
+      </w:r>
+      <w:r>
+        <w:rPr>
+          <w:rFonts w:ascii="Sagarmatha" w:hAnsi="Sagarmatha" w:cs="Arial"/>
+          <w:sz w:val="44"/>
+          <w:szCs w:val="44"/>
+          <w:u w:val="single"/>
+        </w:rPr>
+        <w:tab/>
+      </w:r>
+      <w:r>
+        <w:rPr>
+          <w:rFonts w:ascii="Sagarmatha" w:hAnsi="Sagarmatha" w:cs="Arial"/>
+          <w:sz w:val="44"/>
+          <w:szCs w:val="44"/>
+        </w:rPr>
+        <w:tab/>
+      </w:r>
+      <w:r>
+        <w:rPr>
+          <w:rFonts w:ascii="Sagarmatha" w:hAnsi="Sagarmatha" w:cs="Arial"/>
+          <w:sz w:val="44"/>
+          <w:szCs w:val="44"/>
+          <w:u w:val="single"/>
+        </w:rPr>
+        <w:tab/>
+      </w:r>
+      <w:r>
+        <w:rPr>
+          <w:rFonts w:ascii="Sagarmatha" w:hAnsi="Sagarmatha" w:cs="Arial"/>
+          <w:sz w:val="44"/>
+          <w:szCs w:val="44"/>
+        </w:rPr>
+        <w:tab/>
+        <w:t>km</w:t>
+      </w:r>
+      <w:r>
+        <w:rPr>
+          <w:rFonts w:ascii="Sagarmatha" w:hAnsi="Sagarmatha" w:cs="Arial"/>
+          <w:sz w:val="44"/>
+          <w:szCs w:val="44"/>
+        </w:rPr>
+        <w:tab/>
+      </w:r>
+      <w:r>
+        <w:rPr>
+          <w:rFonts w:ascii="Sagarmatha" w:hAnsi="Sagarmatha" w:cs="Arial"/>
+          <w:sz w:val="44"/>
+          <w:szCs w:val="44"/>
+          <w:u w:val="single"/>
+        </w:rPr>
+        <w:tab/>
+      </w:r>
+      <w:r>
+        <w:rPr>
+          <w:rFonts w:ascii="Sagarmatha" w:hAnsi="Sagarmatha" w:cs="Arial"/>
+          <w:sz w:val="44"/>
+          <w:szCs w:val="44"/>
+        </w:rPr>
+        <w:tab/>
+      </w:r>
+      <w:r>
+        <w:rPr>
+          <w:rFonts w:ascii="Sagarmatha" w:hAnsi="Sagarmatha" w:cs="Arial"/>
+          <w:sz w:val="44"/>
+          <w:szCs w:val="44"/>
+          <w:u w:val="single"/>
+        </w:rPr>
+        <w:tab/>
+      </w:r>
+      <w:r>
+        <w:rPr>
+          <w:rFonts w:ascii="Sagarmatha" w:hAnsi="Sagarmatha" w:cs="Arial"/>
+          <w:sz w:val="44"/>
+          <w:szCs w:val="44"/>
+        </w:rPr>
+        <w:tab/>
+      </w:r>
+      <w:r>
+        <w:rPr>
+          <w:rFonts w:ascii="Sagarmatha" w:hAnsi="Sagarmatha" w:cs="Arial"/>
+          <w:sz w:val="44"/>
+          <w:szCs w:val="44"/>
+          <w:u w:val="single"/>
+        </w:rPr>
+        <w:tab/>
+      </w:r>
+    </w:p>
+    <w:p>
+      <w:pPr>
+        <w:spacing w:after="0" w:line="600" w:lineRule="auto"/>
+        <w:ind w:left="288"/>
+        <w:jc w:val="both"/>
+        <w:rPr>
+          <w:rFonts w:ascii="Sagarmatha" w:hAnsi="Sagarmatha" w:cs="Arial"/>
+          <w:sz w:val="44"/>
+          <w:szCs w:val="44"/>
+        </w:rPr>
+      </w:pPr>
+      <w:r>
+        <w:rPr>
+          <w:rFonts w:ascii="Sagarmatha" w:hAnsi="Sagarmatha" w:cs="Arial"/>
+          <w:sz w:val="44"/>
+          <w:szCs w:val="44"/>
+        </w:rPr>
+        <w:t>o</w:t>
+      </w:r>
+      <w:r>
+        <w:rPr>
+          <w:rFonts w:ascii="Sagarmatha" w:hAnsi="Sagarmatha" w:cs="Arial"/>
+          <w:sz w:val="44"/>
+          <w:szCs w:val="44"/>
+        </w:rPr>
+        <w:tab/>
+      </w:r>
+      <w:r>
+        <w:rPr>
+          <w:rFonts w:ascii="Sagarmatha" w:hAnsi="Sagarmatha" w:cs="Arial"/>
+          <w:sz w:val="44"/>
+          <w:szCs w:val="44"/>
+          <w:u w:val="single"/>
+        </w:rPr>
+        <w:tab/>
+      </w:r>
+      <w:r>
+        <w:rPr>
+          <w:rFonts w:ascii="Sagarmatha" w:hAnsi="Sagarmatha" w:cs="Arial"/>
+          <w:sz w:val="44"/>
+          <w:szCs w:val="44"/>
+        </w:rPr>
+        <w:tab/>
+      </w:r>
+      <w:r>
+        <w:rPr>
+          <w:rFonts w:ascii="Sagarmatha" w:hAnsi="Sagarmatha" w:cs="Arial"/>
+          <w:sz w:val="44"/>
+          <w:szCs w:val="44"/>
+          <w:u w:val="single"/>
+        </w:rPr>
+        <w:tab/>
+      </w:r>
+      <w:r>
+        <w:rPr>
+          <w:rFonts w:ascii="Sagarmatha" w:hAnsi="Sagarmatha" w:cs="Arial"/>
+          <w:sz w:val="44"/>
+          <w:szCs w:val="44"/>
+        </w:rPr>
+        <w:tab/>
+      </w:r>
+      <w:r>
+        <w:rPr>
+          <w:rFonts w:ascii="Sagarmatha" w:hAnsi="Sagarmatha" w:cs="Arial"/>
+          <w:sz w:val="44"/>
+          <w:szCs w:val="44"/>
+          <w:u w:val="single"/>
+        </w:rPr>
+        <w:tab/>
+      </w:r>
+      <w:r>
+        <w:rPr>
+          <w:rFonts w:ascii="Sagarmatha" w:hAnsi="Sagarmatha" w:cs="Arial"/>
+          <w:sz w:val="44"/>
+          <w:szCs w:val="44"/>
+        </w:rPr>
+        <w:tab/>
+        <w:t>z</w:t>
+      </w:r>
+      <w:r>
+        <w:rPr>
+          <w:rFonts w:ascii="Sagarmatha" w:hAnsi="Sagarmatha" w:cs="Arial"/>
+          <w:sz w:val="44"/>
+          <w:szCs w:val="44"/>
+        </w:rPr>
+        <w:tab/>
+      </w:r>
+      <w:r>
+        <w:rPr>
+          <w:rFonts w:ascii="Sagarmatha" w:hAnsi="Sagarmatha" w:cs="Arial"/>
+          <w:sz w:val="44"/>
+          <w:szCs w:val="44"/>
+          <w:u w:val="single"/>
+        </w:rPr>
+        <w:tab/>
+      </w:r>
+      <w:r>
+        <w:rPr>
+          <w:rFonts w:ascii="Sagarmatha" w:hAnsi="Sagarmatha" w:cs="Arial"/>
+          <w:sz w:val="44"/>
+          <w:szCs w:val="44"/>
+        </w:rPr>
+        <w:tab/>
+      </w:r>
+      <w:r>
+        <w:rPr>
+          <w:rFonts w:ascii="Sagarmatha" w:hAnsi="Sagarmatha" w:cs="Arial"/>
+          <w:sz w:val="44"/>
+          <w:szCs w:val="44"/>
+          <w:u w:val="single"/>
+        </w:rPr>
+        <w:tab/>
+      </w:r>
+      <w:r>
+        <w:rPr>
+          <w:rFonts w:ascii="Sagarmatha" w:hAnsi="Sagarmatha" w:cs="Arial"/>
+          <w:sz w:val="44"/>
+          <w:szCs w:val="44"/>
+        </w:rPr>
+        <w:tab/>
+        <w:t>x</w:t>
+      </w:r>
+    </w:p>
+    <w:p>
+      <w:pPr>
+        <w:spacing w:after="0" w:line="360" w:lineRule="auto"/>
+        <w:jc w:val="both"/>
+        <w:rPr>
+          <w:rFonts w:ascii="Sagarmatha" w:hAnsi="Sagarmatha" w:cs="Arial"/>
+          <w:sz w:val="44"/>
+          <w:szCs w:val="44"/>
+        </w:rPr>
+      </w:pPr>
       <w:r>
         <w:rPr>
           <w:rFonts w:ascii="Sagarmatha" w:hAnsi="Sagarmatha" w:cs="Arial"/>
@@ -4359,18 +5359,18 @@
           <w:lang w:bidi="ar-SA"/>
         </w:rPr>
         <w:drawing>
-          <wp:anchor distT="0" distB="0" distL="114300" distR="114300" simplePos="0" relativeHeight="251670528" behindDoc="0" locked="0" layoutInCell="1" allowOverlap="1" wp14:anchorId="20DDC37E" wp14:editId="0CF385D7">
+          <wp:anchor distT="0" distB="0" distL="114300" distR="114300" simplePos="0" relativeHeight="251671552" behindDoc="0" locked="0" layoutInCell="1" allowOverlap="1" wp14:anchorId="7066C862" wp14:editId="126D61C1">
             <wp:simplePos x="0" y="0"/>
             <wp:positionH relativeFrom="column">
-              <wp:posOffset>4791812</wp:posOffset>
+              <wp:posOffset>828675</wp:posOffset>
             </wp:positionH>
             <wp:positionV relativeFrom="paragraph">
-              <wp:posOffset>283311</wp:posOffset>
+              <wp:posOffset>299719</wp:posOffset>
             </wp:positionV>
-            <wp:extent cx="603439" cy="697880"/>
-            <wp:effectExtent l="0" t="9208" r="0" b="0"/>
+            <wp:extent cx="2762250" cy="2438377"/>
+            <wp:effectExtent l="0" t="0" r="0" b="635"/>
             <wp:wrapNone/>
-            <wp:docPr id="134" name="Picture 134"/>
+            <wp:docPr id="135" name="Picture 135"/>
             <wp:cNvGraphicFramePr>
               <a:graphicFrameLocks xmlns:a="http://schemas.openxmlformats.org/drawingml/2006/main" noChangeAspect="1"/>
             </wp:cNvGraphicFramePr>
@@ -4378,24 +5378,26 @@
               <a:graphicData uri="http://schemas.openxmlformats.org/drawingml/2006/picture">
                 <pic:pic xmlns:pic="http://schemas.openxmlformats.org/drawingml/2006/picture">
                   <pic:nvPicPr>
-                    <pic:cNvPr id="0" name="download (5).jpeg"/>
+                    <pic:cNvPr id="0" name="download (16).png"/>
                     <pic:cNvPicPr/>
                   </pic:nvPicPr>
                   <pic:blipFill rotWithShape="1">
-                    <a:blip r:embed="rId14" cstate="print">
+                    <a:blip r:embed="rId14">
                       <a:extLst>
                         <a:ext uri="{28A0092B-C50C-407E-A947-70E740481C1C}">
                           <a14:useLocalDpi xmlns:a14="http://schemas.microsoft.com/office/drawing/2010/main" val="0"/>
                         </a:ext>
                       </a:extLst>
                     </a:blip>
-                    <a:srcRect l="12162" t="4324" r="12162" b="8109"/>
-                    <a:stretch/>
+                    <a:srcRect l="3084" t="17932" r="51938" b="22386"/>
+                    <a:stretch>
+                      <a:fillRect/>
+                    </a:stretch>
                   </pic:blipFill>
                   <pic:spPr bwMode="auto">
-                    <a:xfrm rot="16200000">
+                    <a:xfrm>
                       <a:off x="0" y="0"/>
-                      <a:ext cx="603439" cy="697880"/>
+                      <a:ext cx="2773810" cy="2448582"/>
                     </a:xfrm>
                     <a:prstGeom prst="rect">
                       <a:avLst/>
@@ -4424,168 +5426,145 @@
       <w:r>
         <w:rPr>
           <w:rFonts w:ascii="Sagarmatha" w:hAnsi="Sagarmatha" w:cs="Arial"/>
-          <w:noProof/>
-          <w:sz w:val="44"/>
-          <w:szCs w:val="44"/>
-          <w:lang w:bidi="ar-SA"/>
-        </w:rPr>
-        <w:drawing>
-          <wp:anchor distT="0" distB="0" distL="114300" distR="114300" simplePos="0" relativeHeight="251668480" behindDoc="0" locked="0" layoutInCell="1" allowOverlap="1" wp14:anchorId="268FC241" wp14:editId="741BFA85">
-            <wp:simplePos x="0" y="0"/>
-            <wp:positionH relativeFrom="column">
-              <wp:posOffset>97790</wp:posOffset>
-            </wp:positionH>
-            <wp:positionV relativeFrom="paragraph">
-              <wp:posOffset>405765</wp:posOffset>
-            </wp:positionV>
-            <wp:extent cx="485775" cy="483870"/>
-            <wp:effectExtent l="0" t="0" r="9525" b="0"/>
-            <wp:wrapNone/>
-            <wp:docPr id="132" name="Picture 132"/>
-            <wp:cNvGraphicFramePr>
-              <a:graphicFrameLocks xmlns:a="http://schemas.openxmlformats.org/drawingml/2006/main" noChangeAspect="1"/>
-            </wp:cNvGraphicFramePr>
-            <a:graphic xmlns:a="http://schemas.openxmlformats.org/drawingml/2006/main">
-              <a:graphicData uri="http://schemas.openxmlformats.org/drawingml/2006/picture">
-                <pic:pic xmlns:pic="http://schemas.openxmlformats.org/drawingml/2006/picture">
-                  <pic:nvPicPr>
-                    <pic:cNvPr id="0" name="download (14).png"/>
-                    <pic:cNvPicPr/>
-                  </pic:nvPicPr>
-                  <pic:blipFill>
-                    <a:blip r:embed="rId15" cstate="print">
-                      <a:extLst>
-                        <a:ext uri="{28A0092B-C50C-407E-A947-70E740481C1C}">
-                          <a14:useLocalDpi xmlns:a14="http://schemas.microsoft.com/office/drawing/2010/main" val="0"/>
-                        </a:ext>
-                      </a:extLst>
-                    </a:blip>
-                    <a:stretch>
-                      <a:fillRect/>
-                    </a:stretch>
-                  </pic:blipFill>
-                  <pic:spPr>
-                    <a:xfrm>
-                      <a:off x="0" y="0"/>
-                      <a:ext cx="485775" cy="483870"/>
-                    </a:xfrm>
-                    <a:prstGeom prst="rect">
-                      <a:avLst/>
-                    </a:prstGeom>
-                  </pic:spPr>
-                </pic:pic>
-              </a:graphicData>
-            </a:graphic>
-            <wp14:sizeRelH relativeFrom="page">
-              <wp14:pctWidth>0</wp14:pctWidth>
-            </wp14:sizeRelH>
-            <wp14:sizeRelV relativeFrom="page">
-              <wp14:pctHeight>0</wp14:pctHeight>
-            </wp14:sizeRelV>
-          </wp:anchor>
-        </w:drawing>
-      </w:r>
-      <w:r>
-        <w:rPr>
-          <w:rFonts w:ascii="Sagarmatha" w:hAnsi="Sagarmatha" w:cs="Arial"/>
-          <w:sz w:val="44"/>
-          <w:szCs w:val="44"/>
-          <w:u w:val="single"/>
-        </w:rPr>
-        <w:tab/>
-      </w:r>
-      <w:r>
-        <w:rPr>
-          <w:rFonts w:ascii="Sagarmatha" w:hAnsi="Sagarmatha" w:cs="Arial"/>
-          <w:sz w:val="44"/>
-          <w:szCs w:val="44"/>
-          <w:u w:val="single"/>
-        </w:rPr>
-        <w:tab/>
-      </w:r>
-      <w:r>
-        <w:rPr>
-          <w:rFonts w:ascii="Sagarmatha" w:hAnsi="Sagarmatha" w:cs="Arial"/>
-          <w:sz w:val="44"/>
-          <w:szCs w:val="44"/>
-        </w:rPr>
-        <w:tab/>
-      </w:r>
-      <w:r>
-        <w:rPr>
-          <w:rFonts w:ascii="Sagarmatha" w:hAnsi="Sagarmatha" w:cs="Arial"/>
-          <w:sz w:val="44"/>
-          <w:szCs w:val="44"/>
-        </w:rPr>
-        <w:tab/>
-      </w:r>
-      <w:r>
-        <w:rPr>
-          <w:rFonts w:ascii="Sagarmatha" w:hAnsi="Sagarmatha" w:cs="Arial"/>
-          <w:sz w:val="44"/>
-          <w:szCs w:val="44"/>
-        </w:rPr>
-        <w:tab/>
-      </w:r>
-      <w:r>
-        <w:rPr>
-          <w:rFonts w:ascii="Sagarmatha" w:hAnsi="Sagarmatha" w:cs="Arial"/>
-          <w:sz w:val="44"/>
-          <w:szCs w:val="44"/>
-          <w:u w:val="single"/>
-        </w:rPr>
-        <w:tab/>
-      </w:r>
-      <w:r>
-        <w:rPr>
-          <w:rFonts w:ascii="Sagarmatha" w:hAnsi="Sagarmatha" w:cs="Arial"/>
-          <w:sz w:val="44"/>
-          <w:szCs w:val="44"/>
-          <w:u w:val="single"/>
-        </w:rPr>
-        <w:tab/>
-      </w:r>
-      <w:r>
-        <w:rPr>
-          <w:rFonts w:ascii="Sagarmatha" w:hAnsi="Sagarmatha" w:cs="Arial"/>
-          <w:sz w:val="44"/>
-          <w:szCs w:val="44"/>
-        </w:rPr>
-        <w:tab/>
-      </w:r>
-      <w:r>
-        <w:rPr>
-          <w:rFonts w:ascii="Sagarmatha" w:hAnsi="Sagarmatha" w:cs="Arial"/>
-          <w:sz w:val="44"/>
-          <w:szCs w:val="44"/>
-        </w:rPr>
-        <w:tab/>
-      </w:r>
-      <w:r>
-        <w:rPr>
-          <w:rFonts w:ascii="Sagarmatha" w:hAnsi="Sagarmatha" w:cs="Arial"/>
-          <w:sz w:val="44"/>
-          <w:szCs w:val="44"/>
-        </w:rPr>
-        <w:tab/>
-      </w:r>
-      <w:r>
-        <w:rPr>
-          <w:rFonts w:ascii="Sagarmatha" w:hAnsi="Sagarmatha" w:cs="Arial"/>
-          <w:sz w:val="44"/>
-          <w:szCs w:val="44"/>
-          <w:u w:val="single"/>
-        </w:rPr>
-        <w:tab/>
-      </w:r>
-      <w:r>
-        <w:rPr>
-          <w:rFonts w:ascii="Sagarmatha" w:hAnsi="Sagarmatha" w:cs="Arial"/>
-          <w:sz w:val="44"/>
-          <w:szCs w:val="44"/>
-          <w:u w:val="single"/>
-        </w:rPr>
-        <w:tab/>
+          <w:sz w:val="44"/>
+          <w:szCs w:val="44"/>
+        </w:rPr>
+        <w:t xml:space="preserve">*= /ª </w:t>
+      </w:r>
+      <w:proofErr w:type="spellStart"/>
+      <w:r>
+        <w:rPr>
+          <w:rFonts w:ascii="Sagarmatha" w:hAnsi="Sagarmatha" w:cs="Arial"/>
+          <w:sz w:val="44"/>
+          <w:szCs w:val="44"/>
+        </w:rPr>
+        <w:t>eg</w:t>
+      </w:r>
+      <w:proofErr w:type="spellEnd"/>
+      <w:r>
+        <w:rPr>
+          <w:rFonts w:ascii="Sagarmatha" w:hAnsi="Sagarmatha" w:cs="Arial"/>
+          <w:sz w:val="44"/>
+          <w:szCs w:val="44"/>
+        </w:rPr>
+        <w:t>'{</w:t>
+      </w:r>
+      <w:proofErr w:type="spellStart"/>
+      <w:r>
+        <w:rPr>
+          <w:rFonts w:ascii="Sagarmatha" w:hAnsi="Sagarmatha" w:cs="Arial"/>
+          <w:sz w:val="44"/>
+          <w:szCs w:val="44"/>
+        </w:rPr>
+        <w:t>xf</w:t>
+      </w:r>
+      <w:proofErr w:type="spellEnd"/>
+      <w:proofErr w:type="gramStart"/>
+      <w:r>
+        <w:rPr>
+          <w:rFonts w:ascii="Sagarmatha" w:hAnsi="Sagarmatha" w:cs="Arial"/>
+          <w:sz w:val="44"/>
+          <w:szCs w:val="44"/>
+        </w:rPr>
+        <w:t>];\</w:t>
+      </w:r>
+      <w:proofErr w:type="gramEnd"/>
+      <w:r>
+        <w:rPr>
+          <w:rFonts w:ascii="Sagarmatha" w:hAnsi="Sagarmatha" w:cs="Arial"/>
+          <w:sz w:val="44"/>
+          <w:szCs w:val="44"/>
+        </w:rPr>
+        <w:t xml:space="preserve"> .</w:t>
+      </w:r>
+      <w:r>
+        <w:rPr>
+          <w:rFonts w:ascii="Sagarmatha" w:hAnsi="Sagarmatha" w:cs="Arial"/>
+          <w:sz w:val="44"/>
+          <w:szCs w:val="44"/>
+        </w:rPr>
+        <w:tab/>
+      </w:r>
+      <w:r>
+        <w:rPr>
+          <w:rFonts w:ascii="Sagarmatha" w:hAnsi="Sagarmatha" w:cs="Arial"/>
+          <w:sz w:val="44"/>
+          <w:szCs w:val="44"/>
+        </w:rPr>
+        <w:tab/>
+      </w:r>
+      <w:r>
+        <w:rPr>
+          <w:rFonts w:ascii="Sagarmatha" w:hAnsi="Sagarmatha" w:cs="Arial"/>
+          <w:sz w:val="44"/>
+          <w:szCs w:val="44"/>
+        </w:rPr>
+        <w:tab/>
+      </w:r>
+      <w:r>
+        <w:rPr>
+          <w:rFonts w:ascii="Sagarmatha" w:hAnsi="Sagarmatha" w:cs="Arial"/>
+          <w:sz w:val="44"/>
+          <w:szCs w:val="44"/>
+        </w:rPr>
+        <w:tab/>
+      </w:r>
+      <w:r>
+        <w:rPr>
+          <w:rFonts w:ascii="Sagarmatha" w:hAnsi="Sagarmatha" w:cs="Arial"/>
+          <w:sz w:val="44"/>
+          <w:szCs w:val="44"/>
+        </w:rPr>
+        <w:tab/>
+      </w:r>
+      <w:r>
+        <w:rPr>
+          <w:rFonts w:ascii="Sagarmatha" w:hAnsi="Sagarmatha" w:cs="Arial"/>
+          <w:sz w:val="44"/>
+          <w:szCs w:val="44"/>
+        </w:rPr>
+        <w:tab/>
+      </w:r>
+      <w:r>
+        <w:rPr>
+          <w:rFonts w:ascii="Sagarmatha" w:hAnsi="Sagarmatha" w:cs="Arial"/>
+          <w:sz w:val="44"/>
+          <w:szCs w:val="44"/>
+        </w:rPr>
+        <w:tab/>
+      </w:r>
+      <w:r>
+        <w:rPr>
+          <w:rFonts w:ascii="Sagarmatha" w:hAnsi="Sagarmatha" w:cs="Arial"/>
+          <w:sz w:val="44"/>
+          <w:szCs w:val="44"/>
+        </w:rPr>
+        <w:tab/>
+      </w:r>
+      <w:r>
+        <w:rPr>
+          <w:rFonts w:ascii="Sagarmatha" w:hAnsi="Sagarmatha" w:cs="Arial"/>
+          <w:sz w:val="44"/>
+          <w:szCs w:val="44"/>
+        </w:rPr>
+        <w:tab/>
+      </w:r>
+      <w:r>
+        <w:rPr>
+          <w:rFonts w:ascii="Sagarmatha" w:hAnsi="Sagarmatha" w:cs="Arial"/>
+          <w:sz w:val="44"/>
+          <w:szCs w:val="44"/>
+        </w:rPr>
+        <w:tab/>
+      </w:r>
+      <w:r>
+        <w:rPr>
+          <w:rFonts w:ascii="Sagarmatha" w:hAnsi="Sagarmatha" w:cs="Arial"/>
+          <w:sz w:val="44"/>
+          <w:szCs w:val="44"/>
+        </w:rPr>
+        <w:tab/>
+        <w:t>%</w:t>
       </w:r>
     </w:p>
     <w:p>
@@ -4599,774 +5578,45 @@
         </w:rPr>
       </w:pPr>
     </w:p>
+    <w:p/>
+    <w:p/>
+    <w:p/>
     <w:p>
       <w:pPr>
-        <w:spacing w:after="0" w:line="360" w:lineRule="auto"/>
-        <w:jc w:val="both"/>
-        <w:rPr>
-          <w:rFonts w:ascii="Sagarmatha" w:hAnsi="Sagarmatha" w:cs="Arial"/>
-          <w:sz w:val="44"/>
-          <w:szCs w:val="44"/>
-          <w:u w:val="single"/>
+        <w:jc w:val="center"/>
+        <w:rPr>
+          <w:rFonts w:ascii="Preeti" w:hAnsi="Preeti"/>
+          <w:b/>
+          <w:bCs/>
+          <w:sz w:val="32"/>
+          <w:szCs w:val="28"/>
         </w:rPr>
       </w:pPr>
     </w:p>
     <w:p>
       <w:pPr>
-        <w:spacing w:after="0" w:line="360" w:lineRule="auto"/>
-        <w:jc w:val="both"/>
-        <w:rPr>
-          <w:rFonts w:ascii="Sagarmatha" w:hAnsi="Sagarmatha" w:cs="Arial"/>
-          <w:sz w:val="44"/>
-          <w:szCs w:val="44"/>
+        <w:jc w:val="center"/>
+        <w:rPr>
+          <w:rFonts w:ascii="Preeti" w:hAnsi="Preeti"/>
+          <w:b/>
+          <w:bCs/>
+          <w:sz w:val="32"/>
+          <w:szCs w:val="28"/>
         </w:rPr>
       </w:pPr>
-      <w:r>
-        <w:rPr>
-          <w:rFonts w:ascii="Sagarmatha" w:hAnsi="Sagarmatha" w:cs="Arial"/>
-          <w:sz w:val="44"/>
-          <w:szCs w:val="44"/>
-          <w:u w:val="single"/>
-        </w:rPr>
-        <w:tab/>
-      </w:r>
-      <w:r>
-        <w:rPr>
-          <w:rFonts w:ascii="Sagarmatha" w:hAnsi="Sagarmatha" w:cs="Arial"/>
-          <w:sz w:val="44"/>
-          <w:szCs w:val="44"/>
-          <w:u w:val="single"/>
-        </w:rPr>
-        <w:tab/>
-      </w:r>
-      <w:r>
-        <w:rPr>
-          <w:rFonts w:ascii="Sagarmatha" w:hAnsi="Sagarmatha" w:cs="Arial"/>
-          <w:sz w:val="44"/>
-          <w:szCs w:val="44"/>
-        </w:rPr>
-        <w:tab/>
-      </w:r>
-      <w:r>
-        <w:rPr>
-          <w:rFonts w:ascii="Sagarmatha" w:hAnsi="Sagarmatha" w:cs="Arial"/>
-          <w:sz w:val="44"/>
-          <w:szCs w:val="44"/>
-        </w:rPr>
-        <w:tab/>
-      </w:r>
-      <w:r>
-        <w:rPr>
-          <w:rFonts w:ascii="Sagarmatha" w:hAnsi="Sagarmatha" w:cs="Arial"/>
-          <w:sz w:val="44"/>
-          <w:szCs w:val="44"/>
-        </w:rPr>
-        <w:tab/>
-      </w:r>
-      <w:r>
-        <w:rPr>
-          <w:rFonts w:ascii="Sagarmatha" w:hAnsi="Sagarmatha" w:cs="Arial"/>
-          <w:sz w:val="44"/>
-          <w:szCs w:val="44"/>
-          <w:u w:val="single"/>
-        </w:rPr>
-        <w:tab/>
-      </w:r>
-      <w:r>
-        <w:rPr>
-          <w:rFonts w:ascii="Sagarmatha" w:hAnsi="Sagarmatha" w:cs="Arial"/>
-          <w:sz w:val="44"/>
-          <w:szCs w:val="44"/>
-          <w:u w:val="single"/>
-        </w:rPr>
-        <w:tab/>
-      </w:r>
-      <w:r>
-        <w:rPr>
-          <w:rFonts w:ascii="Sagarmatha" w:hAnsi="Sagarmatha" w:cs="Arial"/>
-          <w:sz w:val="44"/>
-          <w:szCs w:val="44"/>
-        </w:rPr>
-        <w:tab/>
-      </w:r>
-      <w:r>
-        <w:rPr>
-          <w:rFonts w:ascii="Sagarmatha" w:hAnsi="Sagarmatha" w:cs="Arial"/>
-          <w:sz w:val="44"/>
-          <w:szCs w:val="44"/>
-        </w:rPr>
-        <w:tab/>
-      </w:r>
-      <w:r>
-        <w:rPr>
-          <w:rFonts w:ascii="Sagarmatha" w:hAnsi="Sagarmatha" w:cs="Arial"/>
-          <w:sz w:val="44"/>
-          <w:szCs w:val="44"/>
-        </w:rPr>
-        <w:tab/>
-      </w:r>
-      <w:r>
-        <w:rPr>
-          <w:rFonts w:ascii="Sagarmatha" w:hAnsi="Sagarmatha" w:cs="Arial"/>
-          <w:sz w:val="44"/>
-          <w:szCs w:val="44"/>
-          <w:u w:val="single"/>
-        </w:rPr>
-        <w:tab/>
-      </w:r>
-      <w:r>
-        <w:rPr>
-          <w:rFonts w:ascii="Sagarmatha" w:hAnsi="Sagarmatha" w:cs="Arial"/>
-          <w:sz w:val="44"/>
-          <w:szCs w:val="44"/>
-          <w:u w:val="single"/>
-        </w:rPr>
-        <w:tab/>
-      </w:r>
     </w:p>
     <w:p>
       <w:pPr>
-        <w:spacing w:after="0" w:line="360" w:lineRule="auto"/>
-        <w:jc w:val="both"/>
-        <w:rPr>
-          <w:rFonts w:ascii="Sagarmatha" w:hAnsi="Sagarmatha" w:cs="Arial"/>
-          <w:sz w:val="44"/>
-          <w:szCs w:val="44"/>
-        </w:rPr>
-      </w:pPr>
-      <w:r>
-        <w:rPr>
-          <w:rFonts w:ascii="Sagarmatha" w:hAnsi="Sagarmatha" w:cs="Arial"/>
-          <w:sz w:val="44"/>
-          <w:szCs w:val="44"/>
-        </w:rPr>
-        <w:t xml:space="preserve">&amp;= </w:t>
-      </w:r>
-      <w:proofErr w:type="spellStart"/>
-      <w:r>
-        <w:rPr>
-          <w:rFonts w:ascii="Sagarmatha" w:hAnsi="Sagarmatha" w:cs="Arial"/>
-          <w:sz w:val="44"/>
-          <w:szCs w:val="44"/>
-        </w:rPr>
-        <w:t>vfnL</w:t>
-      </w:r>
-      <w:proofErr w:type="spellEnd"/>
-      <w:r>
-        <w:rPr>
-          <w:rFonts w:ascii="Sagarmatha" w:hAnsi="Sagarmatha" w:cs="Arial"/>
-          <w:sz w:val="44"/>
-          <w:szCs w:val="44"/>
-        </w:rPr>
-        <w:t xml:space="preserve"> 7fpF </w:t>
-      </w:r>
-      <w:proofErr w:type="spellStart"/>
-      <w:r>
-        <w:rPr>
-          <w:rFonts w:ascii="Sagarmatha" w:hAnsi="Sagarmatha" w:cs="Arial"/>
-          <w:sz w:val="44"/>
-          <w:szCs w:val="44"/>
-        </w:rPr>
-        <w:t>eg</w:t>
-      </w:r>
-      <w:proofErr w:type="spellEnd"/>
-      <w:r>
-        <w:rPr>
-          <w:rFonts w:ascii="Sagarmatha" w:hAnsi="Sagarmatha" w:cs="Arial"/>
-          <w:sz w:val="44"/>
-          <w:szCs w:val="44"/>
-        </w:rPr>
-        <w:t>'{</w:t>
-      </w:r>
-      <w:proofErr w:type="spellStart"/>
-      <w:r>
-        <w:rPr>
-          <w:rFonts w:ascii="Sagarmatha" w:hAnsi="Sagarmatha" w:cs="Arial"/>
-          <w:sz w:val="44"/>
-          <w:szCs w:val="44"/>
-        </w:rPr>
-        <w:t>xf</w:t>
-      </w:r>
-      <w:proofErr w:type="spellEnd"/>
-      <w:proofErr w:type="gramStart"/>
-      <w:r>
-        <w:rPr>
-          <w:rFonts w:ascii="Sagarmatha" w:hAnsi="Sagarmatha" w:cs="Arial"/>
-          <w:sz w:val="44"/>
-          <w:szCs w:val="44"/>
-        </w:rPr>
-        <w:t>];\</w:t>
-      </w:r>
-      <w:proofErr w:type="gramEnd"/>
-      <w:r>
-        <w:rPr>
-          <w:rFonts w:ascii="Sagarmatha" w:hAnsi="Sagarmatha" w:cs="Arial"/>
-          <w:sz w:val="44"/>
-          <w:szCs w:val="44"/>
-        </w:rPr>
-        <w:t xml:space="preserve"> .</w:t>
-      </w:r>
-      <w:r>
-        <w:rPr>
-          <w:rFonts w:ascii="Sagarmatha" w:hAnsi="Sagarmatha" w:cs="Arial"/>
-          <w:sz w:val="44"/>
-          <w:szCs w:val="44"/>
-        </w:rPr>
-        <w:tab/>
-      </w:r>
-      <w:r>
-        <w:rPr>
-          <w:rFonts w:ascii="Sagarmatha" w:hAnsi="Sagarmatha" w:cs="Arial"/>
-          <w:sz w:val="44"/>
-          <w:szCs w:val="44"/>
-        </w:rPr>
-        <w:tab/>
-      </w:r>
-      <w:r>
-        <w:rPr>
-          <w:rFonts w:ascii="Sagarmatha" w:hAnsi="Sagarmatha" w:cs="Arial"/>
-          <w:sz w:val="44"/>
-          <w:szCs w:val="44"/>
-        </w:rPr>
-        <w:tab/>
-      </w:r>
-      <w:r>
-        <w:rPr>
-          <w:rFonts w:ascii="Sagarmatha" w:hAnsi="Sagarmatha" w:cs="Arial"/>
-          <w:sz w:val="44"/>
-          <w:szCs w:val="44"/>
-        </w:rPr>
-        <w:tab/>
-      </w:r>
-      <w:r>
-        <w:rPr>
-          <w:rFonts w:ascii="Sagarmatha" w:hAnsi="Sagarmatha" w:cs="Arial"/>
-          <w:sz w:val="44"/>
-          <w:szCs w:val="44"/>
-        </w:rPr>
-        <w:tab/>
-      </w:r>
-      <w:r>
-        <w:rPr>
-          <w:rFonts w:ascii="Sagarmatha" w:hAnsi="Sagarmatha" w:cs="Arial"/>
-          <w:sz w:val="44"/>
-          <w:szCs w:val="44"/>
-        </w:rPr>
-        <w:tab/>
-      </w:r>
-      <w:r>
-        <w:rPr>
-          <w:rFonts w:ascii="Sagarmatha" w:hAnsi="Sagarmatha" w:cs="Arial"/>
-          <w:sz w:val="44"/>
-          <w:szCs w:val="44"/>
-        </w:rPr>
-        <w:tab/>
-      </w:r>
-      <w:r>
-        <w:rPr>
-          <w:rFonts w:ascii="Sagarmatha" w:hAnsi="Sagarmatha" w:cs="Arial"/>
-          <w:sz w:val="44"/>
-          <w:szCs w:val="44"/>
-        </w:rPr>
-        <w:tab/>
-      </w:r>
-      <w:r>
-        <w:rPr>
-          <w:rFonts w:ascii="Sagarmatha" w:hAnsi="Sagarmatha" w:cs="Arial"/>
-          <w:sz w:val="44"/>
-          <w:szCs w:val="44"/>
-        </w:rPr>
-        <w:tab/>
-      </w:r>
-      <w:r>
-        <w:rPr>
-          <w:rFonts w:ascii="Sagarmatha" w:hAnsi="Sagarmatha" w:cs="Arial"/>
-          <w:sz w:val="44"/>
-          <w:szCs w:val="44"/>
-        </w:rPr>
-        <w:tab/>
-        <w:t>!)</w:t>
-      </w:r>
-    </w:p>
-    <w:p>
-      <w:pPr>
-        <w:spacing w:after="0" w:line="360" w:lineRule="auto"/>
-        <w:ind w:left="288"/>
-        <w:jc w:val="both"/>
-        <w:rPr>
-          <w:rFonts w:ascii="Sagarmatha" w:hAnsi="Sagarmatha" w:cs="Arial"/>
-          <w:sz w:val="44"/>
-          <w:szCs w:val="44"/>
-          <w:u w:val="single"/>
-        </w:rPr>
-      </w:pPr>
-      <w:r>
-        <w:rPr>
-          <w:rFonts w:ascii="Sagarmatha" w:hAnsi="Sagarmatha" w:cs="Arial"/>
-          <w:sz w:val="44"/>
-          <w:szCs w:val="44"/>
-        </w:rPr>
-        <w:t>w</w:t>
-      </w:r>
-      <w:r>
-        <w:rPr>
-          <w:rFonts w:ascii="Sagarmatha" w:hAnsi="Sagarmatha" w:cs="Arial"/>
-          <w:sz w:val="44"/>
-          <w:szCs w:val="44"/>
-        </w:rPr>
-        <w:tab/>
-      </w:r>
-      <w:r>
-        <w:rPr>
-          <w:rFonts w:ascii="Sagarmatha" w:hAnsi="Sagarmatha" w:cs="Arial"/>
-          <w:sz w:val="44"/>
-          <w:szCs w:val="44"/>
-          <w:u w:val="single"/>
-        </w:rPr>
-        <w:tab/>
-      </w:r>
-      <w:r>
-        <w:rPr>
-          <w:rFonts w:ascii="Sagarmatha" w:hAnsi="Sagarmatha" w:cs="Arial"/>
-          <w:sz w:val="44"/>
-          <w:szCs w:val="44"/>
-        </w:rPr>
-        <w:tab/>
-      </w:r>
-      <w:r>
-        <w:rPr>
-          <w:rFonts w:ascii="Sagarmatha" w:hAnsi="Sagarmatha" w:cs="Arial"/>
-          <w:sz w:val="44"/>
-          <w:szCs w:val="44"/>
-          <w:u w:val="single"/>
-        </w:rPr>
-        <w:tab/>
-      </w:r>
-      <w:r>
-        <w:rPr>
-          <w:rFonts w:ascii="Sagarmatha" w:hAnsi="Sagarmatha" w:cs="Arial"/>
-          <w:sz w:val="44"/>
-          <w:szCs w:val="44"/>
-        </w:rPr>
-        <w:tab/>
-        <w:t>km</w:t>
-      </w:r>
-      <w:r>
-        <w:rPr>
-          <w:rFonts w:ascii="Sagarmatha" w:hAnsi="Sagarmatha" w:cs="Arial"/>
-          <w:sz w:val="44"/>
-          <w:szCs w:val="44"/>
-        </w:rPr>
-        <w:tab/>
-      </w:r>
-      <w:r>
-        <w:rPr>
-          <w:rFonts w:ascii="Sagarmatha" w:hAnsi="Sagarmatha" w:cs="Arial"/>
-          <w:sz w:val="44"/>
-          <w:szCs w:val="44"/>
-          <w:u w:val="single"/>
-        </w:rPr>
-        <w:tab/>
-      </w:r>
-      <w:r>
-        <w:rPr>
-          <w:rFonts w:ascii="Sagarmatha" w:hAnsi="Sagarmatha" w:cs="Arial"/>
-          <w:sz w:val="44"/>
-          <w:szCs w:val="44"/>
-        </w:rPr>
-        <w:tab/>
-      </w:r>
-      <w:r>
-        <w:rPr>
-          <w:rFonts w:ascii="Sagarmatha" w:hAnsi="Sagarmatha" w:cs="Arial"/>
-          <w:sz w:val="44"/>
-          <w:szCs w:val="44"/>
-          <w:u w:val="single"/>
-        </w:rPr>
-        <w:tab/>
-      </w:r>
-      <w:r>
-        <w:rPr>
-          <w:rFonts w:ascii="Sagarmatha" w:hAnsi="Sagarmatha" w:cs="Arial"/>
-          <w:sz w:val="44"/>
-          <w:szCs w:val="44"/>
-        </w:rPr>
-        <w:tab/>
-      </w:r>
-      <w:r>
-        <w:rPr>
-          <w:rFonts w:ascii="Sagarmatha" w:hAnsi="Sagarmatha" w:cs="Arial"/>
-          <w:sz w:val="44"/>
-          <w:szCs w:val="44"/>
-          <w:u w:val="single"/>
-        </w:rPr>
-        <w:tab/>
-      </w:r>
-    </w:p>
-    <w:p>
-      <w:pPr>
-        <w:spacing w:after="0" w:line="360" w:lineRule="auto"/>
-        <w:ind w:left="288"/>
-        <w:jc w:val="both"/>
-        <w:rPr>
-          <w:rFonts w:ascii="Sagarmatha" w:hAnsi="Sagarmatha" w:cs="Arial"/>
-          <w:sz w:val="44"/>
-          <w:szCs w:val="44"/>
-        </w:rPr>
-      </w:pPr>
-      <w:r>
-        <w:rPr>
-          <w:rFonts w:ascii="Sagarmatha" w:hAnsi="Sagarmatha" w:cs="Arial"/>
-          <w:noProof/>
-          <w:sz w:val="44"/>
-          <w:szCs w:val="44"/>
-          <w:lang w:bidi="ar-SA"/>
-        </w:rPr>
-        <w:drawing>
-          <wp:anchor distT="0" distB="0" distL="114300" distR="114300" simplePos="0" relativeHeight="251671552" behindDoc="0" locked="0" layoutInCell="1" allowOverlap="1" wp14:anchorId="7066C862" wp14:editId="76649D4D">
-            <wp:simplePos x="0" y="0"/>
-            <wp:positionH relativeFrom="column">
-              <wp:posOffset>1423095</wp:posOffset>
-            </wp:positionH>
-            <wp:positionV relativeFrom="paragraph">
-              <wp:posOffset>375285</wp:posOffset>
-            </wp:positionV>
-            <wp:extent cx="2035834" cy="1797133"/>
-            <wp:effectExtent l="0" t="0" r="2540" b="0"/>
-            <wp:wrapNone/>
-            <wp:docPr id="135" name="Picture 135"/>
-            <wp:cNvGraphicFramePr>
-              <a:graphicFrameLocks xmlns:a="http://schemas.openxmlformats.org/drawingml/2006/main" noChangeAspect="1"/>
-            </wp:cNvGraphicFramePr>
-            <a:graphic xmlns:a="http://schemas.openxmlformats.org/drawingml/2006/main">
-              <a:graphicData uri="http://schemas.openxmlformats.org/drawingml/2006/picture">
-                <pic:pic xmlns:pic="http://schemas.openxmlformats.org/drawingml/2006/picture">
-                  <pic:nvPicPr>
-                    <pic:cNvPr id="0" name="download (16).png"/>
-                    <pic:cNvPicPr/>
-                  </pic:nvPicPr>
-                  <pic:blipFill rotWithShape="1">
-                    <a:blip r:embed="rId16">
-                      <a:extLst>
-                        <a:ext uri="{28A0092B-C50C-407E-A947-70E740481C1C}">
-                          <a14:useLocalDpi xmlns:a14="http://schemas.microsoft.com/office/drawing/2010/main" val="0"/>
-                        </a:ext>
-                      </a:extLst>
-                    </a:blip>
-                    <a:srcRect l="3084" t="17932" r="51938" b="22386"/>
-                    <a:stretch>
-                      <a:fillRect/>
-                    </a:stretch>
-                  </pic:blipFill>
-                  <pic:spPr bwMode="auto">
-                    <a:xfrm>
-                      <a:off x="0" y="0"/>
-                      <a:ext cx="2035834" cy="1797133"/>
-                    </a:xfrm>
-                    <a:prstGeom prst="rect">
-                      <a:avLst/>
-                    </a:prstGeom>
-                    <a:ln>
-                      <a:noFill/>
-                    </a:ln>
-                    <a:extLst>
-                      <a:ext uri="{53640926-AAD7-44D8-BBD7-CCE9431645EC}">
-                        <a14:shadowObscured xmlns:a14="http://schemas.microsoft.com/office/drawing/2010/main"/>
-                      </a:ext>
-                    </a:extLst>
-                  </pic:spPr>
-                </pic:pic>
-              </a:graphicData>
-            </a:graphic>
-            <wp14:sizeRelH relativeFrom="page">
-              <wp14:pctWidth>0</wp14:pctWidth>
-            </wp14:sizeRelH>
-            <wp14:sizeRelV relativeFrom="page">
-              <wp14:pctHeight>0</wp14:pctHeight>
-            </wp14:sizeRelV>
-          </wp:anchor>
-        </w:drawing>
-      </w:r>
-      <w:r>
-        <w:rPr>
-          <w:rFonts w:ascii="Sagarmatha" w:hAnsi="Sagarmatha" w:cs="Arial"/>
-          <w:sz w:val="44"/>
-          <w:szCs w:val="44"/>
-        </w:rPr>
-        <w:t>o</w:t>
-      </w:r>
-      <w:r>
-        <w:rPr>
-          <w:rFonts w:ascii="Sagarmatha" w:hAnsi="Sagarmatha" w:cs="Arial"/>
-          <w:sz w:val="44"/>
-          <w:szCs w:val="44"/>
-        </w:rPr>
-        <w:tab/>
-      </w:r>
-      <w:r>
-        <w:rPr>
-          <w:rFonts w:ascii="Sagarmatha" w:hAnsi="Sagarmatha" w:cs="Arial"/>
-          <w:sz w:val="44"/>
-          <w:szCs w:val="44"/>
-          <w:u w:val="single"/>
-        </w:rPr>
-        <w:tab/>
-      </w:r>
-      <w:r>
-        <w:rPr>
-          <w:rFonts w:ascii="Sagarmatha" w:hAnsi="Sagarmatha" w:cs="Arial"/>
-          <w:sz w:val="44"/>
-          <w:szCs w:val="44"/>
-        </w:rPr>
-        <w:tab/>
-      </w:r>
-      <w:r>
-        <w:rPr>
-          <w:rFonts w:ascii="Sagarmatha" w:hAnsi="Sagarmatha" w:cs="Arial"/>
-          <w:sz w:val="44"/>
-          <w:szCs w:val="44"/>
-          <w:u w:val="single"/>
-        </w:rPr>
-        <w:tab/>
-      </w:r>
-      <w:r>
-        <w:rPr>
-          <w:rFonts w:ascii="Sagarmatha" w:hAnsi="Sagarmatha" w:cs="Arial"/>
-          <w:sz w:val="44"/>
-          <w:szCs w:val="44"/>
-        </w:rPr>
-        <w:tab/>
-      </w:r>
-      <w:r>
-        <w:rPr>
-          <w:rFonts w:ascii="Sagarmatha" w:hAnsi="Sagarmatha" w:cs="Arial"/>
-          <w:sz w:val="44"/>
-          <w:szCs w:val="44"/>
-          <w:u w:val="single"/>
-        </w:rPr>
-        <w:tab/>
-      </w:r>
-      <w:r>
-        <w:rPr>
-          <w:rFonts w:ascii="Sagarmatha" w:hAnsi="Sagarmatha" w:cs="Arial"/>
-          <w:sz w:val="44"/>
-          <w:szCs w:val="44"/>
-        </w:rPr>
-        <w:tab/>
-        <w:t>z</w:t>
-      </w:r>
-      <w:r>
-        <w:rPr>
-          <w:rFonts w:ascii="Sagarmatha" w:hAnsi="Sagarmatha" w:cs="Arial"/>
-          <w:sz w:val="44"/>
-          <w:szCs w:val="44"/>
-        </w:rPr>
-        <w:tab/>
-      </w:r>
-      <w:r>
-        <w:rPr>
-          <w:rFonts w:ascii="Sagarmatha" w:hAnsi="Sagarmatha" w:cs="Arial"/>
-          <w:sz w:val="44"/>
-          <w:szCs w:val="44"/>
-          <w:u w:val="single"/>
-        </w:rPr>
-        <w:tab/>
-      </w:r>
-      <w:r>
-        <w:rPr>
-          <w:rFonts w:ascii="Sagarmatha" w:hAnsi="Sagarmatha" w:cs="Arial"/>
-          <w:sz w:val="44"/>
-          <w:szCs w:val="44"/>
-        </w:rPr>
-        <w:tab/>
-      </w:r>
-      <w:r>
-        <w:rPr>
-          <w:rFonts w:ascii="Sagarmatha" w:hAnsi="Sagarmatha" w:cs="Arial"/>
-          <w:sz w:val="44"/>
-          <w:szCs w:val="44"/>
-          <w:u w:val="single"/>
-        </w:rPr>
-        <w:tab/>
-      </w:r>
-      <w:r>
-        <w:rPr>
-          <w:rFonts w:ascii="Sagarmatha" w:hAnsi="Sagarmatha" w:cs="Arial"/>
-          <w:sz w:val="44"/>
-          <w:szCs w:val="44"/>
-        </w:rPr>
-        <w:tab/>
-        <w:t>x</w:t>
-      </w:r>
-    </w:p>
-    <w:p>
-      <w:pPr>
-        <w:spacing w:after="0" w:line="360" w:lineRule="auto"/>
-        <w:jc w:val="both"/>
-        <w:rPr>
-          <w:rFonts w:ascii="Sagarmatha" w:hAnsi="Sagarmatha" w:cs="Arial"/>
-          <w:sz w:val="44"/>
-          <w:szCs w:val="44"/>
-        </w:rPr>
-      </w:pPr>
-      <w:r>
-        <w:rPr>
-          <w:rFonts w:ascii="Sagarmatha" w:hAnsi="Sagarmatha" w:cs="Arial"/>
-          <w:sz w:val="44"/>
-          <w:szCs w:val="44"/>
-        </w:rPr>
-        <w:t xml:space="preserve">*= /ª </w:t>
-      </w:r>
-      <w:proofErr w:type="spellStart"/>
-      <w:r>
-        <w:rPr>
-          <w:rFonts w:ascii="Sagarmatha" w:hAnsi="Sagarmatha" w:cs="Arial"/>
-          <w:sz w:val="44"/>
-          <w:szCs w:val="44"/>
-        </w:rPr>
-        <w:t>eg</w:t>
-      </w:r>
-      <w:proofErr w:type="spellEnd"/>
-      <w:r>
-        <w:rPr>
-          <w:rFonts w:ascii="Sagarmatha" w:hAnsi="Sagarmatha" w:cs="Arial"/>
-          <w:sz w:val="44"/>
-          <w:szCs w:val="44"/>
-        </w:rPr>
-        <w:t>'{</w:t>
-      </w:r>
-      <w:proofErr w:type="spellStart"/>
-      <w:r>
-        <w:rPr>
-          <w:rFonts w:ascii="Sagarmatha" w:hAnsi="Sagarmatha" w:cs="Arial"/>
-          <w:sz w:val="44"/>
-          <w:szCs w:val="44"/>
-        </w:rPr>
-        <w:t>xf</w:t>
-      </w:r>
-      <w:proofErr w:type="spellEnd"/>
-      <w:proofErr w:type="gramStart"/>
-      <w:r>
-        <w:rPr>
-          <w:rFonts w:ascii="Sagarmatha" w:hAnsi="Sagarmatha" w:cs="Arial"/>
-          <w:sz w:val="44"/>
-          <w:szCs w:val="44"/>
-        </w:rPr>
-        <w:t>];\</w:t>
-      </w:r>
-      <w:proofErr w:type="gramEnd"/>
-      <w:r>
-        <w:rPr>
-          <w:rFonts w:ascii="Sagarmatha" w:hAnsi="Sagarmatha" w:cs="Arial"/>
-          <w:sz w:val="44"/>
-          <w:szCs w:val="44"/>
-        </w:rPr>
-        <w:t xml:space="preserve"> .</w:t>
-      </w:r>
-      <w:r>
-        <w:rPr>
-          <w:rFonts w:ascii="Sagarmatha" w:hAnsi="Sagarmatha" w:cs="Arial"/>
-          <w:sz w:val="44"/>
-          <w:szCs w:val="44"/>
-        </w:rPr>
-        <w:tab/>
-      </w:r>
-      <w:r>
-        <w:rPr>
-          <w:rFonts w:ascii="Sagarmatha" w:hAnsi="Sagarmatha" w:cs="Arial"/>
-          <w:sz w:val="44"/>
-          <w:szCs w:val="44"/>
-        </w:rPr>
-        <w:tab/>
-      </w:r>
-      <w:r>
-        <w:rPr>
-          <w:rFonts w:ascii="Sagarmatha" w:hAnsi="Sagarmatha" w:cs="Arial"/>
-          <w:sz w:val="44"/>
-          <w:szCs w:val="44"/>
-        </w:rPr>
-        <w:tab/>
-      </w:r>
-      <w:r>
-        <w:rPr>
-          <w:rFonts w:ascii="Sagarmatha" w:hAnsi="Sagarmatha" w:cs="Arial"/>
-          <w:sz w:val="44"/>
-          <w:szCs w:val="44"/>
-        </w:rPr>
-        <w:tab/>
-      </w:r>
-      <w:r>
-        <w:rPr>
-          <w:rFonts w:ascii="Sagarmatha" w:hAnsi="Sagarmatha" w:cs="Arial"/>
-          <w:sz w:val="44"/>
-          <w:szCs w:val="44"/>
-        </w:rPr>
-        <w:tab/>
-      </w:r>
-      <w:r>
-        <w:rPr>
-          <w:rFonts w:ascii="Sagarmatha" w:hAnsi="Sagarmatha" w:cs="Arial"/>
-          <w:sz w:val="44"/>
-          <w:szCs w:val="44"/>
-        </w:rPr>
-        <w:tab/>
-      </w:r>
-      <w:r>
-        <w:rPr>
-          <w:rFonts w:ascii="Sagarmatha" w:hAnsi="Sagarmatha" w:cs="Arial"/>
-          <w:sz w:val="44"/>
-          <w:szCs w:val="44"/>
-        </w:rPr>
-        <w:tab/>
-      </w:r>
-      <w:r>
-        <w:rPr>
-          <w:rFonts w:ascii="Sagarmatha" w:hAnsi="Sagarmatha" w:cs="Arial"/>
-          <w:sz w:val="44"/>
-          <w:szCs w:val="44"/>
-        </w:rPr>
-        <w:tab/>
-      </w:r>
-      <w:r>
-        <w:rPr>
-          <w:rFonts w:ascii="Sagarmatha" w:hAnsi="Sagarmatha" w:cs="Arial"/>
-          <w:sz w:val="44"/>
-          <w:szCs w:val="44"/>
-        </w:rPr>
-        <w:tab/>
-      </w:r>
-      <w:r>
-        <w:rPr>
-          <w:rFonts w:ascii="Sagarmatha" w:hAnsi="Sagarmatha" w:cs="Arial"/>
-          <w:sz w:val="44"/>
-          <w:szCs w:val="44"/>
-        </w:rPr>
-        <w:tab/>
-      </w:r>
-      <w:r>
-        <w:rPr>
-          <w:rFonts w:ascii="Sagarmatha" w:hAnsi="Sagarmatha" w:cs="Arial"/>
-          <w:sz w:val="44"/>
-          <w:szCs w:val="44"/>
-        </w:rPr>
-        <w:tab/>
-        <w:t>%</w:t>
-      </w:r>
-    </w:p>
-    <w:p>
-      <w:pPr>
-        <w:spacing w:after="0" w:line="360" w:lineRule="auto"/>
-        <w:jc w:val="both"/>
-        <w:rPr>
-          <w:rFonts w:ascii="Sagarmatha" w:hAnsi="Sagarmatha" w:cs="Arial"/>
-          <w:sz w:val="44"/>
-          <w:szCs w:val="44"/>
+        <w:jc w:val="center"/>
+        <w:rPr>
+          <w:rFonts w:ascii="Preeti" w:hAnsi="Preeti"/>
+          <w:b/>
+          <w:bCs/>
+          <w:sz w:val="32"/>
+          <w:szCs w:val="28"/>
         </w:rPr>
       </w:pPr>
     </w:p>
-    <w:p/>
-    <w:p/>
-    <w:p/>
     <w:p>
       <w:pPr>
         <w:jc w:val="center"/>
